--- a/DAY-5/Lab Exercise - Configure ConfigMap and Secrets in AKS using Azure Cloud Shell.docx
+++ b/DAY-5/Lab Exercise - Configure ConfigMap and Secrets in AKS using Azure Cloud Shell.docx
@@ -49,33 +49,7 @@
           <w:szCs w:val="36"/>
           <w:lang w:val="en-IN"/>
         </w:rPr>
-        <w:t xml:space="preserve">Configure </w:t>
-      </w:r>
-      <w:proofErr w:type="spellStart"/>
-      <w:r>
-        <w:rPr>
-          <w:rFonts w:ascii="Georgia Pro" w:eastAsia="Georgia Pro" w:hAnsi="Georgia Pro" w:cs="Georgia Pro"/>
-          <w:b/>
-          <w:bCs/>
-          <w:color w:val="000000" w:themeColor="text1"/>
-          <w:sz w:val="36"/>
-          <w:szCs w:val="36"/>
-          <w:lang w:val="en-IN"/>
-        </w:rPr>
-        <w:t>ConfigMap</w:t>
-      </w:r>
-      <w:proofErr w:type="spellEnd"/>
-      <w:r>
-        <w:rPr>
-          <w:rFonts w:ascii="Georgia Pro" w:eastAsia="Georgia Pro" w:hAnsi="Georgia Pro" w:cs="Georgia Pro"/>
-          <w:b/>
-          <w:bCs/>
-          <w:color w:val="000000" w:themeColor="text1"/>
-          <w:sz w:val="36"/>
-          <w:szCs w:val="36"/>
-          <w:lang w:val="en-IN"/>
-        </w:rPr>
-        <w:t xml:space="preserve"> and Secrets in AKS using Azure Cloud Shell</w:t>
+        <w:t>Configure ConfigMap and Secrets in AKS using Azure Cloud Shell</w:t>
       </w:r>
     </w:p>
     <w:p>
@@ -162,23 +136,7 @@
           <w:rFonts w:ascii="Georgia Pro" w:eastAsia="Georgia Pro" w:hAnsi="Georgia Pro" w:cs="Georgia Pro"/>
           <w:color w:val="000000" w:themeColor="text1"/>
         </w:rPr>
-        <w:t xml:space="preserve">Create Kubernetes </w:t>
-      </w:r>
-      <w:proofErr w:type="spellStart"/>
-      <w:r>
-        <w:rPr>
-          <w:rFonts w:ascii="Georgia Pro" w:eastAsia="Georgia Pro" w:hAnsi="Georgia Pro" w:cs="Georgia Pro"/>
-          <w:color w:val="000000" w:themeColor="text1"/>
-        </w:rPr>
-        <w:t>ConfigMap</w:t>
-      </w:r>
-      <w:proofErr w:type="spellEnd"/>
-      <w:r>
-        <w:rPr>
-          <w:rFonts w:ascii="Georgia Pro" w:eastAsia="Georgia Pro" w:hAnsi="Georgia Pro" w:cs="Georgia Pro"/>
-          <w:color w:val="000000" w:themeColor="text1"/>
-        </w:rPr>
-        <w:t xml:space="preserve"> </w:t>
+        <w:t xml:space="preserve">Create Kubernetes ConfigMap </w:t>
       </w:r>
     </w:p>
     <w:p>
@@ -218,23 +176,7 @@
           <w:rFonts w:ascii="Georgia Pro" w:eastAsia="Georgia Pro" w:hAnsi="Georgia Pro" w:cs="Georgia Pro"/>
           <w:color w:val="000000" w:themeColor="text1"/>
         </w:rPr>
-        <w:t xml:space="preserve">Deploy an application using </w:t>
-      </w:r>
-      <w:proofErr w:type="spellStart"/>
-      <w:r>
-        <w:rPr>
-          <w:rFonts w:ascii="Georgia Pro" w:eastAsia="Georgia Pro" w:hAnsi="Georgia Pro" w:cs="Georgia Pro"/>
-          <w:color w:val="000000" w:themeColor="text1"/>
-        </w:rPr>
-        <w:t>ConfigMap</w:t>
-      </w:r>
-      <w:proofErr w:type="spellEnd"/>
-      <w:r>
-        <w:rPr>
-          <w:rFonts w:ascii="Georgia Pro" w:eastAsia="Georgia Pro" w:hAnsi="Georgia Pro" w:cs="Georgia Pro"/>
-          <w:color w:val="000000" w:themeColor="text1"/>
-        </w:rPr>
-        <w:t xml:space="preserve"> and Secret </w:t>
+        <w:t xml:space="preserve">Deploy an application using ConfigMap and Secret </w:t>
       </w:r>
     </w:p>
     <w:p>
@@ -307,7 +249,7 @@
           <w:color w:val="000000" w:themeColor="text1"/>
         </w:rPr>
         <w:pict w14:anchorId="3EBE9144">
-          <v:rect id="_x0000_i1360" style="width:0;height:1.5pt" o:hralign="center" o:hrstd="t" o:hr="t" fillcolor="#a0a0a0" stroked="f"/>
+          <v:rect id="_x0000_i1026" style="width:0;height:1.5pt" o:hralign="center" o:hrstd="t" o:hr="t" fillcolor="#a0a0a0" stroked="f"/>
         </w:pict>
       </w:r>
     </w:p>
@@ -328,52 +270,23 @@
           <w:bCs/>
           <w:color w:val="000000" w:themeColor="text1"/>
         </w:rPr>
-        <w:t xml:space="preserve">What are </w:t>
-      </w:r>
-      <w:proofErr w:type="spellStart"/>
-      <w:r>
-        <w:rPr>
-          <w:rFonts w:ascii="Georgia Pro" w:eastAsia="Georgia Pro" w:hAnsi="Georgia Pro" w:cs="Georgia Pro"/>
-          <w:b/>
-          <w:bCs/>
-          <w:color w:val="000000" w:themeColor="text1"/>
-        </w:rPr>
-        <w:t>ConfigMaps</w:t>
-      </w:r>
-      <w:proofErr w:type="spellEnd"/>
-      <w:r>
-        <w:rPr>
-          <w:rFonts w:ascii="Georgia Pro" w:eastAsia="Georgia Pro" w:hAnsi="Georgia Pro" w:cs="Georgia Pro"/>
-          <w:b/>
-          <w:bCs/>
-          <w:color w:val="000000" w:themeColor="text1"/>
-        </w:rPr>
-        <w:t>?</w:t>
-      </w:r>
-    </w:p>
-    <w:p>
-      <w:pPr>
-        <w:spacing w:after="0" w:line="480" w:lineRule="auto"/>
-        <w:rPr>
-          <w:rFonts w:ascii="Georgia Pro" w:eastAsia="Georgia Pro" w:hAnsi="Georgia Pro" w:cs="Georgia Pro"/>
-          <w:color w:val="000000" w:themeColor="text1"/>
-        </w:rPr>
-      </w:pPr>
-      <w:proofErr w:type="spellStart"/>
-      <w:r>
-        <w:rPr>
-          <w:rFonts w:ascii="Georgia Pro" w:eastAsia="Georgia Pro" w:hAnsi="Georgia Pro" w:cs="Georgia Pro"/>
-          <w:color w:val="000000" w:themeColor="text1"/>
-        </w:rPr>
-        <w:t>ConfigMaps</w:t>
-      </w:r>
-      <w:proofErr w:type="spellEnd"/>
-      <w:r>
-        <w:rPr>
-          <w:rFonts w:ascii="Georgia Pro" w:eastAsia="Georgia Pro" w:hAnsi="Georgia Pro" w:cs="Georgia Pro"/>
-          <w:color w:val="000000" w:themeColor="text1"/>
-        </w:rPr>
-        <w:t xml:space="preserve"> store:</w:t>
+        <w:t>What are ConfigMaps?</w:t>
+      </w:r>
+    </w:p>
+    <w:p>
+      <w:pPr>
+        <w:spacing w:after="0" w:line="480" w:lineRule="auto"/>
+        <w:rPr>
+          <w:rFonts w:ascii="Georgia Pro" w:eastAsia="Georgia Pro" w:hAnsi="Georgia Pro" w:cs="Georgia Pro"/>
+          <w:color w:val="000000" w:themeColor="text1"/>
+        </w:rPr>
+      </w:pPr>
+      <w:r>
+        <w:rPr>
+          <w:rFonts w:ascii="Georgia Pro" w:eastAsia="Georgia Pro" w:hAnsi="Georgia Pro" w:cs="Georgia Pro"/>
+          <w:color w:val="000000" w:themeColor="text1"/>
+        </w:rPr>
+        <w:t>ConfigMaps store:</w:t>
       </w:r>
     </w:p>
     <w:p>
@@ -546,7 +459,7 @@
           <w:color w:val="000000" w:themeColor="text1"/>
         </w:rPr>
         <w:pict w14:anchorId="2FD7ABB4">
-          <v:rect id="_x0000_i1361" style="width:0;height:1.5pt" o:hralign="center" o:hrstd="t" o:hr="t" fillcolor="#a0a0a0" stroked="f"/>
+          <v:rect id="_x0000_i1027" style="width:0;height:1.5pt" o:hralign="center" o:hrstd="t" o:hr="t" fillcolor="#a0a0a0" stroked="f"/>
         </w:pict>
       </w:r>
     </w:p>
@@ -717,7 +630,7 @@
           <w:color w:val="000000" w:themeColor="text1"/>
         </w:rPr>
         <w:pict w14:anchorId="40F4ED49">
-          <v:rect id="_x0000_i1363" style="width:0;height:1.5pt" o:hralign="center" o:hrstd="t" o:hr="t" fillcolor="#a0a0a0" stroked="f"/>
+          <v:rect id="_x0000_i1028" style="width:0;height:1.5pt" o:hralign="center" o:hrstd="t" o:hr="t" fillcolor="#a0a0a0" stroked="f"/>
         </w:pict>
       </w:r>
     </w:p>
@@ -778,23 +691,7 @@
           <w:rFonts w:ascii="Georgia Pro" w:eastAsia="Georgia Pro" w:hAnsi="Georgia Pro" w:cs="Georgia Pro"/>
           <w:color w:val="000000" w:themeColor="text1"/>
         </w:rPr>
-        <w:t xml:space="preserve">Kubernetes </w:t>
-      </w:r>
-      <w:proofErr w:type="spellStart"/>
-      <w:r>
-        <w:rPr>
-          <w:rFonts w:ascii="Georgia Pro" w:eastAsia="Georgia Pro" w:hAnsi="Georgia Pro" w:cs="Georgia Pro"/>
-          <w:color w:val="000000" w:themeColor="text1"/>
-        </w:rPr>
-        <w:t>ConfigMap</w:t>
-      </w:r>
-      <w:proofErr w:type="spellEnd"/>
-      <w:r>
-        <w:rPr>
-          <w:rFonts w:ascii="Georgia Pro" w:eastAsia="Georgia Pro" w:hAnsi="Georgia Pro" w:cs="Georgia Pro"/>
-          <w:color w:val="000000" w:themeColor="text1"/>
-        </w:rPr>
-        <w:t xml:space="preserve"> </w:t>
+        <w:t xml:space="preserve">Kubernetes ConfigMap </w:t>
       </w:r>
     </w:p>
     <w:p>
@@ -891,7 +788,7 @@
           <w:color w:val="000000" w:themeColor="text1"/>
         </w:rPr>
         <w:pict w14:anchorId="0F3FE95B">
-          <v:rect id="_x0000_i1364" style="width:0;height:1.5pt" o:hralign="center" o:hrstd="t" o:hr="t" fillcolor="#a0a0a0" stroked="f"/>
+          <v:rect id="_x0000_i1029" style="width:0;height:1.5pt" o:hralign="center" o:hrstd="t" o:hr="t" fillcolor="#a0a0a0" stroked="f"/>
         </w:pict>
       </w:r>
     </w:p>
@@ -969,7 +866,7 @@
           <w:color w:val="000000" w:themeColor="text1"/>
         </w:rPr>
         <w:pict w14:anchorId="21E807C0">
-          <v:rect id="_x0000_i1365" style="width:0;height:1.5pt" o:hralign="center" o:hrstd="t" o:hr="t" fillcolor="#a0a0a0" stroked="f"/>
+          <v:rect id="_x0000_i1030" style="width:0;height:1.5pt" o:hralign="center" o:hrstd="t" o:hr="t" fillcolor="#a0a0a0" stroked="f"/>
         </w:pict>
       </w:r>
     </w:p>
@@ -1140,37 +1037,12 @@
                 <w:color w:val="000000" w:themeColor="text1"/>
               </w:rPr>
             </w:pPr>
-            <w:proofErr w:type="spellStart"/>
             <w:r>
               <w:rPr>
                 <w:rFonts w:ascii="Georgia Pro" w:eastAsia="Georgia Pro" w:hAnsi="Georgia Pro" w:cs="Georgia Pro"/>
                 <w:color w:val="000000" w:themeColor="text1"/>
               </w:rPr>
-              <w:t>rg</w:t>
-            </w:r>
-            <w:proofErr w:type="spellEnd"/>
-            <w:r>
-              <w:rPr>
-                <w:rFonts w:ascii="Georgia Pro" w:eastAsia="Georgia Pro" w:hAnsi="Georgia Pro" w:cs="Georgia Pro"/>
-                <w:color w:val="000000" w:themeColor="text1"/>
-              </w:rPr>
-              <w:t>-</w:t>
-            </w:r>
-            <w:proofErr w:type="spellStart"/>
-            <w:r>
-              <w:rPr>
-                <w:rFonts w:ascii="Georgia Pro" w:eastAsia="Georgia Pro" w:hAnsi="Georgia Pro" w:cs="Georgia Pro"/>
-                <w:color w:val="000000" w:themeColor="text1"/>
-              </w:rPr>
-              <w:t>configmap</w:t>
-            </w:r>
-            <w:proofErr w:type="spellEnd"/>
-            <w:r>
-              <w:rPr>
-                <w:rFonts w:ascii="Georgia Pro" w:eastAsia="Georgia Pro" w:hAnsi="Georgia Pro" w:cs="Georgia Pro"/>
-                <w:color w:val="000000" w:themeColor="text1"/>
-              </w:rPr>
-              <w:t>-lab</w:t>
+              <w:t>rg-configmap-lab</w:t>
             </w:r>
           </w:p>
         </w:tc>
@@ -1217,7 +1089,6 @@
                 <w:color w:val="000000" w:themeColor="text1"/>
               </w:rPr>
             </w:pPr>
-            <w:proofErr w:type="spellStart"/>
             <w:r>
               <w:rPr>
                 <w:rFonts w:ascii="Georgia Pro" w:eastAsia="Georgia Pro" w:hAnsi="Georgia Pro" w:cs="Georgia Pro"/>
@@ -1225,7 +1096,6 @@
               </w:rPr>
               <w:t>aks-configmap</w:t>
             </w:r>
-            <w:proofErr w:type="spellEnd"/>
           </w:p>
         </w:tc>
       </w:tr>
@@ -1375,7 +1245,6 @@
                 <w:color w:val="000000" w:themeColor="text1"/>
               </w:rPr>
             </w:pPr>
-            <w:proofErr w:type="spellStart"/>
             <w:r>
               <w:rPr>
                 <w:rFonts w:ascii="Georgia Pro" w:eastAsia="Georgia Pro" w:hAnsi="Georgia Pro" w:cs="Georgia Pro"/>
@@ -1383,7 +1252,6 @@
               </w:rPr>
               <w:t>agentpool</w:t>
             </w:r>
-            <w:proofErr w:type="spellEnd"/>
           </w:p>
         </w:tc>
       </w:tr>
@@ -1429,7 +1297,6 @@
                 <w:color w:val="000000" w:themeColor="text1"/>
               </w:rPr>
             </w:pPr>
-            <w:proofErr w:type="spellStart"/>
             <w:r>
               <w:rPr>
                 <w:rFonts w:ascii="Georgia Pro" w:eastAsia="Georgia Pro" w:hAnsi="Georgia Pro" w:cs="Georgia Pro"/>
@@ -1437,7 +1304,6 @@
               </w:rPr>
               <w:t>centralindia</w:t>
             </w:r>
-            <w:proofErr w:type="spellEnd"/>
           </w:p>
         </w:tc>
       </w:tr>
@@ -1456,7 +1322,7 @@
           <w:color w:val="000000" w:themeColor="text1"/>
         </w:rPr>
         <w:pict w14:anchorId="5D7E135C">
-          <v:rect id="_x0000_i1366" style="width:0;height:1.5pt" o:hralign="center" o:hrstd="t" o:hr="t" fillcolor="#a0a0a0" stroked="f"/>
+          <v:rect id="_x0000_i1031" style="width:0;height:1.5pt" o:hralign="center" o:hrstd="t" o:hr="t" fillcolor="#a0a0a0" stroked="f"/>
         </w:pict>
       </w:r>
     </w:p>
@@ -1584,7 +1450,7 @@
           <w:color w:val="000000" w:themeColor="text1"/>
         </w:rPr>
         <w:pict w14:anchorId="48B99C9E">
-          <v:rect id="_x0000_i1367" style="width:0;height:1.5pt" o:hralign="center" o:hrstd="t" o:hr="t" fillcolor="#a0a0a0" stroked="f"/>
+          <v:rect id="_x0000_i1032" style="width:0;height:1.5pt" o:hralign="center" o:hrstd="t" o:hr="t" fillcolor="#a0a0a0" stroked="f"/>
         </w:pict>
       </w:r>
     </w:p>
@@ -1625,21 +1491,12 @@
           <w:color w:val="000000" w:themeColor="text1"/>
         </w:rPr>
       </w:pPr>
-      <w:proofErr w:type="spellStart"/>
-      <w:r>
-        <w:rPr>
-          <w:rFonts w:ascii="Georgia Pro" w:eastAsia="Georgia Pro" w:hAnsi="Georgia Pro" w:cs="Georgia Pro"/>
-          <w:color w:val="000000" w:themeColor="text1"/>
-        </w:rPr>
-        <w:t>az</w:t>
-      </w:r>
-      <w:proofErr w:type="spellEnd"/>
-      <w:r>
-        <w:rPr>
-          <w:rFonts w:ascii="Georgia Pro" w:eastAsia="Georgia Pro" w:hAnsi="Georgia Pro" w:cs="Georgia Pro"/>
-          <w:color w:val="000000" w:themeColor="text1"/>
-        </w:rPr>
-        <w:t xml:space="preserve"> group create \</w:t>
+      <w:r>
+        <w:rPr>
+          <w:rFonts w:ascii="Georgia Pro" w:eastAsia="Georgia Pro" w:hAnsi="Georgia Pro" w:cs="Georgia Pro"/>
+          <w:color w:val="000000" w:themeColor="text1"/>
+        </w:rPr>
+        <w:t>az group create \</w:t>
       </w:r>
       <w:r>
         <w:rPr>
@@ -1647,39 +1504,7 @@
           <w:color w:val="000000" w:themeColor="text1"/>
         </w:rPr>
         <w:br/>
-        <w:t xml:space="preserve">--name </w:t>
-      </w:r>
-      <w:proofErr w:type="spellStart"/>
-      <w:r>
-        <w:rPr>
-          <w:rFonts w:ascii="Georgia Pro" w:eastAsia="Georgia Pro" w:hAnsi="Georgia Pro" w:cs="Georgia Pro"/>
-          <w:color w:val="000000" w:themeColor="text1"/>
-        </w:rPr>
-        <w:t>rg</w:t>
-      </w:r>
-      <w:proofErr w:type="spellEnd"/>
-      <w:r>
-        <w:rPr>
-          <w:rFonts w:ascii="Georgia Pro" w:eastAsia="Georgia Pro" w:hAnsi="Georgia Pro" w:cs="Georgia Pro"/>
-          <w:color w:val="000000" w:themeColor="text1"/>
-        </w:rPr>
-        <w:t>-</w:t>
-      </w:r>
-      <w:proofErr w:type="spellStart"/>
-      <w:r>
-        <w:rPr>
-          <w:rFonts w:ascii="Georgia Pro" w:eastAsia="Georgia Pro" w:hAnsi="Georgia Pro" w:cs="Georgia Pro"/>
-          <w:color w:val="000000" w:themeColor="text1"/>
-        </w:rPr>
-        <w:t>configmap</w:t>
-      </w:r>
-      <w:proofErr w:type="spellEnd"/>
-      <w:r>
-        <w:rPr>
-          <w:rFonts w:ascii="Georgia Pro" w:eastAsia="Georgia Pro" w:hAnsi="Georgia Pro" w:cs="Georgia Pro"/>
-          <w:color w:val="000000" w:themeColor="text1"/>
-        </w:rPr>
-        <w:t>-lab \</w:t>
+        <w:t>--name rg-configmap-lab \</w:t>
       </w:r>
       <w:r>
         <w:rPr>
@@ -1687,17 +1512,8 @@
           <w:color w:val="000000" w:themeColor="text1"/>
         </w:rPr>
         <w:br/>
-        <w:t xml:space="preserve">--location </w:t>
-      </w:r>
-      <w:proofErr w:type="spellStart"/>
-      <w:r>
-        <w:rPr>
-          <w:rFonts w:ascii="Georgia Pro" w:eastAsia="Georgia Pro" w:hAnsi="Georgia Pro" w:cs="Georgia Pro"/>
-          <w:color w:val="000000" w:themeColor="text1"/>
-        </w:rPr>
-        <w:t>centralindia</w:t>
-      </w:r>
-      <w:proofErr w:type="spellEnd"/>
+        <w:t>--location centralindia</w:t>
+      </w:r>
     </w:p>
     <w:p>
       <w:pPr>
@@ -1713,7 +1529,7 @@
           <w:color w:val="000000" w:themeColor="text1"/>
         </w:rPr>
         <w:pict w14:anchorId="13BA3E54">
-          <v:rect id="_x0000_i1368" style="width:0;height:1.5pt" o:hralign="center" o:hrstd="t" o:hr="t" fillcolor="#a0a0a0" stroked="f"/>
+          <v:rect id="_x0000_i1033" style="width:0;height:1.5pt" o:hralign="center" o:hrstd="t" o:hr="t" fillcolor="#a0a0a0" stroked="f"/>
         </w:pict>
       </w:r>
     </w:p>
@@ -1755,6 +1571,142 @@
         </w:rPr>
         <w:lastRenderedPageBreak/>
         <w:t>Step 3: Create AKS Cluster</w:t>
+      </w:r>
+    </w:p>
+    <w:p>
+      <w:pPr>
+        <w:pBdr>
+          <w:top w:val="single" w:sz="4" w:space="1" w:color="auto"/>
+          <w:left w:val="single" w:sz="4" w:space="9" w:color="auto"/>
+          <w:bottom w:val="single" w:sz="4" w:space="1" w:color="auto"/>
+          <w:right w:val="single" w:sz="4" w:space="4" w:color="auto"/>
+          <w:between w:val="single" w:sz="4" w:space="1" w:color="auto"/>
+          <w:bar w:val="single" w:sz="4" w:color="auto"/>
+        </w:pBdr>
+        <w:shd w:val="clear" w:color="auto" w:fill="F2F2F2" w:themeFill="background1" w:themeFillShade="F2"/>
+        <w:spacing w:after="0" w:line="480" w:lineRule="auto"/>
+        <w:rPr>
+          <w:rFonts w:ascii="Georgia Pro" w:eastAsia="Georgia Pro" w:hAnsi="Georgia Pro" w:cs="Georgia Pro"/>
+          <w:color w:val="000000" w:themeColor="text1"/>
+        </w:rPr>
+      </w:pPr>
+      <w:r>
+        <w:rPr>
+          <w:rFonts w:ascii="Georgia Pro" w:eastAsia="Georgia Pro" w:hAnsi="Georgia Pro" w:cs="Georgia Pro"/>
+          <w:color w:val="000000" w:themeColor="text1"/>
+        </w:rPr>
+        <w:t>az aks create \</w:t>
+      </w:r>
+      <w:r>
+        <w:rPr>
+          <w:rFonts w:ascii="Georgia Pro" w:eastAsia="Georgia Pro" w:hAnsi="Georgia Pro" w:cs="Georgia Pro"/>
+          <w:color w:val="000000" w:themeColor="text1"/>
+        </w:rPr>
+        <w:br/>
+        <w:t>--resource-group rg-configmap-lab \</w:t>
+      </w:r>
+      <w:r>
+        <w:rPr>
+          <w:rFonts w:ascii="Georgia Pro" w:eastAsia="Georgia Pro" w:hAnsi="Georgia Pro" w:cs="Georgia Pro"/>
+          <w:color w:val="000000" w:themeColor="text1"/>
+        </w:rPr>
+        <w:br/>
+        <w:t>--name aks-configmap \</w:t>
+      </w:r>
+      <w:r>
+        <w:rPr>
+          <w:rFonts w:ascii="Georgia Pro" w:eastAsia="Georgia Pro" w:hAnsi="Georgia Pro" w:cs="Georgia Pro"/>
+          <w:color w:val="000000" w:themeColor="text1"/>
+        </w:rPr>
+        <w:br/>
+        <w:t>--node-count 1 \</w:t>
+      </w:r>
+      <w:r>
+        <w:rPr>
+          <w:rFonts w:ascii="Georgia Pro" w:eastAsia="Georgia Pro" w:hAnsi="Georgia Pro" w:cs="Georgia Pro"/>
+          <w:color w:val="000000" w:themeColor="text1"/>
+        </w:rPr>
+        <w:br/>
+        <w:t>--node-vm-size Standard_B2s \</w:t>
+      </w:r>
+      <w:r>
+        <w:rPr>
+          <w:rFonts w:ascii="Georgia Pro" w:eastAsia="Georgia Pro" w:hAnsi="Georgia Pro" w:cs="Georgia Pro"/>
+          <w:color w:val="000000" w:themeColor="text1"/>
+        </w:rPr>
+        <w:br/>
+        <w:t>--nodepool-name agentpool \</w:t>
+      </w:r>
+      <w:r>
+        <w:rPr>
+          <w:rFonts w:ascii="Georgia Pro" w:eastAsia="Georgia Pro" w:hAnsi="Georgia Pro" w:cs="Georgia Pro"/>
+          <w:color w:val="000000" w:themeColor="text1"/>
+        </w:rPr>
+        <w:br/>
+        <w:t>--generate-ssh-keys</w:t>
+      </w:r>
+    </w:p>
+    <w:p>
+      <w:pPr>
+        <w:spacing w:after="0" w:line="480" w:lineRule="auto"/>
+        <w:rPr>
+          <w:rFonts w:ascii="Georgia Pro" w:eastAsia="Georgia Pro" w:hAnsi="Georgia Pro" w:cs="Georgia Pro"/>
+          <w:color w:val="000000" w:themeColor="text1"/>
+        </w:rPr>
+      </w:pPr>
+    </w:p>
+    <w:p>
+      <w:pPr>
+        <w:spacing w:after="0" w:line="480" w:lineRule="auto"/>
+        <w:rPr>
+          <w:rFonts w:ascii="Georgia Pro" w:eastAsia="Georgia Pro" w:hAnsi="Georgia Pro" w:cs="Georgia Pro"/>
+          <w:color w:val="000000" w:themeColor="text1"/>
+        </w:rPr>
+      </w:pPr>
+      <w:r>
+        <w:rPr>
+          <w:rFonts w:ascii="Georgia Pro" w:eastAsia="Georgia Pro" w:hAnsi="Georgia Pro" w:cs="Georgia Pro"/>
+          <w:color w:val="000000" w:themeColor="text1"/>
+        </w:rPr>
+        <w:t>Wait 5–10 minutes.</w:t>
+      </w:r>
+    </w:p>
+    <w:p>
+      <w:pPr>
+        <w:spacing w:after="0" w:line="480" w:lineRule="auto"/>
+        <w:rPr>
+          <w:rFonts w:ascii="Georgia Pro" w:eastAsia="Georgia Pro" w:hAnsi="Georgia Pro" w:cs="Georgia Pro"/>
+          <w:color w:val="000000" w:themeColor="text1"/>
+        </w:rPr>
+      </w:pPr>
+      <w:r>
+        <w:rPr>
+          <w:rFonts w:ascii="Georgia Pro" w:eastAsia="Georgia Pro" w:hAnsi="Georgia Pro" w:cs="Georgia Pro"/>
+          <w:color w:val="000000" w:themeColor="text1"/>
+        </w:rPr>
+        <w:pict w14:anchorId="6AF5E9B1">
+          <v:rect id="_x0000_i1034" style="width:0;height:1.5pt" o:hralign="center" o:hrstd="t" o:hr="t" fillcolor="#a0a0a0" stroked="f"/>
+        </w:pict>
+      </w:r>
+    </w:p>
+    <w:p>
+      <w:pPr>
+        <w:spacing w:after="0" w:line="480" w:lineRule="auto"/>
+        <w:rPr>
+          <w:rFonts w:ascii="Georgia Pro" w:eastAsia="Georgia Pro" w:hAnsi="Georgia Pro" w:cs="Georgia Pro"/>
+          <w:b/>
+          <w:bCs/>
+          <w:color w:val="000000" w:themeColor="text1"/>
+        </w:rPr>
+      </w:pPr>
+      <w:r>
+        <w:rPr>
+          <w:rFonts w:ascii="Georgia Pro" w:eastAsia="Georgia Pro" w:hAnsi="Georgia Pro" w:cs="Georgia Pro"/>
+          <w:b/>
+          <w:bCs/>
+          <w:color w:val="000000" w:themeColor="text1"/>
+        </w:rPr>
+        <w:t>Step 4: Connect to AKS Cluster</w:t>
       </w:r>
     </w:p>
     <w:p>
@@ -1774,37 +1726,12 @@
           <w:color w:val="000000" w:themeColor="text1"/>
         </w:rPr>
       </w:pPr>
-      <w:proofErr w:type="spellStart"/>
-      <w:r>
-        <w:rPr>
-          <w:rFonts w:ascii="Georgia Pro" w:eastAsia="Georgia Pro" w:hAnsi="Georgia Pro" w:cs="Georgia Pro"/>
-          <w:color w:val="000000" w:themeColor="text1"/>
-        </w:rPr>
-        <w:t>az</w:t>
-      </w:r>
-      <w:proofErr w:type="spellEnd"/>
-      <w:r>
-        <w:rPr>
-          <w:rFonts w:ascii="Georgia Pro" w:eastAsia="Georgia Pro" w:hAnsi="Georgia Pro" w:cs="Georgia Pro"/>
-          <w:color w:val="000000" w:themeColor="text1"/>
-        </w:rPr>
-        <w:t xml:space="preserve"> </w:t>
-      </w:r>
-      <w:proofErr w:type="spellStart"/>
-      <w:r>
-        <w:rPr>
-          <w:rFonts w:ascii="Georgia Pro" w:eastAsia="Georgia Pro" w:hAnsi="Georgia Pro" w:cs="Georgia Pro"/>
-          <w:color w:val="000000" w:themeColor="text1"/>
-        </w:rPr>
-        <w:t>aks</w:t>
-      </w:r>
-      <w:proofErr w:type="spellEnd"/>
-      <w:r>
-        <w:rPr>
-          <w:rFonts w:ascii="Georgia Pro" w:eastAsia="Georgia Pro" w:hAnsi="Georgia Pro" w:cs="Georgia Pro"/>
-          <w:color w:val="000000" w:themeColor="text1"/>
-        </w:rPr>
-        <w:t xml:space="preserve"> create \</w:t>
+      <w:r>
+        <w:rPr>
+          <w:rFonts w:ascii="Georgia Pro" w:eastAsia="Georgia Pro" w:hAnsi="Georgia Pro" w:cs="Georgia Pro"/>
+          <w:color w:val="000000" w:themeColor="text1"/>
+        </w:rPr>
+        <w:t>az aks get-credentials \</w:t>
       </w:r>
       <w:r>
         <w:rPr>
@@ -1812,39 +1739,7 @@
           <w:color w:val="000000" w:themeColor="text1"/>
         </w:rPr>
         <w:br/>
-        <w:t xml:space="preserve">--resource-group </w:t>
-      </w:r>
-      <w:proofErr w:type="spellStart"/>
-      <w:r>
-        <w:rPr>
-          <w:rFonts w:ascii="Georgia Pro" w:eastAsia="Georgia Pro" w:hAnsi="Georgia Pro" w:cs="Georgia Pro"/>
-          <w:color w:val="000000" w:themeColor="text1"/>
-        </w:rPr>
-        <w:t>rg</w:t>
-      </w:r>
-      <w:proofErr w:type="spellEnd"/>
-      <w:r>
-        <w:rPr>
-          <w:rFonts w:ascii="Georgia Pro" w:eastAsia="Georgia Pro" w:hAnsi="Georgia Pro" w:cs="Georgia Pro"/>
-          <w:color w:val="000000" w:themeColor="text1"/>
-        </w:rPr>
-        <w:t>-</w:t>
-      </w:r>
-      <w:proofErr w:type="spellStart"/>
-      <w:r>
-        <w:rPr>
-          <w:rFonts w:ascii="Georgia Pro" w:eastAsia="Georgia Pro" w:hAnsi="Georgia Pro" w:cs="Georgia Pro"/>
-          <w:color w:val="000000" w:themeColor="text1"/>
-        </w:rPr>
-        <w:t>configmap</w:t>
-      </w:r>
-      <w:proofErr w:type="spellEnd"/>
-      <w:r>
-        <w:rPr>
-          <w:rFonts w:ascii="Georgia Pro" w:eastAsia="Georgia Pro" w:hAnsi="Georgia Pro" w:cs="Georgia Pro"/>
-          <w:color w:val="000000" w:themeColor="text1"/>
-        </w:rPr>
-        <w:t>-lab \</w:t>
+        <w:t>--resource-group rg-configmap-lab \</w:t>
       </w:r>
       <w:r>
         <w:rPr>
@@ -1852,145 +1747,24 @@
           <w:color w:val="000000" w:themeColor="text1"/>
         </w:rPr>
         <w:br/>
-        <w:t xml:space="preserve">--name </w:t>
-      </w:r>
-      <w:proofErr w:type="spellStart"/>
-      <w:r>
-        <w:rPr>
-          <w:rFonts w:ascii="Georgia Pro" w:eastAsia="Georgia Pro" w:hAnsi="Georgia Pro" w:cs="Georgia Pro"/>
-          <w:color w:val="000000" w:themeColor="text1"/>
-        </w:rPr>
-        <w:t>aks-configmap</w:t>
-      </w:r>
-      <w:proofErr w:type="spellEnd"/>
-      <w:r>
-        <w:rPr>
-          <w:rFonts w:ascii="Georgia Pro" w:eastAsia="Georgia Pro" w:hAnsi="Georgia Pro" w:cs="Georgia Pro"/>
-          <w:color w:val="000000" w:themeColor="text1"/>
-        </w:rPr>
-        <w:t xml:space="preserve"> \</w:t>
-      </w:r>
-      <w:r>
-        <w:rPr>
-          <w:rFonts w:ascii="Georgia Pro" w:eastAsia="Georgia Pro" w:hAnsi="Georgia Pro" w:cs="Georgia Pro"/>
-          <w:color w:val="000000" w:themeColor="text1"/>
-        </w:rPr>
-        <w:br/>
-        <w:t>--node-count 1 \</w:t>
-      </w:r>
-      <w:r>
-        <w:rPr>
-          <w:rFonts w:ascii="Georgia Pro" w:eastAsia="Georgia Pro" w:hAnsi="Georgia Pro" w:cs="Georgia Pro"/>
-          <w:color w:val="000000" w:themeColor="text1"/>
-        </w:rPr>
-        <w:br/>
-        <w:t>--node-</w:t>
-      </w:r>
-      <w:proofErr w:type="spellStart"/>
-      <w:r>
-        <w:rPr>
-          <w:rFonts w:ascii="Georgia Pro" w:eastAsia="Georgia Pro" w:hAnsi="Georgia Pro" w:cs="Georgia Pro"/>
-          <w:color w:val="000000" w:themeColor="text1"/>
-        </w:rPr>
-        <w:t>vm</w:t>
-      </w:r>
-      <w:proofErr w:type="spellEnd"/>
-      <w:r>
-        <w:rPr>
-          <w:rFonts w:ascii="Georgia Pro" w:eastAsia="Georgia Pro" w:hAnsi="Georgia Pro" w:cs="Georgia Pro"/>
-          <w:color w:val="000000" w:themeColor="text1"/>
-        </w:rPr>
-        <w:t>-size Standard_B2s \</w:t>
-      </w:r>
-      <w:r>
-        <w:rPr>
-          <w:rFonts w:ascii="Georgia Pro" w:eastAsia="Georgia Pro" w:hAnsi="Georgia Pro" w:cs="Georgia Pro"/>
-          <w:color w:val="000000" w:themeColor="text1"/>
-        </w:rPr>
-        <w:br/>
-        <w:t>--</w:t>
-      </w:r>
-      <w:proofErr w:type="spellStart"/>
-      <w:r>
-        <w:rPr>
-          <w:rFonts w:ascii="Georgia Pro" w:eastAsia="Georgia Pro" w:hAnsi="Georgia Pro" w:cs="Georgia Pro"/>
-          <w:color w:val="000000" w:themeColor="text1"/>
-        </w:rPr>
-        <w:t>nodepool</w:t>
-      </w:r>
-      <w:proofErr w:type="spellEnd"/>
-      <w:r>
-        <w:rPr>
-          <w:rFonts w:ascii="Georgia Pro" w:eastAsia="Georgia Pro" w:hAnsi="Georgia Pro" w:cs="Georgia Pro"/>
-          <w:color w:val="000000" w:themeColor="text1"/>
-        </w:rPr>
-        <w:t xml:space="preserve">-name </w:t>
-      </w:r>
-      <w:proofErr w:type="spellStart"/>
-      <w:r>
-        <w:rPr>
-          <w:rFonts w:ascii="Georgia Pro" w:eastAsia="Georgia Pro" w:hAnsi="Georgia Pro" w:cs="Georgia Pro"/>
-          <w:color w:val="000000" w:themeColor="text1"/>
-        </w:rPr>
-        <w:t>agentpool</w:t>
-      </w:r>
-      <w:proofErr w:type="spellEnd"/>
-      <w:r>
-        <w:rPr>
-          <w:rFonts w:ascii="Georgia Pro" w:eastAsia="Georgia Pro" w:hAnsi="Georgia Pro" w:cs="Georgia Pro"/>
-          <w:color w:val="000000" w:themeColor="text1"/>
-        </w:rPr>
-        <w:t xml:space="preserve"> \</w:t>
-      </w:r>
-      <w:r>
-        <w:rPr>
-          <w:rFonts w:ascii="Georgia Pro" w:eastAsia="Georgia Pro" w:hAnsi="Georgia Pro" w:cs="Georgia Pro"/>
-          <w:color w:val="000000" w:themeColor="text1"/>
-        </w:rPr>
-        <w:br/>
-        <w:t>--generate-ssh-keys</w:t>
-      </w:r>
-    </w:p>
-    <w:p>
-      <w:pPr>
-        <w:spacing w:after="0" w:line="480" w:lineRule="auto"/>
-        <w:rPr>
-          <w:rFonts w:ascii="Georgia Pro" w:eastAsia="Georgia Pro" w:hAnsi="Georgia Pro" w:cs="Georgia Pro"/>
-          <w:color w:val="000000" w:themeColor="text1"/>
-        </w:rPr>
-      </w:pPr>
-    </w:p>
-    <w:p>
-      <w:pPr>
-        <w:spacing w:after="0" w:line="480" w:lineRule="auto"/>
-        <w:rPr>
-          <w:rFonts w:ascii="Georgia Pro" w:eastAsia="Georgia Pro" w:hAnsi="Georgia Pro" w:cs="Georgia Pro"/>
-          <w:color w:val="000000" w:themeColor="text1"/>
-        </w:rPr>
-      </w:pPr>
-      <w:r>
-        <w:rPr>
-          <w:rFonts w:ascii="Georgia Pro" w:eastAsia="Georgia Pro" w:hAnsi="Georgia Pro" w:cs="Georgia Pro"/>
-          <w:color w:val="000000" w:themeColor="text1"/>
-        </w:rPr>
-        <w:t>Wait 5–10 minutes.</w:t>
-      </w:r>
-    </w:p>
-    <w:p>
-      <w:pPr>
-        <w:spacing w:after="0" w:line="480" w:lineRule="auto"/>
-        <w:rPr>
-          <w:rFonts w:ascii="Georgia Pro" w:eastAsia="Georgia Pro" w:hAnsi="Georgia Pro" w:cs="Georgia Pro"/>
-          <w:color w:val="000000" w:themeColor="text1"/>
-        </w:rPr>
-      </w:pPr>
-      <w:r>
-        <w:rPr>
-          <w:rFonts w:ascii="Georgia Pro" w:eastAsia="Georgia Pro" w:hAnsi="Georgia Pro" w:cs="Georgia Pro"/>
-          <w:color w:val="000000" w:themeColor="text1"/>
-        </w:rPr>
-        <w:pict w14:anchorId="6AF5E9B1">
-          <v:rect id="_x0000_i1369" style="width:0;height:1.5pt" o:hralign="center" o:hrstd="t" o:hr="t" fillcolor="#a0a0a0" stroked="f"/>
+        <w:t>--name aks-configmap</w:t>
+      </w:r>
+    </w:p>
+    <w:p>
+      <w:pPr>
+        <w:spacing w:after="0" w:line="480" w:lineRule="auto"/>
+        <w:rPr>
+          <w:rFonts w:ascii="Georgia Pro" w:eastAsia="Georgia Pro" w:hAnsi="Georgia Pro" w:cs="Georgia Pro"/>
+          <w:color w:val="000000" w:themeColor="text1"/>
+        </w:rPr>
+      </w:pPr>
+      <w:r>
+        <w:rPr>
+          <w:rFonts w:ascii="Georgia Pro" w:eastAsia="Georgia Pro" w:hAnsi="Georgia Pro" w:cs="Georgia Pro"/>
+          <w:color w:val="000000" w:themeColor="text1"/>
+        </w:rPr>
+        <w:pict w14:anchorId="77130895">
+          <v:rect id="_x0000_i1035" style="width:0;height:1.5pt" o:hralign="center" o:hrstd="t" o:hr="t" fillcolor="#a0a0a0" stroked="f"/>
         </w:pict>
       </w:r>
     </w:p>
@@ -2011,7 +1785,7 @@
           <w:bCs/>
           <w:color w:val="000000" w:themeColor="text1"/>
         </w:rPr>
-        <w:t>Step 4: Connect to AKS Cluster</w:t>
+        <w:t>Step 5: Verify Cluster</w:t>
       </w:r>
     </w:p>
     <w:p>
@@ -2031,132 +1805,37 @@
           <w:color w:val="000000" w:themeColor="text1"/>
         </w:rPr>
       </w:pPr>
-      <w:proofErr w:type="spellStart"/>
-      <w:r>
-        <w:rPr>
-          <w:rFonts w:ascii="Georgia Pro" w:eastAsia="Georgia Pro" w:hAnsi="Georgia Pro" w:cs="Georgia Pro"/>
-          <w:color w:val="000000" w:themeColor="text1"/>
-        </w:rPr>
-        <w:t>az</w:t>
-      </w:r>
-      <w:proofErr w:type="spellEnd"/>
-      <w:r>
-        <w:rPr>
-          <w:rFonts w:ascii="Georgia Pro" w:eastAsia="Georgia Pro" w:hAnsi="Georgia Pro" w:cs="Georgia Pro"/>
-          <w:color w:val="000000" w:themeColor="text1"/>
-        </w:rPr>
-        <w:t xml:space="preserve"> </w:t>
-      </w:r>
-      <w:proofErr w:type="spellStart"/>
-      <w:r>
-        <w:rPr>
-          <w:rFonts w:ascii="Georgia Pro" w:eastAsia="Georgia Pro" w:hAnsi="Georgia Pro" w:cs="Georgia Pro"/>
-          <w:color w:val="000000" w:themeColor="text1"/>
-        </w:rPr>
-        <w:t>aks</w:t>
-      </w:r>
-      <w:proofErr w:type="spellEnd"/>
-      <w:r>
-        <w:rPr>
-          <w:rFonts w:ascii="Georgia Pro" w:eastAsia="Georgia Pro" w:hAnsi="Georgia Pro" w:cs="Georgia Pro"/>
-          <w:color w:val="000000" w:themeColor="text1"/>
-        </w:rPr>
-        <w:t xml:space="preserve"> get-credentials \</w:t>
-      </w:r>
-      <w:r>
-        <w:rPr>
-          <w:rFonts w:ascii="Georgia Pro" w:eastAsia="Georgia Pro" w:hAnsi="Georgia Pro" w:cs="Georgia Pro"/>
-          <w:color w:val="000000" w:themeColor="text1"/>
-        </w:rPr>
-        <w:br/>
-        <w:t xml:space="preserve">--resource-group </w:t>
-      </w:r>
-      <w:proofErr w:type="spellStart"/>
-      <w:r>
-        <w:rPr>
-          <w:rFonts w:ascii="Georgia Pro" w:eastAsia="Georgia Pro" w:hAnsi="Georgia Pro" w:cs="Georgia Pro"/>
-          <w:color w:val="000000" w:themeColor="text1"/>
-        </w:rPr>
-        <w:t>rg</w:t>
-      </w:r>
-      <w:proofErr w:type="spellEnd"/>
-      <w:r>
-        <w:rPr>
-          <w:rFonts w:ascii="Georgia Pro" w:eastAsia="Georgia Pro" w:hAnsi="Georgia Pro" w:cs="Georgia Pro"/>
-          <w:color w:val="000000" w:themeColor="text1"/>
-        </w:rPr>
-        <w:t>-</w:t>
-      </w:r>
-      <w:proofErr w:type="spellStart"/>
-      <w:r>
-        <w:rPr>
-          <w:rFonts w:ascii="Georgia Pro" w:eastAsia="Georgia Pro" w:hAnsi="Georgia Pro" w:cs="Georgia Pro"/>
-          <w:color w:val="000000" w:themeColor="text1"/>
-        </w:rPr>
-        <w:t>configmap</w:t>
-      </w:r>
-      <w:proofErr w:type="spellEnd"/>
-      <w:r>
-        <w:rPr>
-          <w:rFonts w:ascii="Georgia Pro" w:eastAsia="Georgia Pro" w:hAnsi="Georgia Pro" w:cs="Georgia Pro"/>
-          <w:color w:val="000000" w:themeColor="text1"/>
-        </w:rPr>
-        <w:t>-lab \</w:t>
-      </w:r>
-      <w:r>
-        <w:rPr>
-          <w:rFonts w:ascii="Georgia Pro" w:eastAsia="Georgia Pro" w:hAnsi="Georgia Pro" w:cs="Georgia Pro"/>
-          <w:color w:val="000000" w:themeColor="text1"/>
-        </w:rPr>
-        <w:br/>
-        <w:t xml:space="preserve">--name </w:t>
-      </w:r>
-      <w:proofErr w:type="spellStart"/>
-      <w:r>
-        <w:rPr>
-          <w:rFonts w:ascii="Georgia Pro" w:eastAsia="Georgia Pro" w:hAnsi="Georgia Pro" w:cs="Georgia Pro"/>
-          <w:color w:val="000000" w:themeColor="text1"/>
-        </w:rPr>
-        <w:t>aks-configmap</w:t>
-      </w:r>
-      <w:proofErr w:type="spellEnd"/>
-    </w:p>
-    <w:p>
-      <w:pPr>
-        <w:spacing w:after="0" w:line="480" w:lineRule="auto"/>
-        <w:rPr>
-          <w:rFonts w:ascii="Georgia Pro" w:eastAsia="Georgia Pro" w:hAnsi="Georgia Pro" w:cs="Georgia Pro"/>
-          <w:color w:val="000000" w:themeColor="text1"/>
-        </w:rPr>
-      </w:pPr>
-      <w:r>
-        <w:rPr>
-          <w:rFonts w:ascii="Georgia Pro" w:eastAsia="Georgia Pro" w:hAnsi="Georgia Pro" w:cs="Georgia Pro"/>
-          <w:color w:val="000000" w:themeColor="text1"/>
-        </w:rPr>
-        <w:pict w14:anchorId="77130895">
-          <v:rect id="_x0000_i1370" style="width:0;height:1.5pt" o:hralign="center" o:hrstd="t" o:hr="t" fillcolor="#a0a0a0" stroked="f"/>
-        </w:pict>
-      </w:r>
-    </w:p>
-    <w:p>
-      <w:pPr>
-        <w:spacing w:after="0" w:line="480" w:lineRule="auto"/>
-        <w:rPr>
-          <w:rFonts w:ascii="Georgia Pro" w:eastAsia="Georgia Pro" w:hAnsi="Georgia Pro" w:cs="Georgia Pro"/>
-          <w:b/>
-          <w:bCs/>
-          <w:color w:val="000000" w:themeColor="text1"/>
-        </w:rPr>
-      </w:pPr>
-      <w:r>
-        <w:rPr>
-          <w:rFonts w:ascii="Georgia Pro" w:eastAsia="Georgia Pro" w:hAnsi="Georgia Pro" w:cs="Georgia Pro"/>
-          <w:b/>
-          <w:bCs/>
-          <w:color w:val="000000" w:themeColor="text1"/>
-        </w:rPr>
-        <w:t>Step 5: Verify Cluster</w:t>
+      <w:r>
+        <w:rPr>
+          <w:rFonts w:ascii="Georgia Pro" w:eastAsia="Georgia Pro" w:hAnsi="Georgia Pro" w:cs="Georgia Pro"/>
+          <w:color w:val="000000" w:themeColor="text1"/>
+        </w:rPr>
+        <w:t>kubectl get nodes</w:t>
+      </w:r>
+    </w:p>
+    <w:p>
+      <w:pPr>
+        <w:spacing w:after="0" w:line="480" w:lineRule="auto"/>
+        <w:rPr>
+          <w:rFonts w:ascii="Georgia Pro" w:eastAsia="Georgia Pro" w:hAnsi="Georgia Pro" w:cs="Georgia Pro"/>
+          <w:color w:val="000000" w:themeColor="text1"/>
+        </w:rPr>
+      </w:pPr>
+    </w:p>
+    <w:p>
+      <w:pPr>
+        <w:spacing w:after="0" w:line="480" w:lineRule="auto"/>
+        <w:rPr>
+          <w:rFonts w:ascii="Georgia Pro" w:eastAsia="Georgia Pro" w:hAnsi="Georgia Pro" w:cs="Georgia Pro"/>
+          <w:color w:val="000000" w:themeColor="text1"/>
+        </w:rPr>
+      </w:pPr>
+      <w:r>
+        <w:rPr>
+          <w:rFonts w:ascii="Georgia Pro" w:eastAsia="Georgia Pro" w:hAnsi="Georgia Pro" w:cs="Georgia Pro"/>
+          <w:color w:val="000000" w:themeColor="text1"/>
+        </w:rPr>
+        <w:t>Expected:</w:t>
       </w:r>
     </w:p>
     <w:p>
@@ -2176,46 +1855,50 @@
           <w:color w:val="000000" w:themeColor="text1"/>
         </w:rPr>
       </w:pPr>
-      <w:proofErr w:type="spellStart"/>
-      <w:r>
-        <w:rPr>
-          <w:rFonts w:ascii="Georgia Pro" w:eastAsia="Georgia Pro" w:hAnsi="Georgia Pro" w:cs="Georgia Pro"/>
-          <w:color w:val="000000" w:themeColor="text1"/>
-        </w:rPr>
-        <w:t>kubectl</w:t>
-      </w:r>
-      <w:proofErr w:type="spellEnd"/>
-      <w:r>
-        <w:rPr>
-          <w:rFonts w:ascii="Georgia Pro" w:eastAsia="Georgia Pro" w:hAnsi="Georgia Pro" w:cs="Georgia Pro"/>
-          <w:color w:val="000000" w:themeColor="text1"/>
-        </w:rPr>
-        <w:t xml:space="preserve"> get nodes</w:t>
-      </w:r>
-    </w:p>
-    <w:p>
-      <w:pPr>
-        <w:spacing w:after="0" w:line="480" w:lineRule="auto"/>
-        <w:rPr>
-          <w:rFonts w:ascii="Georgia Pro" w:eastAsia="Georgia Pro" w:hAnsi="Georgia Pro" w:cs="Georgia Pro"/>
-          <w:color w:val="000000" w:themeColor="text1"/>
-        </w:rPr>
-      </w:pPr>
-    </w:p>
-    <w:p>
-      <w:pPr>
-        <w:spacing w:after="0" w:line="480" w:lineRule="auto"/>
-        <w:rPr>
-          <w:rFonts w:ascii="Georgia Pro" w:eastAsia="Georgia Pro" w:hAnsi="Georgia Pro" w:cs="Georgia Pro"/>
-          <w:color w:val="000000" w:themeColor="text1"/>
-        </w:rPr>
-      </w:pPr>
-      <w:r>
-        <w:rPr>
-          <w:rFonts w:ascii="Georgia Pro" w:eastAsia="Georgia Pro" w:hAnsi="Georgia Pro" w:cs="Georgia Pro"/>
-          <w:color w:val="000000" w:themeColor="text1"/>
-        </w:rPr>
-        <w:t>Expected:</w:t>
+      <w:r>
+        <w:rPr>
+          <w:rFonts w:ascii="Georgia Pro" w:eastAsia="Georgia Pro" w:hAnsi="Georgia Pro" w:cs="Georgia Pro"/>
+          <w:color w:val="000000" w:themeColor="text1"/>
+        </w:rPr>
+        <w:t>Ready</w:t>
+      </w:r>
+    </w:p>
+    <w:p>
+      <w:pPr>
+        <w:spacing w:after="0" w:line="480" w:lineRule="auto"/>
+        <w:rPr>
+          <w:rFonts w:ascii="Georgia Pro" w:eastAsia="Georgia Pro" w:hAnsi="Georgia Pro" w:cs="Georgia Pro"/>
+          <w:color w:val="000000" w:themeColor="text1"/>
+        </w:rPr>
+      </w:pPr>
+      <w:r>
+        <w:rPr>
+          <w:rFonts w:ascii="Georgia Pro" w:eastAsia="Georgia Pro" w:hAnsi="Georgia Pro" w:cs="Georgia Pro"/>
+          <w:color w:val="000000" w:themeColor="text1"/>
+        </w:rPr>
+        <w:pict w14:anchorId="303D41E1">
+          <v:rect id="_x0000_i1036" style="width:0;height:1.5pt" o:hralign="center" o:hrstd="t" o:hr="t" fillcolor="#a0a0a0" stroked="f"/>
+        </w:pict>
+      </w:r>
+    </w:p>
+    <w:p>
+      <w:pPr>
+        <w:spacing w:after="0" w:line="480" w:lineRule="auto"/>
+        <w:rPr>
+          <w:rFonts w:ascii="Georgia Pro" w:eastAsia="Georgia Pro" w:hAnsi="Georgia Pro" w:cs="Georgia Pro"/>
+          <w:b/>
+          <w:bCs/>
+          <w:color w:val="000000" w:themeColor="text1"/>
+        </w:rPr>
+      </w:pPr>
+      <w:r>
+        <w:rPr>
+          <w:rFonts w:ascii="Georgia Pro" w:eastAsia="Georgia Pro" w:hAnsi="Georgia Pro" w:cs="Georgia Pro"/>
+          <w:b/>
+          <w:bCs/>
+          <w:color w:val="000000" w:themeColor="text1"/>
+        </w:rPr>
+        <w:t>Step 6: Create ConfigMap</w:t>
       </w:r>
     </w:p>
     <w:p>
@@ -2240,24 +1923,49 @@
           <w:rFonts w:ascii="Georgia Pro" w:eastAsia="Georgia Pro" w:hAnsi="Georgia Pro" w:cs="Georgia Pro"/>
           <w:color w:val="000000" w:themeColor="text1"/>
         </w:rPr>
-        <w:t>Ready</w:t>
-      </w:r>
-    </w:p>
-    <w:p>
-      <w:pPr>
-        <w:spacing w:after="0" w:line="480" w:lineRule="auto"/>
-        <w:rPr>
-          <w:rFonts w:ascii="Georgia Pro" w:eastAsia="Georgia Pro" w:hAnsi="Georgia Pro" w:cs="Georgia Pro"/>
-          <w:color w:val="000000" w:themeColor="text1"/>
-        </w:rPr>
-      </w:pPr>
-      <w:r>
-        <w:rPr>
-          <w:rFonts w:ascii="Georgia Pro" w:eastAsia="Georgia Pro" w:hAnsi="Georgia Pro" w:cs="Georgia Pro"/>
-          <w:color w:val="000000" w:themeColor="text1"/>
-        </w:rPr>
-        <w:pict w14:anchorId="303D41E1">
-          <v:rect id="_x0000_i1371" style="width:0;height:1.5pt" o:hralign="center" o:hrstd="t" o:hr="t" fillcolor="#a0a0a0" stroked="f"/>
+        <w:t>kubectl create configmap app-config \</w:t>
+      </w:r>
+      <w:r>
+        <w:rPr>
+          <w:rFonts w:ascii="Georgia Pro" w:eastAsia="Georgia Pro" w:hAnsi="Georgia Pro" w:cs="Georgia Pro"/>
+          <w:color w:val="000000" w:themeColor="text1"/>
+        </w:rPr>
+        <w:br/>
+        <w:t>--from-literal=APP_MODE=production \</w:t>
+      </w:r>
+      <w:r>
+        <w:rPr>
+          <w:rFonts w:ascii="Georgia Pro" w:eastAsia="Georgia Pro" w:hAnsi="Georgia Pro" w:cs="Georgia Pro"/>
+          <w:color w:val="000000" w:themeColor="text1"/>
+        </w:rPr>
+        <w:br/>
+        <w:t>--from-literal=APP_COLOR=blue \</w:t>
+      </w:r>
+      <w:r>
+        <w:rPr>
+          <w:rFonts w:ascii="Georgia Pro" w:eastAsia="Georgia Pro" w:hAnsi="Georgia Pro" w:cs="Georgia Pro"/>
+          <w:color w:val="000000" w:themeColor="text1"/>
+        </w:rPr>
+        <w:br/>
+        <w:t>--from-literal=APP_VERSION=v1</w:t>
+      </w:r>
+    </w:p>
+    <w:p>
+      <w:pPr>
+        <w:spacing w:after="0" w:line="480" w:lineRule="auto"/>
+        <w:rPr>
+          <w:rFonts w:ascii="Georgia Pro" w:eastAsia="Georgia Pro" w:hAnsi="Georgia Pro" w:cs="Georgia Pro"/>
+          <w:color w:val="000000" w:themeColor="text1"/>
+        </w:rPr>
+      </w:pPr>
+      <w:r>
+        <w:rPr>
+          <w:rFonts w:ascii="Georgia Pro" w:eastAsia="Georgia Pro" w:hAnsi="Georgia Pro" w:cs="Georgia Pro"/>
+          <w:color w:val="000000" w:themeColor="text1"/>
+        </w:rPr>
+        <w:lastRenderedPageBreak/>
+        <w:pict w14:anchorId="3915110E">
+          <v:rect id="_x0000_i1037" style="width:0;height:1.5pt" o:hralign="center" o:hrstd="t" o:hr="t" fillcolor="#a0a0a0" stroked="f"/>
         </w:pict>
       </w:r>
     </w:p>
@@ -2278,19 +1986,8 @@
           <w:bCs/>
           <w:color w:val="000000" w:themeColor="text1"/>
         </w:rPr>
-        <w:t xml:space="preserve">Step 6: Create </w:t>
-      </w:r>
-      <w:proofErr w:type="spellStart"/>
-      <w:r>
-        <w:rPr>
-          <w:rFonts w:ascii="Georgia Pro" w:eastAsia="Georgia Pro" w:hAnsi="Georgia Pro" w:cs="Georgia Pro"/>
-          <w:b/>
-          <w:bCs/>
-          <w:color w:val="000000" w:themeColor="text1"/>
-        </w:rPr>
-        <w:t>ConfigMap</w:t>
-      </w:r>
-      <w:proofErr w:type="spellEnd"/>
+        <w:t>Step 7: Verify ConfigMap</w:t>
+      </w:r>
     </w:p>
     <w:p>
       <w:pPr>
@@ -2309,112 +2006,38 @@
           <w:color w:val="000000" w:themeColor="text1"/>
         </w:rPr>
       </w:pPr>
-      <w:proofErr w:type="spellStart"/>
-      <w:r>
-        <w:rPr>
-          <w:rFonts w:ascii="Georgia Pro" w:eastAsia="Georgia Pro" w:hAnsi="Georgia Pro" w:cs="Georgia Pro"/>
-          <w:color w:val="000000" w:themeColor="text1"/>
-        </w:rPr>
-        <w:t>kubectl</w:t>
-      </w:r>
-      <w:proofErr w:type="spellEnd"/>
-      <w:r>
-        <w:rPr>
-          <w:rFonts w:ascii="Georgia Pro" w:eastAsia="Georgia Pro" w:hAnsi="Georgia Pro" w:cs="Georgia Pro"/>
-          <w:color w:val="000000" w:themeColor="text1"/>
-        </w:rPr>
-        <w:t xml:space="preserve"> create </w:t>
-      </w:r>
-      <w:proofErr w:type="spellStart"/>
-      <w:r>
-        <w:rPr>
-          <w:rFonts w:ascii="Georgia Pro" w:eastAsia="Georgia Pro" w:hAnsi="Georgia Pro" w:cs="Georgia Pro"/>
-          <w:color w:val="000000" w:themeColor="text1"/>
-        </w:rPr>
-        <w:t>configmap</w:t>
-      </w:r>
-      <w:proofErr w:type="spellEnd"/>
-      <w:r>
-        <w:rPr>
-          <w:rFonts w:ascii="Georgia Pro" w:eastAsia="Georgia Pro" w:hAnsi="Georgia Pro" w:cs="Georgia Pro"/>
-          <w:color w:val="000000" w:themeColor="text1"/>
-        </w:rPr>
-        <w:t xml:space="preserve"> app-config \</w:t>
-      </w:r>
-      <w:r>
-        <w:rPr>
-          <w:rFonts w:ascii="Georgia Pro" w:eastAsia="Georgia Pro" w:hAnsi="Georgia Pro" w:cs="Georgia Pro"/>
-          <w:color w:val="000000" w:themeColor="text1"/>
-        </w:rPr>
-        <w:br/>
-        <w:t>--from-literal=APP_MODE=production \</w:t>
-      </w:r>
-      <w:r>
-        <w:rPr>
-          <w:rFonts w:ascii="Georgia Pro" w:eastAsia="Georgia Pro" w:hAnsi="Georgia Pro" w:cs="Georgia Pro"/>
-          <w:color w:val="000000" w:themeColor="text1"/>
-        </w:rPr>
-        <w:br/>
-        <w:t>--from-literal=APP_COLOR=blue \</w:t>
-      </w:r>
-      <w:r>
-        <w:rPr>
-          <w:rFonts w:ascii="Georgia Pro" w:eastAsia="Georgia Pro" w:hAnsi="Georgia Pro" w:cs="Georgia Pro"/>
-          <w:color w:val="000000" w:themeColor="text1"/>
-        </w:rPr>
-        <w:br/>
-        <w:t>--from-literal=APP_VERSION=v1</w:t>
-      </w:r>
-    </w:p>
-    <w:p>
-      <w:pPr>
-        <w:spacing w:after="0" w:line="480" w:lineRule="auto"/>
-        <w:rPr>
-          <w:rFonts w:ascii="Georgia Pro" w:eastAsia="Georgia Pro" w:hAnsi="Georgia Pro" w:cs="Georgia Pro"/>
-          <w:color w:val="000000" w:themeColor="text1"/>
-        </w:rPr>
-      </w:pPr>
-      <w:r>
-        <w:rPr>
-          <w:rFonts w:ascii="Georgia Pro" w:eastAsia="Georgia Pro" w:hAnsi="Georgia Pro" w:cs="Georgia Pro"/>
-          <w:color w:val="000000" w:themeColor="text1"/>
-        </w:rPr>
-        <w:lastRenderedPageBreak/>
-        <w:pict w14:anchorId="3915110E">
-          <v:rect id="_x0000_i1372" style="width:0;height:1.5pt" o:hralign="center" o:hrstd="t" o:hr="t" fillcolor="#a0a0a0" stroked="f"/>
-        </w:pict>
-      </w:r>
-    </w:p>
-    <w:p>
-      <w:pPr>
-        <w:spacing w:after="0" w:line="480" w:lineRule="auto"/>
-        <w:rPr>
-          <w:rFonts w:ascii="Georgia Pro" w:eastAsia="Georgia Pro" w:hAnsi="Georgia Pro" w:cs="Georgia Pro"/>
-          <w:b/>
-          <w:bCs/>
-          <w:color w:val="000000" w:themeColor="text1"/>
-        </w:rPr>
-      </w:pPr>
-      <w:r>
-        <w:rPr>
-          <w:rFonts w:ascii="Georgia Pro" w:eastAsia="Georgia Pro" w:hAnsi="Georgia Pro" w:cs="Georgia Pro"/>
-          <w:b/>
-          <w:bCs/>
-          <w:color w:val="000000" w:themeColor="text1"/>
-        </w:rPr>
-        <w:t xml:space="preserve">Step 7: Verify </w:t>
-      </w:r>
-      <w:proofErr w:type="spellStart"/>
-      <w:r>
-        <w:rPr>
-          <w:rFonts w:ascii="Georgia Pro" w:eastAsia="Georgia Pro" w:hAnsi="Georgia Pro" w:cs="Georgia Pro"/>
-          <w:b/>
-          <w:bCs/>
-          <w:color w:val="000000" w:themeColor="text1"/>
-        </w:rPr>
-        <w:t>ConfigMap</w:t>
-      </w:r>
-      <w:proofErr w:type="spellEnd"/>
+      <w:r>
+        <w:rPr>
+          <w:rFonts w:ascii="Georgia Pro" w:eastAsia="Georgia Pro" w:hAnsi="Georgia Pro" w:cs="Georgia Pro"/>
+          <w:color w:val="000000" w:themeColor="text1"/>
+        </w:rPr>
+        <w:t>kubectl get configmap</w:t>
+      </w:r>
+    </w:p>
+    <w:p>
+      <w:pPr>
+        <w:spacing w:after="0" w:line="480" w:lineRule="auto"/>
+        <w:rPr>
+          <w:rFonts w:ascii="Georgia Pro" w:eastAsia="Georgia Pro" w:hAnsi="Georgia Pro" w:cs="Georgia Pro"/>
+          <w:color w:val="000000" w:themeColor="text1"/>
+        </w:rPr>
+      </w:pPr>
+    </w:p>
+    <w:p>
+      <w:pPr>
+        <w:spacing w:after="0" w:line="480" w:lineRule="auto"/>
+        <w:rPr>
+          <w:rFonts w:ascii="Georgia Pro" w:eastAsia="Georgia Pro" w:hAnsi="Georgia Pro" w:cs="Georgia Pro"/>
+          <w:color w:val="000000" w:themeColor="text1"/>
+        </w:rPr>
+      </w:pPr>
+      <w:r>
+        <w:rPr>
+          <w:rFonts w:ascii="Georgia Pro" w:eastAsia="Georgia Pro" w:hAnsi="Georgia Pro" w:cs="Georgia Pro"/>
+          <w:color w:val="000000" w:themeColor="text1"/>
+        </w:rPr>
+        <w:t>Expected:</w:t>
+      </w:r>
     </w:p>
     <w:p>
       <w:pPr>
@@ -2433,55 +2056,50 @@
           <w:color w:val="000000" w:themeColor="text1"/>
         </w:rPr>
       </w:pPr>
-      <w:proofErr w:type="spellStart"/>
-      <w:r>
-        <w:rPr>
-          <w:rFonts w:ascii="Georgia Pro" w:eastAsia="Georgia Pro" w:hAnsi="Georgia Pro" w:cs="Georgia Pro"/>
-          <w:color w:val="000000" w:themeColor="text1"/>
-        </w:rPr>
-        <w:t>kubectl</w:t>
-      </w:r>
-      <w:proofErr w:type="spellEnd"/>
-      <w:r>
-        <w:rPr>
-          <w:rFonts w:ascii="Georgia Pro" w:eastAsia="Georgia Pro" w:hAnsi="Georgia Pro" w:cs="Georgia Pro"/>
-          <w:color w:val="000000" w:themeColor="text1"/>
-        </w:rPr>
-        <w:t xml:space="preserve"> get </w:t>
-      </w:r>
-      <w:proofErr w:type="spellStart"/>
-      <w:r>
-        <w:rPr>
-          <w:rFonts w:ascii="Georgia Pro" w:eastAsia="Georgia Pro" w:hAnsi="Georgia Pro" w:cs="Georgia Pro"/>
-          <w:color w:val="000000" w:themeColor="text1"/>
-        </w:rPr>
-        <w:t>configmap</w:t>
-      </w:r>
-      <w:proofErr w:type="spellEnd"/>
-    </w:p>
-    <w:p>
-      <w:pPr>
-        <w:spacing w:after="0" w:line="480" w:lineRule="auto"/>
-        <w:rPr>
-          <w:rFonts w:ascii="Georgia Pro" w:eastAsia="Georgia Pro" w:hAnsi="Georgia Pro" w:cs="Georgia Pro"/>
-          <w:color w:val="000000" w:themeColor="text1"/>
-        </w:rPr>
-      </w:pPr>
-    </w:p>
-    <w:p>
-      <w:pPr>
-        <w:spacing w:after="0" w:line="480" w:lineRule="auto"/>
-        <w:rPr>
-          <w:rFonts w:ascii="Georgia Pro" w:eastAsia="Georgia Pro" w:hAnsi="Georgia Pro" w:cs="Georgia Pro"/>
-          <w:color w:val="000000" w:themeColor="text1"/>
-        </w:rPr>
-      </w:pPr>
-      <w:r>
-        <w:rPr>
-          <w:rFonts w:ascii="Georgia Pro" w:eastAsia="Georgia Pro" w:hAnsi="Georgia Pro" w:cs="Georgia Pro"/>
-          <w:color w:val="000000" w:themeColor="text1"/>
-        </w:rPr>
-        <w:t>Expected:</w:t>
+      <w:r>
+        <w:rPr>
+          <w:rFonts w:ascii="Georgia Pro" w:eastAsia="Georgia Pro" w:hAnsi="Georgia Pro" w:cs="Georgia Pro"/>
+          <w:color w:val="000000" w:themeColor="text1"/>
+        </w:rPr>
+        <w:t>app-config</w:t>
+      </w:r>
+    </w:p>
+    <w:p>
+      <w:pPr>
+        <w:spacing w:after="0" w:line="480" w:lineRule="auto"/>
+        <w:rPr>
+          <w:rFonts w:ascii="Georgia Pro" w:eastAsia="Georgia Pro" w:hAnsi="Georgia Pro" w:cs="Georgia Pro"/>
+          <w:color w:val="000000" w:themeColor="text1"/>
+        </w:rPr>
+      </w:pPr>
+      <w:r>
+        <w:rPr>
+          <w:rFonts w:ascii="Georgia Pro" w:eastAsia="Georgia Pro" w:hAnsi="Georgia Pro" w:cs="Georgia Pro"/>
+          <w:color w:val="000000" w:themeColor="text1"/>
+        </w:rPr>
+        <w:pict w14:anchorId="783C2864">
+          <v:rect id="_x0000_i1038" style="width:0;height:1.5pt" o:hralign="center" o:hrstd="t" o:hr="t" fillcolor="#a0a0a0" stroked="f"/>
+        </w:pict>
+      </w:r>
+    </w:p>
+    <w:p>
+      <w:pPr>
+        <w:spacing w:after="0" w:line="480" w:lineRule="auto"/>
+        <w:rPr>
+          <w:rFonts w:ascii="Georgia Pro" w:eastAsia="Georgia Pro" w:hAnsi="Georgia Pro" w:cs="Georgia Pro"/>
+          <w:b/>
+          <w:bCs/>
+          <w:color w:val="000000" w:themeColor="text1"/>
+        </w:rPr>
+      </w:pPr>
+      <w:r>
+        <w:rPr>
+          <w:rFonts w:ascii="Georgia Pro" w:eastAsia="Georgia Pro" w:hAnsi="Georgia Pro" w:cs="Georgia Pro"/>
+          <w:b/>
+          <w:bCs/>
+          <w:color w:val="000000" w:themeColor="text1"/>
+        </w:rPr>
+        <w:t>Step 8: Describe ConfigMap</w:t>
       </w:r>
     </w:p>
     <w:p>
@@ -2506,24 +2124,109 @@
           <w:rFonts w:ascii="Georgia Pro" w:eastAsia="Georgia Pro" w:hAnsi="Georgia Pro" w:cs="Georgia Pro"/>
           <w:color w:val="000000" w:themeColor="text1"/>
         </w:rPr>
-        <w:t>app-config</w:t>
-      </w:r>
-    </w:p>
-    <w:p>
-      <w:pPr>
-        <w:spacing w:after="0" w:line="480" w:lineRule="auto"/>
-        <w:rPr>
-          <w:rFonts w:ascii="Georgia Pro" w:eastAsia="Georgia Pro" w:hAnsi="Georgia Pro" w:cs="Georgia Pro"/>
-          <w:color w:val="000000" w:themeColor="text1"/>
-        </w:rPr>
-      </w:pPr>
-      <w:r>
-        <w:rPr>
-          <w:rFonts w:ascii="Georgia Pro" w:eastAsia="Georgia Pro" w:hAnsi="Georgia Pro" w:cs="Georgia Pro"/>
-          <w:color w:val="000000" w:themeColor="text1"/>
-        </w:rPr>
-        <w:pict w14:anchorId="783C2864">
-          <v:rect id="_x0000_i1373" style="width:0;height:1.5pt" o:hralign="center" o:hrstd="t" o:hr="t" fillcolor="#a0a0a0" stroked="f"/>
+        <w:t>kubectl describe configmap app-config</w:t>
+      </w:r>
+    </w:p>
+    <w:p>
+      <w:pPr>
+        <w:spacing w:after="0" w:line="480" w:lineRule="auto"/>
+        <w:rPr>
+          <w:rFonts w:ascii="Georgia Pro" w:eastAsia="Georgia Pro" w:hAnsi="Georgia Pro" w:cs="Georgia Pro"/>
+          <w:color w:val="000000" w:themeColor="text1"/>
+        </w:rPr>
+      </w:pPr>
+    </w:p>
+    <w:p>
+      <w:pPr>
+        <w:spacing w:after="0" w:line="480" w:lineRule="auto"/>
+        <w:rPr>
+          <w:rFonts w:ascii="Georgia Pro" w:eastAsia="Georgia Pro" w:hAnsi="Georgia Pro" w:cs="Georgia Pro"/>
+          <w:color w:val="000000" w:themeColor="text1"/>
+        </w:rPr>
+      </w:pPr>
+      <w:r>
+        <w:rPr>
+          <w:rFonts w:ascii="Georgia Pro" w:eastAsia="Georgia Pro" w:hAnsi="Georgia Pro" w:cs="Georgia Pro"/>
+          <w:color w:val="000000" w:themeColor="text1"/>
+        </w:rPr>
+        <w:t>You will see:</w:t>
+      </w:r>
+    </w:p>
+    <w:p>
+      <w:pPr>
+        <w:numPr>
+          <w:ilvl w:val="0"/>
+          <w:numId w:val="39"/>
+        </w:numPr>
+        <w:spacing w:after="0" w:line="480" w:lineRule="auto"/>
+        <w:rPr>
+          <w:rFonts w:ascii="Georgia Pro" w:eastAsia="Georgia Pro" w:hAnsi="Georgia Pro" w:cs="Georgia Pro"/>
+          <w:color w:val="000000" w:themeColor="text1"/>
+        </w:rPr>
+      </w:pPr>
+      <w:r>
+        <w:rPr>
+          <w:rFonts w:ascii="Georgia Pro" w:eastAsia="Georgia Pro" w:hAnsi="Georgia Pro" w:cs="Georgia Pro"/>
+          <w:color w:val="000000" w:themeColor="text1"/>
+        </w:rPr>
+        <w:t xml:space="preserve">APP_MODE </w:t>
+      </w:r>
+    </w:p>
+    <w:p>
+      <w:pPr>
+        <w:numPr>
+          <w:ilvl w:val="0"/>
+          <w:numId w:val="39"/>
+        </w:numPr>
+        <w:spacing w:after="0" w:line="480" w:lineRule="auto"/>
+        <w:rPr>
+          <w:rFonts w:ascii="Georgia Pro" w:eastAsia="Georgia Pro" w:hAnsi="Georgia Pro" w:cs="Georgia Pro"/>
+          <w:color w:val="000000" w:themeColor="text1"/>
+        </w:rPr>
+      </w:pPr>
+      <w:r>
+        <w:rPr>
+          <w:rFonts w:ascii="Georgia Pro" w:eastAsia="Georgia Pro" w:hAnsi="Georgia Pro" w:cs="Georgia Pro"/>
+          <w:color w:val="000000" w:themeColor="text1"/>
+        </w:rPr>
+        <w:t xml:space="preserve">APP_COLOR </w:t>
+      </w:r>
+    </w:p>
+    <w:p>
+      <w:pPr>
+        <w:numPr>
+          <w:ilvl w:val="0"/>
+          <w:numId w:val="39"/>
+        </w:numPr>
+        <w:spacing w:after="0" w:line="480" w:lineRule="auto"/>
+        <w:rPr>
+          <w:rFonts w:ascii="Georgia Pro" w:eastAsia="Georgia Pro" w:hAnsi="Georgia Pro" w:cs="Georgia Pro"/>
+          <w:color w:val="000000" w:themeColor="text1"/>
+        </w:rPr>
+      </w:pPr>
+      <w:r>
+        <w:rPr>
+          <w:rFonts w:ascii="Georgia Pro" w:eastAsia="Georgia Pro" w:hAnsi="Georgia Pro" w:cs="Georgia Pro"/>
+          <w:color w:val="000000" w:themeColor="text1"/>
+        </w:rPr>
+        <w:t xml:space="preserve">APP_VERSION </w:t>
+      </w:r>
+    </w:p>
+    <w:p>
+      <w:pPr>
+        <w:spacing w:after="0" w:line="480" w:lineRule="auto"/>
+        <w:rPr>
+          <w:rFonts w:ascii="Georgia Pro" w:eastAsia="Georgia Pro" w:hAnsi="Georgia Pro" w:cs="Georgia Pro"/>
+          <w:color w:val="000000" w:themeColor="text1"/>
+        </w:rPr>
+      </w:pPr>
+      <w:r>
+        <w:rPr>
+          <w:rFonts w:ascii="Georgia Pro" w:eastAsia="Georgia Pro" w:hAnsi="Georgia Pro" w:cs="Georgia Pro"/>
+          <w:color w:val="000000" w:themeColor="text1"/>
+        </w:rPr>
+        <w:pict w14:anchorId="36E66A28">
+          <v:rect id="_x0000_i1039" style="width:0;height:1.5pt" o:hralign="center" o:hrstd="t" o:hr="t" fillcolor="#a0a0a0" stroked="f"/>
         </w:pict>
       </w:r>
     </w:p>
@@ -2544,19 +2247,8 @@
           <w:bCs/>
           <w:color w:val="000000" w:themeColor="text1"/>
         </w:rPr>
-        <w:t xml:space="preserve">Step 8: Describe </w:t>
-      </w:r>
-      <w:proofErr w:type="spellStart"/>
-      <w:r>
-        <w:rPr>
-          <w:rFonts w:ascii="Georgia Pro" w:eastAsia="Georgia Pro" w:hAnsi="Georgia Pro" w:cs="Georgia Pro"/>
-          <w:b/>
-          <w:bCs/>
-          <w:color w:val="000000" w:themeColor="text1"/>
-        </w:rPr>
-        <w:t>ConfigMap</w:t>
-      </w:r>
-      <w:proofErr w:type="spellEnd"/>
+        <w:t>Step 9: Create Secret</w:t>
+      </w:r>
     </w:p>
     <w:p>
       <w:pPr>
@@ -2575,139 +2267,45 @@
           <w:color w:val="000000" w:themeColor="text1"/>
         </w:rPr>
       </w:pPr>
-      <w:proofErr w:type="spellStart"/>
-      <w:r>
-        <w:rPr>
-          <w:rFonts w:ascii="Georgia Pro" w:eastAsia="Georgia Pro" w:hAnsi="Georgia Pro" w:cs="Georgia Pro"/>
-          <w:color w:val="000000" w:themeColor="text1"/>
-        </w:rPr>
-        <w:t>kubectl</w:t>
-      </w:r>
-      <w:proofErr w:type="spellEnd"/>
-      <w:r>
-        <w:rPr>
-          <w:rFonts w:ascii="Georgia Pro" w:eastAsia="Georgia Pro" w:hAnsi="Georgia Pro" w:cs="Georgia Pro"/>
-          <w:color w:val="000000" w:themeColor="text1"/>
-        </w:rPr>
-        <w:t xml:space="preserve"> describe </w:t>
-      </w:r>
-      <w:proofErr w:type="spellStart"/>
-      <w:r>
-        <w:rPr>
-          <w:rFonts w:ascii="Georgia Pro" w:eastAsia="Georgia Pro" w:hAnsi="Georgia Pro" w:cs="Georgia Pro"/>
-          <w:color w:val="000000" w:themeColor="text1"/>
-        </w:rPr>
-        <w:t>configmap</w:t>
-      </w:r>
-      <w:proofErr w:type="spellEnd"/>
-      <w:r>
-        <w:rPr>
-          <w:rFonts w:ascii="Georgia Pro" w:eastAsia="Georgia Pro" w:hAnsi="Georgia Pro" w:cs="Georgia Pro"/>
-          <w:color w:val="000000" w:themeColor="text1"/>
-        </w:rPr>
-        <w:t xml:space="preserve"> app-config</w:t>
-      </w:r>
-    </w:p>
-    <w:p>
-      <w:pPr>
-        <w:spacing w:after="0" w:line="480" w:lineRule="auto"/>
-        <w:rPr>
-          <w:rFonts w:ascii="Georgia Pro" w:eastAsia="Georgia Pro" w:hAnsi="Georgia Pro" w:cs="Georgia Pro"/>
-          <w:color w:val="000000" w:themeColor="text1"/>
-        </w:rPr>
-      </w:pPr>
-    </w:p>
-    <w:p>
-      <w:pPr>
-        <w:spacing w:after="0" w:line="480" w:lineRule="auto"/>
-        <w:rPr>
-          <w:rFonts w:ascii="Georgia Pro" w:eastAsia="Georgia Pro" w:hAnsi="Georgia Pro" w:cs="Georgia Pro"/>
-          <w:color w:val="000000" w:themeColor="text1"/>
-        </w:rPr>
-      </w:pPr>
-      <w:r>
-        <w:rPr>
-          <w:rFonts w:ascii="Georgia Pro" w:eastAsia="Georgia Pro" w:hAnsi="Georgia Pro" w:cs="Georgia Pro"/>
-          <w:color w:val="000000" w:themeColor="text1"/>
-        </w:rPr>
-        <w:t>You will see:</w:t>
-      </w:r>
-    </w:p>
-    <w:p>
-      <w:pPr>
-        <w:numPr>
-          <w:ilvl w:val="0"/>
-          <w:numId w:val="39"/>
-        </w:numPr>
-        <w:spacing w:after="0" w:line="480" w:lineRule="auto"/>
-        <w:rPr>
-          <w:rFonts w:ascii="Georgia Pro" w:eastAsia="Georgia Pro" w:hAnsi="Georgia Pro" w:cs="Georgia Pro"/>
-          <w:color w:val="000000" w:themeColor="text1"/>
-        </w:rPr>
-      </w:pPr>
-      <w:r>
-        <w:rPr>
-          <w:rFonts w:ascii="Georgia Pro" w:eastAsia="Georgia Pro" w:hAnsi="Georgia Pro" w:cs="Georgia Pro"/>
-          <w:color w:val="000000" w:themeColor="text1"/>
-        </w:rPr>
-        <w:t xml:space="preserve">APP_MODE </w:t>
-      </w:r>
-    </w:p>
-    <w:p>
-      <w:pPr>
-        <w:numPr>
-          <w:ilvl w:val="0"/>
-          <w:numId w:val="39"/>
-        </w:numPr>
-        <w:spacing w:after="0" w:line="480" w:lineRule="auto"/>
-        <w:rPr>
-          <w:rFonts w:ascii="Georgia Pro" w:eastAsia="Georgia Pro" w:hAnsi="Georgia Pro" w:cs="Georgia Pro"/>
-          <w:color w:val="000000" w:themeColor="text1"/>
-        </w:rPr>
-      </w:pPr>
-      <w:r>
-        <w:rPr>
-          <w:rFonts w:ascii="Georgia Pro" w:eastAsia="Georgia Pro" w:hAnsi="Georgia Pro" w:cs="Georgia Pro"/>
-          <w:color w:val="000000" w:themeColor="text1"/>
-        </w:rPr>
-        <w:t xml:space="preserve">APP_COLOR </w:t>
-      </w:r>
-    </w:p>
-    <w:p>
-      <w:pPr>
-        <w:numPr>
-          <w:ilvl w:val="0"/>
-          <w:numId w:val="39"/>
-        </w:numPr>
-        <w:spacing w:after="0" w:line="480" w:lineRule="auto"/>
-        <w:rPr>
-          <w:rFonts w:ascii="Georgia Pro" w:eastAsia="Georgia Pro" w:hAnsi="Georgia Pro" w:cs="Georgia Pro"/>
-          <w:color w:val="000000" w:themeColor="text1"/>
-        </w:rPr>
-      </w:pPr>
-      <w:r>
-        <w:rPr>
-          <w:rFonts w:ascii="Georgia Pro" w:eastAsia="Georgia Pro" w:hAnsi="Georgia Pro" w:cs="Georgia Pro"/>
-          <w:color w:val="000000" w:themeColor="text1"/>
-        </w:rPr>
-        <w:t xml:space="preserve">APP_VERSION </w:t>
-      </w:r>
-    </w:p>
-    <w:p>
-      <w:pPr>
-        <w:spacing w:after="0" w:line="480" w:lineRule="auto"/>
-        <w:rPr>
-          <w:rFonts w:ascii="Georgia Pro" w:eastAsia="Georgia Pro" w:hAnsi="Georgia Pro" w:cs="Georgia Pro"/>
-          <w:color w:val="000000" w:themeColor="text1"/>
-        </w:rPr>
-      </w:pPr>
-      <w:r>
-        <w:rPr>
-          <w:rFonts w:ascii="Georgia Pro" w:eastAsia="Georgia Pro" w:hAnsi="Georgia Pro" w:cs="Georgia Pro"/>
-          <w:color w:val="000000" w:themeColor="text1"/>
-        </w:rPr>
-        <w:pict w14:anchorId="36E66A28">
-          <v:rect id="_x0000_i1374" style="width:0;height:1.5pt" o:hralign="center" o:hrstd="t" o:hr="t" fillcolor="#a0a0a0" stroked="f"/>
+      <w:r>
+        <w:rPr>
+          <w:rFonts w:ascii="Georgia Pro" w:eastAsia="Georgia Pro" w:hAnsi="Georgia Pro" w:cs="Georgia Pro"/>
+          <w:color w:val="000000" w:themeColor="text1"/>
+        </w:rPr>
+        <w:t>kubectl create secret generic app-secret \</w:t>
+      </w:r>
+      <w:r>
+        <w:rPr>
+          <w:rFonts w:ascii="Georgia Pro" w:eastAsia="Georgia Pro" w:hAnsi="Georgia Pro" w:cs="Georgia Pro"/>
+          <w:color w:val="000000" w:themeColor="text1"/>
+        </w:rPr>
+        <w:br/>
+        <w:t>--from-literal=DB_USERNAME=admin \</w:t>
+      </w:r>
+      <w:r>
+        <w:rPr>
+          <w:rFonts w:ascii="Georgia Pro" w:eastAsia="Georgia Pro" w:hAnsi="Georgia Pro" w:cs="Georgia Pro"/>
+          <w:color w:val="000000" w:themeColor="text1"/>
+        </w:rPr>
+        <w:br/>
+        <w:t>--from-literal=DB_PASSWORD=Pass@123</w:t>
+      </w:r>
+    </w:p>
+    <w:p>
+      <w:pPr>
+        <w:spacing w:after="0" w:line="480" w:lineRule="auto"/>
+        <w:rPr>
+          <w:rFonts w:ascii="Georgia Pro" w:eastAsia="Georgia Pro" w:hAnsi="Georgia Pro" w:cs="Georgia Pro"/>
+          <w:color w:val="000000" w:themeColor="text1"/>
+        </w:rPr>
+      </w:pPr>
+      <w:r>
+        <w:rPr>
+          <w:rFonts w:ascii="Georgia Pro" w:eastAsia="Georgia Pro" w:hAnsi="Georgia Pro" w:cs="Georgia Pro"/>
+          <w:color w:val="000000" w:themeColor="text1"/>
+        </w:rPr>
+        <w:pict w14:anchorId="408354AD">
+          <v:rect id="_x0000_i1040" style="width:0;height:1.5pt" o:hralign="center" o:hrstd="t" o:hr="t" fillcolor="#a0a0a0" stroked="f"/>
         </w:pict>
       </w:r>
     </w:p>
@@ -2728,7 +2326,7 @@
           <w:bCs/>
           <w:color w:val="000000" w:themeColor="text1"/>
         </w:rPr>
-        <w:t>Step 9: Create Secret</w:t>
+        <w:t>Step 10: Verify Secret</w:t>
       </w:r>
     </w:p>
     <w:p>
@@ -2748,75 +2346,37 @@
           <w:color w:val="000000" w:themeColor="text1"/>
         </w:rPr>
       </w:pPr>
-      <w:proofErr w:type="spellStart"/>
-      <w:r>
-        <w:rPr>
-          <w:rFonts w:ascii="Georgia Pro" w:eastAsia="Georgia Pro" w:hAnsi="Georgia Pro" w:cs="Georgia Pro"/>
-          <w:color w:val="000000" w:themeColor="text1"/>
-        </w:rPr>
-        <w:t>kubectl</w:t>
-      </w:r>
-      <w:proofErr w:type="spellEnd"/>
-      <w:r>
-        <w:rPr>
-          <w:rFonts w:ascii="Georgia Pro" w:eastAsia="Georgia Pro" w:hAnsi="Georgia Pro" w:cs="Georgia Pro"/>
-          <w:color w:val="000000" w:themeColor="text1"/>
-        </w:rPr>
-        <w:t xml:space="preserve"> create secret generic app-secret \</w:t>
-      </w:r>
-      <w:r>
-        <w:rPr>
-          <w:rFonts w:ascii="Georgia Pro" w:eastAsia="Georgia Pro" w:hAnsi="Georgia Pro" w:cs="Georgia Pro"/>
-          <w:color w:val="000000" w:themeColor="text1"/>
-        </w:rPr>
-        <w:br/>
-        <w:t>--from-literal=DB_USERNAME=admin \</w:t>
-      </w:r>
-      <w:r>
-        <w:rPr>
-          <w:rFonts w:ascii="Georgia Pro" w:eastAsia="Georgia Pro" w:hAnsi="Georgia Pro" w:cs="Georgia Pro"/>
-          <w:color w:val="000000" w:themeColor="text1"/>
-        </w:rPr>
-        <w:br/>
-        <w:t>--from-literal=DB_PASSWORD=Pass@123</w:t>
-      </w:r>
-    </w:p>
-    <w:p>
-      <w:pPr>
-        <w:spacing w:after="0" w:line="480" w:lineRule="auto"/>
-        <w:rPr>
-          <w:rFonts w:ascii="Georgia Pro" w:eastAsia="Georgia Pro" w:hAnsi="Georgia Pro" w:cs="Georgia Pro"/>
-          <w:color w:val="000000" w:themeColor="text1"/>
-        </w:rPr>
-      </w:pPr>
-      <w:r>
-        <w:rPr>
-          <w:rFonts w:ascii="Georgia Pro" w:eastAsia="Georgia Pro" w:hAnsi="Georgia Pro" w:cs="Georgia Pro"/>
-          <w:color w:val="000000" w:themeColor="text1"/>
-        </w:rPr>
-        <w:pict w14:anchorId="408354AD">
-          <v:rect id="_x0000_i1375" style="width:0;height:1.5pt" o:hralign="center" o:hrstd="t" o:hr="t" fillcolor="#a0a0a0" stroked="f"/>
-        </w:pict>
-      </w:r>
-    </w:p>
-    <w:p>
-      <w:pPr>
-        <w:spacing w:after="0" w:line="480" w:lineRule="auto"/>
-        <w:rPr>
-          <w:rFonts w:ascii="Georgia Pro" w:eastAsia="Georgia Pro" w:hAnsi="Georgia Pro" w:cs="Georgia Pro"/>
-          <w:b/>
-          <w:bCs/>
-          <w:color w:val="000000" w:themeColor="text1"/>
-        </w:rPr>
-      </w:pPr>
-      <w:r>
-        <w:rPr>
-          <w:rFonts w:ascii="Georgia Pro" w:eastAsia="Georgia Pro" w:hAnsi="Georgia Pro" w:cs="Georgia Pro"/>
-          <w:b/>
-          <w:bCs/>
-          <w:color w:val="000000" w:themeColor="text1"/>
-        </w:rPr>
-        <w:t>Step 10: Verify Secret</w:t>
+      <w:r>
+        <w:rPr>
+          <w:rFonts w:ascii="Georgia Pro" w:eastAsia="Georgia Pro" w:hAnsi="Georgia Pro" w:cs="Georgia Pro"/>
+          <w:color w:val="000000" w:themeColor="text1"/>
+        </w:rPr>
+        <w:t>kubectl get secrets</w:t>
+      </w:r>
+    </w:p>
+    <w:p>
+      <w:pPr>
+        <w:spacing w:after="0" w:line="480" w:lineRule="auto"/>
+        <w:rPr>
+          <w:rFonts w:ascii="Georgia Pro" w:eastAsia="Georgia Pro" w:hAnsi="Georgia Pro" w:cs="Georgia Pro"/>
+          <w:color w:val="000000" w:themeColor="text1"/>
+        </w:rPr>
+      </w:pPr>
+    </w:p>
+    <w:p>
+      <w:pPr>
+        <w:spacing w:after="0" w:line="480" w:lineRule="auto"/>
+        <w:rPr>
+          <w:rFonts w:ascii="Georgia Pro" w:eastAsia="Georgia Pro" w:hAnsi="Georgia Pro" w:cs="Georgia Pro"/>
+          <w:color w:val="000000" w:themeColor="text1"/>
+        </w:rPr>
+      </w:pPr>
+      <w:r>
+        <w:rPr>
+          <w:rFonts w:ascii="Georgia Pro" w:eastAsia="Georgia Pro" w:hAnsi="Georgia Pro" w:cs="Georgia Pro"/>
+          <w:color w:val="000000" w:themeColor="text1"/>
+        </w:rPr>
+        <w:t>Expected:</w:t>
       </w:r>
     </w:p>
     <w:p>
@@ -2836,46 +2396,62 @@
           <w:color w:val="000000" w:themeColor="text1"/>
         </w:rPr>
       </w:pPr>
-      <w:proofErr w:type="spellStart"/>
-      <w:r>
-        <w:rPr>
-          <w:rFonts w:ascii="Georgia Pro" w:eastAsia="Georgia Pro" w:hAnsi="Georgia Pro" w:cs="Georgia Pro"/>
-          <w:color w:val="000000" w:themeColor="text1"/>
-        </w:rPr>
-        <w:t>kubectl</w:t>
-      </w:r>
-      <w:proofErr w:type="spellEnd"/>
-      <w:r>
-        <w:rPr>
-          <w:rFonts w:ascii="Georgia Pro" w:eastAsia="Georgia Pro" w:hAnsi="Georgia Pro" w:cs="Georgia Pro"/>
-          <w:color w:val="000000" w:themeColor="text1"/>
-        </w:rPr>
-        <w:t xml:space="preserve"> get secrets</w:t>
-      </w:r>
-    </w:p>
-    <w:p>
-      <w:pPr>
-        <w:spacing w:after="0" w:line="480" w:lineRule="auto"/>
-        <w:rPr>
-          <w:rFonts w:ascii="Georgia Pro" w:eastAsia="Georgia Pro" w:hAnsi="Georgia Pro" w:cs="Georgia Pro"/>
-          <w:color w:val="000000" w:themeColor="text1"/>
-        </w:rPr>
-      </w:pPr>
-    </w:p>
-    <w:p>
-      <w:pPr>
-        <w:spacing w:after="0" w:line="480" w:lineRule="auto"/>
-        <w:rPr>
-          <w:rFonts w:ascii="Georgia Pro" w:eastAsia="Georgia Pro" w:hAnsi="Georgia Pro" w:cs="Georgia Pro"/>
-          <w:color w:val="000000" w:themeColor="text1"/>
-        </w:rPr>
-      </w:pPr>
-      <w:r>
-        <w:rPr>
-          <w:rFonts w:ascii="Georgia Pro" w:eastAsia="Georgia Pro" w:hAnsi="Georgia Pro" w:cs="Georgia Pro"/>
-          <w:color w:val="000000" w:themeColor="text1"/>
-        </w:rPr>
-        <w:t>Expected:</w:t>
+      <w:r>
+        <w:rPr>
+          <w:rFonts w:ascii="Georgia Pro" w:eastAsia="Georgia Pro" w:hAnsi="Georgia Pro" w:cs="Georgia Pro"/>
+          <w:color w:val="000000" w:themeColor="text1"/>
+        </w:rPr>
+        <w:t>app-secret</w:t>
+      </w:r>
+    </w:p>
+    <w:p>
+      <w:pPr>
+        <w:spacing w:after="0" w:line="480" w:lineRule="auto"/>
+        <w:rPr>
+          <w:rFonts w:ascii="Georgia Pro" w:eastAsia="Georgia Pro" w:hAnsi="Georgia Pro" w:cs="Georgia Pro"/>
+          <w:color w:val="000000" w:themeColor="text1"/>
+        </w:rPr>
+      </w:pPr>
+      <w:r>
+        <w:rPr>
+          <w:rFonts w:ascii="Georgia Pro" w:eastAsia="Georgia Pro" w:hAnsi="Georgia Pro" w:cs="Georgia Pro"/>
+          <w:color w:val="000000" w:themeColor="text1"/>
+        </w:rPr>
+        <w:pict w14:anchorId="09544A04">
+          <v:rect id="_x0000_i1041" style="width:0;height:1.5pt" o:hralign="center" o:hrstd="t" o:hr="t" fillcolor="#a0a0a0" stroked="f"/>
+        </w:pict>
+      </w:r>
+    </w:p>
+    <w:p>
+      <w:pPr>
+        <w:spacing w:after="0" w:line="480" w:lineRule="auto"/>
+        <w:rPr>
+          <w:rFonts w:ascii="Georgia Pro" w:eastAsia="Georgia Pro" w:hAnsi="Georgia Pro" w:cs="Georgia Pro"/>
+          <w:b/>
+          <w:bCs/>
+          <w:color w:val="000000" w:themeColor="text1"/>
+        </w:rPr>
+      </w:pPr>
+    </w:p>
+    <w:p>
+      <w:pPr>
+        <w:spacing w:after="0" w:line="480" w:lineRule="auto"/>
+        <w:rPr>
+          <w:rFonts w:ascii="Georgia Pro" w:eastAsia="Georgia Pro" w:hAnsi="Georgia Pro" w:cs="Georgia Pro"/>
+          <w:b/>
+          <w:bCs/>
+          <w:color w:val="000000" w:themeColor="text1"/>
+        </w:rPr>
+      </w:pPr>
+      <w:r>
+        <w:rPr>
+          <w:rFonts w:ascii="Georgia Pro" w:eastAsia="Georgia Pro" w:hAnsi="Georgia Pro" w:cs="Georgia Pro"/>
+          <w:b/>
+          <w:bCs/>
+          <w:color w:val="000000" w:themeColor="text1"/>
+        </w:rPr>
+        <w:lastRenderedPageBreak/>
+        <w:t>Step 11: Describe Secret</w:t>
       </w:r>
     </w:p>
     <w:p>
@@ -2900,24 +2476,24 @@
           <w:rFonts w:ascii="Georgia Pro" w:eastAsia="Georgia Pro" w:hAnsi="Georgia Pro" w:cs="Georgia Pro"/>
           <w:color w:val="000000" w:themeColor="text1"/>
         </w:rPr>
-        <w:t>app-secret</w:t>
-      </w:r>
-    </w:p>
-    <w:p>
-      <w:pPr>
-        <w:spacing w:after="0" w:line="480" w:lineRule="auto"/>
-        <w:rPr>
-          <w:rFonts w:ascii="Georgia Pro" w:eastAsia="Georgia Pro" w:hAnsi="Georgia Pro" w:cs="Georgia Pro"/>
-          <w:color w:val="000000" w:themeColor="text1"/>
-        </w:rPr>
-      </w:pPr>
-      <w:r>
-        <w:rPr>
-          <w:rFonts w:ascii="Georgia Pro" w:eastAsia="Georgia Pro" w:hAnsi="Georgia Pro" w:cs="Georgia Pro"/>
-          <w:color w:val="000000" w:themeColor="text1"/>
-        </w:rPr>
-        <w:pict w14:anchorId="09544A04">
-          <v:rect id="_x0000_i1376" style="width:0;height:1.5pt" o:hralign="center" o:hrstd="t" o:hr="t" fillcolor="#a0a0a0" stroked="f"/>
+        <w:t>kubectl describe secret app-secret</w:t>
+      </w:r>
+    </w:p>
+    <w:p>
+      <w:pPr>
+        <w:spacing w:after="0" w:line="480" w:lineRule="auto"/>
+        <w:rPr>
+          <w:rFonts w:ascii="Georgia Pro" w:eastAsia="Georgia Pro" w:hAnsi="Georgia Pro" w:cs="Georgia Pro"/>
+          <w:color w:val="000000" w:themeColor="text1"/>
+        </w:rPr>
+      </w:pPr>
+      <w:r>
+        <w:rPr>
+          <w:rFonts w:ascii="Georgia Pro" w:eastAsia="Georgia Pro" w:hAnsi="Georgia Pro" w:cs="Georgia Pro"/>
+          <w:color w:val="000000" w:themeColor="text1"/>
+        </w:rPr>
+        <w:pict w14:anchorId="01A834C7">
+          <v:rect id="_x0000_i1042" style="width:0;height:1.5pt" o:hralign="center" o:hrstd="t" o:hr="t" fillcolor="#a0a0a0" stroked="f"/>
         </w:pict>
       </w:r>
     </w:p>
@@ -2931,26 +2507,14 @@
           <w:color w:val="000000" w:themeColor="text1"/>
         </w:rPr>
       </w:pPr>
-    </w:p>
-    <w:p>
-      <w:pPr>
-        <w:spacing w:after="0" w:line="480" w:lineRule="auto"/>
+      <w:r>
         <w:rPr>
           <w:rFonts w:ascii="Georgia Pro" w:eastAsia="Georgia Pro" w:hAnsi="Georgia Pro" w:cs="Georgia Pro"/>
           <w:b/>
           <w:bCs/>
           <w:color w:val="000000" w:themeColor="text1"/>
         </w:rPr>
-      </w:pPr>
-      <w:r>
-        <w:rPr>
-          <w:rFonts w:ascii="Georgia Pro" w:eastAsia="Georgia Pro" w:hAnsi="Georgia Pro" w:cs="Georgia Pro"/>
-          <w:b/>
-          <w:bCs/>
-          <w:color w:val="000000" w:themeColor="text1"/>
-        </w:rPr>
-        <w:lastRenderedPageBreak/>
-        <w:t>Step 11: Describe Secret</w:t>
+        <w:t>Step 12: View Encoded Secret</w:t>
       </w:r>
     </w:p>
     <w:p>
@@ -2970,38 +2534,54 @@
           <w:color w:val="000000" w:themeColor="text1"/>
         </w:rPr>
       </w:pPr>
-      <w:proofErr w:type="spellStart"/>
-      <w:r>
-        <w:rPr>
-          <w:rFonts w:ascii="Georgia Pro" w:eastAsia="Georgia Pro" w:hAnsi="Georgia Pro" w:cs="Georgia Pro"/>
-          <w:color w:val="000000" w:themeColor="text1"/>
-        </w:rPr>
-        <w:t>kubectl</w:t>
-      </w:r>
-      <w:proofErr w:type="spellEnd"/>
-      <w:r>
-        <w:rPr>
-          <w:rFonts w:ascii="Georgia Pro" w:eastAsia="Georgia Pro" w:hAnsi="Georgia Pro" w:cs="Georgia Pro"/>
-          <w:color w:val="000000" w:themeColor="text1"/>
-        </w:rPr>
-        <w:t xml:space="preserve"> describe secret app-secret</w:t>
-      </w:r>
-    </w:p>
-    <w:p>
-      <w:pPr>
-        <w:spacing w:after="0" w:line="480" w:lineRule="auto"/>
-        <w:rPr>
-          <w:rFonts w:ascii="Georgia Pro" w:eastAsia="Georgia Pro" w:hAnsi="Georgia Pro" w:cs="Georgia Pro"/>
-          <w:color w:val="000000" w:themeColor="text1"/>
-        </w:rPr>
-      </w:pPr>
-      <w:r>
-        <w:rPr>
-          <w:rFonts w:ascii="Georgia Pro" w:eastAsia="Georgia Pro" w:hAnsi="Georgia Pro" w:cs="Georgia Pro"/>
-          <w:color w:val="000000" w:themeColor="text1"/>
-        </w:rPr>
-        <w:pict w14:anchorId="01A834C7">
-          <v:rect id="_x0000_i1377" style="width:0;height:1.5pt" o:hralign="center" o:hrstd="t" o:hr="t" fillcolor="#a0a0a0" stroked="f"/>
+      <w:r>
+        <w:rPr>
+          <w:rFonts w:ascii="Georgia Pro" w:eastAsia="Georgia Pro" w:hAnsi="Georgia Pro" w:cs="Georgia Pro"/>
+          <w:color w:val="000000" w:themeColor="text1"/>
+        </w:rPr>
+        <w:t>kubectl get secret app-secret -o yaml</w:t>
+      </w:r>
+    </w:p>
+    <w:p>
+      <w:pPr>
+        <w:spacing w:after="0" w:line="480" w:lineRule="auto"/>
+        <w:rPr>
+          <w:rFonts w:ascii="Georgia Pro" w:eastAsia="Georgia Pro" w:hAnsi="Georgia Pro" w:cs="Georgia Pro"/>
+          <w:color w:val="000000" w:themeColor="text1"/>
+        </w:rPr>
+      </w:pPr>
+    </w:p>
+    <w:p>
+      <w:pPr>
+        <w:spacing w:after="0" w:line="480" w:lineRule="auto"/>
+        <w:rPr>
+          <w:rFonts w:ascii="Georgia Pro" w:eastAsia="Georgia Pro" w:hAnsi="Georgia Pro" w:cs="Georgia Pro"/>
+          <w:color w:val="000000" w:themeColor="text1"/>
+        </w:rPr>
+      </w:pPr>
+      <w:r>
+        <w:rPr>
+          <w:rFonts w:ascii="Georgia Pro" w:eastAsia="Georgia Pro" w:hAnsi="Georgia Pro" w:cs="Georgia Pro"/>
+          <w:color w:val="000000" w:themeColor="text1"/>
+        </w:rPr>
+        <w:t>You will see Base64 encoded values.</w:t>
+      </w:r>
+    </w:p>
+    <w:p>
+      <w:pPr>
+        <w:spacing w:after="0" w:line="480" w:lineRule="auto"/>
+        <w:rPr>
+          <w:rFonts w:ascii="Georgia Pro" w:eastAsia="Georgia Pro" w:hAnsi="Georgia Pro" w:cs="Georgia Pro"/>
+          <w:color w:val="000000" w:themeColor="text1"/>
+        </w:rPr>
+      </w:pPr>
+      <w:r>
+        <w:rPr>
+          <w:rFonts w:ascii="Georgia Pro" w:eastAsia="Georgia Pro" w:hAnsi="Georgia Pro" w:cs="Georgia Pro"/>
+          <w:color w:val="000000" w:themeColor="text1"/>
+        </w:rPr>
+        <w:pict w14:anchorId="2CFD680C">
+          <v:rect id="_x0000_i1043" style="width:0;height:1.5pt" o:hralign="center" o:hrstd="t" o:hr="t" fillcolor="#a0a0a0" stroked="f"/>
         </w:pict>
       </w:r>
     </w:p>
@@ -3022,7 +2602,23 @@
           <w:bCs/>
           <w:color w:val="000000" w:themeColor="text1"/>
         </w:rPr>
-        <w:t>Step 12: View Encoded Secret</w:t>
+        <w:t>Step 13: Decode Secret Manually</w:t>
+      </w:r>
+    </w:p>
+    <w:p>
+      <w:pPr>
+        <w:spacing w:after="0" w:line="480" w:lineRule="auto"/>
+        <w:rPr>
+          <w:rFonts w:ascii="Georgia Pro" w:eastAsia="Georgia Pro" w:hAnsi="Georgia Pro" w:cs="Georgia Pro"/>
+          <w:color w:val="000000" w:themeColor="text1"/>
+        </w:rPr>
+      </w:pPr>
+      <w:r>
+        <w:rPr>
+          <w:rFonts w:ascii="Georgia Pro" w:eastAsia="Georgia Pro" w:hAnsi="Georgia Pro" w:cs="Georgia Pro"/>
+          <w:color w:val="000000" w:themeColor="text1"/>
+        </w:rPr>
+        <w:t>Example:</w:t>
       </w:r>
     </w:p>
     <w:p>
@@ -3042,72 +2638,84 @@
           <w:color w:val="000000" w:themeColor="text1"/>
         </w:rPr>
       </w:pPr>
-      <w:proofErr w:type="spellStart"/>
-      <w:r>
-        <w:rPr>
-          <w:rFonts w:ascii="Georgia Pro" w:eastAsia="Georgia Pro" w:hAnsi="Georgia Pro" w:cs="Georgia Pro"/>
-          <w:color w:val="000000" w:themeColor="text1"/>
-        </w:rPr>
-        <w:t>kubectl</w:t>
-      </w:r>
-      <w:proofErr w:type="spellEnd"/>
-      <w:r>
-        <w:rPr>
-          <w:rFonts w:ascii="Georgia Pro" w:eastAsia="Georgia Pro" w:hAnsi="Georgia Pro" w:cs="Georgia Pro"/>
-          <w:color w:val="000000" w:themeColor="text1"/>
-        </w:rPr>
-        <w:t xml:space="preserve"> get secret app-secret -o </w:t>
-      </w:r>
-      <w:proofErr w:type="spellStart"/>
-      <w:r>
-        <w:rPr>
-          <w:rFonts w:ascii="Georgia Pro" w:eastAsia="Georgia Pro" w:hAnsi="Georgia Pro" w:cs="Georgia Pro"/>
-          <w:color w:val="000000" w:themeColor="text1"/>
-        </w:rPr>
-        <w:t>yaml</w:t>
-      </w:r>
-      <w:proofErr w:type="spellEnd"/>
-    </w:p>
-    <w:p>
-      <w:pPr>
-        <w:spacing w:after="0" w:line="480" w:lineRule="auto"/>
-        <w:rPr>
-          <w:rFonts w:ascii="Georgia Pro" w:eastAsia="Georgia Pro" w:hAnsi="Georgia Pro" w:cs="Georgia Pro"/>
-          <w:color w:val="000000" w:themeColor="text1"/>
-        </w:rPr>
-      </w:pPr>
-    </w:p>
-    <w:p>
-      <w:pPr>
-        <w:spacing w:after="0" w:line="480" w:lineRule="auto"/>
-        <w:rPr>
-          <w:rFonts w:ascii="Georgia Pro" w:eastAsia="Georgia Pro" w:hAnsi="Georgia Pro" w:cs="Georgia Pro"/>
-          <w:color w:val="000000" w:themeColor="text1"/>
-        </w:rPr>
-      </w:pPr>
-      <w:r>
-        <w:rPr>
-          <w:rFonts w:ascii="Georgia Pro" w:eastAsia="Georgia Pro" w:hAnsi="Georgia Pro" w:cs="Georgia Pro"/>
-          <w:color w:val="000000" w:themeColor="text1"/>
-        </w:rPr>
-        <w:t>You will see Base64 encoded values.</w:t>
-      </w:r>
-    </w:p>
-    <w:p>
-      <w:pPr>
-        <w:spacing w:after="0" w:line="480" w:lineRule="auto"/>
-        <w:rPr>
-          <w:rFonts w:ascii="Georgia Pro" w:eastAsia="Georgia Pro" w:hAnsi="Georgia Pro" w:cs="Georgia Pro"/>
-          <w:color w:val="000000" w:themeColor="text1"/>
-        </w:rPr>
-      </w:pPr>
-      <w:r>
-        <w:rPr>
-          <w:rFonts w:ascii="Georgia Pro" w:eastAsia="Georgia Pro" w:hAnsi="Georgia Pro" w:cs="Georgia Pro"/>
-          <w:color w:val="000000" w:themeColor="text1"/>
-        </w:rPr>
-        <w:pict w14:anchorId="2CFD680C">
-          <v:rect id="_x0000_i1378" style="width:0;height:1.5pt" o:hralign="center" o:hrstd="t" o:hr="t" fillcolor="#a0a0a0" stroked="f"/>
+      <w:r>
+        <w:rPr>
+          <w:rFonts w:ascii="Georgia Pro" w:eastAsia="Georgia Pro" w:hAnsi="Georgia Pro" w:cs="Georgia Pro"/>
+          <w:color w:val="000000" w:themeColor="text1"/>
+        </w:rPr>
+        <w:t xml:space="preserve">echo YWRtaW4= | base64 </w:t>
+      </w:r>
+      <w:r>
+        <w:rPr>
+          <w:rFonts w:ascii="Georgia Pro" w:eastAsia="Georgia Pro" w:hAnsi="Georgia Pro" w:cs="Georgia Pro"/>
+          <w:color w:val="000000" w:themeColor="text1"/>
+        </w:rPr>
+        <w:t>--</w:t>
+      </w:r>
+      <w:r>
+        <w:rPr>
+          <w:rFonts w:ascii="Georgia Pro" w:eastAsia="Georgia Pro" w:hAnsi="Georgia Pro" w:cs="Georgia Pro"/>
+          <w:color w:val="000000" w:themeColor="text1"/>
+        </w:rPr>
+        <w:t>decode</w:t>
+      </w:r>
+    </w:p>
+    <w:p>
+      <w:pPr>
+        <w:spacing w:after="0" w:line="480" w:lineRule="auto"/>
+        <w:rPr>
+          <w:rFonts w:ascii="Georgia Pro" w:eastAsia="Georgia Pro" w:hAnsi="Georgia Pro" w:cs="Georgia Pro"/>
+          <w:color w:val="000000" w:themeColor="text1"/>
+        </w:rPr>
+      </w:pPr>
+    </w:p>
+    <w:p>
+      <w:pPr>
+        <w:spacing w:after="0" w:line="480" w:lineRule="auto"/>
+        <w:rPr>
+          <w:rFonts w:ascii="Georgia Pro" w:eastAsia="Georgia Pro" w:hAnsi="Georgia Pro" w:cs="Georgia Pro"/>
+          <w:color w:val="000000" w:themeColor="text1"/>
+        </w:rPr>
+      </w:pPr>
+      <w:r>
+        <w:rPr>
+          <w:rFonts w:ascii="Georgia Pro" w:eastAsia="Georgia Pro" w:hAnsi="Georgia Pro" w:cs="Georgia Pro"/>
+          <w:color w:val="000000" w:themeColor="text1"/>
+        </w:rPr>
+        <w:t>Expected:</w:t>
+      </w:r>
+    </w:p>
+    <w:p>
+      <w:pPr>
+        <w:spacing w:after="0" w:line="480" w:lineRule="auto"/>
+        <w:rPr>
+          <w:rFonts w:ascii="Georgia Pro" w:eastAsia="Georgia Pro" w:hAnsi="Georgia Pro" w:cs="Georgia Pro"/>
+          <w:color w:val="000000" w:themeColor="text1"/>
+        </w:rPr>
+      </w:pPr>
+      <w:r>
+        <w:rPr>
+          <w:rFonts w:ascii="Georgia Pro" w:eastAsia="Georgia Pro" w:hAnsi="Georgia Pro" w:cs="Georgia Pro"/>
+          <w:color w:val="000000" w:themeColor="text1"/>
+        </w:rPr>
+        <w:t>admin</w:t>
+      </w:r>
+    </w:p>
+    <w:p>
+      <w:pPr>
+        <w:spacing w:after="0" w:line="480" w:lineRule="auto"/>
+        <w:rPr>
+          <w:rFonts w:ascii="Georgia Pro" w:eastAsia="Georgia Pro" w:hAnsi="Georgia Pro" w:cs="Georgia Pro"/>
+          <w:color w:val="000000" w:themeColor="text1"/>
+        </w:rPr>
+      </w:pPr>
+      <w:r>
+        <w:rPr>
+          <w:rFonts w:ascii="Georgia Pro" w:eastAsia="Georgia Pro" w:hAnsi="Georgia Pro" w:cs="Georgia Pro"/>
+          <w:color w:val="000000" w:themeColor="text1"/>
+        </w:rPr>
+        <w:pict w14:anchorId="108D5F38">
+          <v:rect id="_x0000_i1044" style="width:0;height:1.5pt" o:hralign="center" o:hrstd="t" o:hr="t" fillcolor="#a0a0a0" stroked="f"/>
         </w:pict>
       </w:r>
     </w:p>
@@ -3128,23 +2736,23 @@
           <w:bCs/>
           <w:color w:val="000000" w:themeColor="text1"/>
         </w:rPr>
-        <w:t>Step 13: Decode Secret Manually</w:t>
-      </w:r>
-    </w:p>
-    <w:p>
-      <w:pPr>
-        <w:spacing w:after="0" w:line="480" w:lineRule="auto"/>
-        <w:rPr>
-          <w:rFonts w:ascii="Georgia Pro" w:eastAsia="Georgia Pro" w:hAnsi="Georgia Pro" w:cs="Georgia Pro"/>
-          <w:color w:val="000000" w:themeColor="text1"/>
-        </w:rPr>
-      </w:pPr>
-      <w:r>
-        <w:rPr>
-          <w:rFonts w:ascii="Georgia Pro" w:eastAsia="Georgia Pro" w:hAnsi="Georgia Pro" w:cs="Georgia Pro"/>
-          <w:color w:val="000000" w:themeColor="text1"/>
-        </w:rPr>
-        <w:t>Example:</w:t>
+        <w:t>Step 14: Create Deployment YAML</w:t>
+      </w:r>
+    </w:p>
+    <w:p>
+      <w:pPr>
+        <w:spacing w:after="0" w:line="480" w:lineRule="auto"/>
+        <w:rPr>
+          <w:rFonts w:ascii="Georgia Pro" w:eastAsia="Georgia Pro" w:hAnsi="Georgia Pro" w:cs="Georgia Pro"/>
+          <w:color w:val="000000" w:themeColor="text1"/>
+        </w:rPr>
+      </w:pPr>
+      <w:r>
+        <w:rPr>
+          <w:rFonts w:ascii="Georgia Pro" w:eastAsia="Georgia Pro" w:hAnsi="Georgia Pro" w:cs="Georgia Pro"/>
+          <w:color w:val="000000" w:themeColor="text1"/>
+        </w:rPr>
+        <w:t>Create file:</w:t>
       </w:r>
     </w:p>
     <w:p>
@@ -3169,116 +2777,32 @@
           <w:rFonts w:ascii="Georgia Pro" w:eastAsia="Georgia Pro" w:hAnsi="Georgia Pro" w:cs="Georgia Pro"/>
           <w:color w:val="000000" w:themeColor="text1"/>
         </w:rPr>
-        <w:t xml:space="preserve">echo YWRtaW4= | base64 </w:t>
-      </w:r>
-      <w:r>
-        <w:rPr>
-          <w:rFonts w:ascii="Georgia Pro" w:eastAsia="Georgia Pro" w:hAnsi="Georgia Pro" w:cs="Georgia Pro"/>
-          <w:color w:val="000000" w:themeColor="text1"/>
-        </w:rPr>
-        <w:t>–</w:t>
-      </w:r>
-      <w:r>
-        <w:rPr>
-          <w:rFonts w:ascii="Georgia Pro" w:eastAsia="Georgia Pro" w:hAnsi="Georgia Pro" w:cs="Georgia Pro"/>
-          <w:color w:val="000000" w:themeColor="text1"/>
-        </w:rPr>
-        <w:t>decode</w:t>
-      </w:r>
-    </w:p>
-    <w:p>
-      <w:pPr>
-        <w:spacing w:after="0" w:line="480" w:lineRule="auto"/>
-        <w:rPr>
-          <w:rFonts w:ascii="Georgia Pro" w:eastAsia="Georgia Pro" w:hAnsi="Georgia Pro" w:cs="Georgia Pro"/>
-          <w:color w:val="000000" w:themeColor="text1"/>
-        </w:rPr>
-      </w:pPr>
-    </w:p>
-    <w:p>
-      <w:pPr>
-        <w:spacing w:after="0" w:line="480" w:lineRule="auto"/>
-        <w:rPr>
-          <w:rFonts w:ascii="Georgia Pro" w:eastAsia="Georgia Pro" w:hAnsi="Georgia Pro" w:cs="Georgia Pro"/>
-          <w:color w:val="000000" w:themeColor="text1"/>
-        </w:rPr>
-      </w:pPr>
-      <w:r>
-        <w:rPr>
-          <w:rFonts w:ascii="Georgia Pro" w:eastAsia="Georgia Pro" w:hAnsi="Georgia Pro" w:cs="Georgia Pro"/>
-          <w:color w:val="000000" w:themeColor="text1"/>
-        </w:rPr>
-        <w:t>Expected:</w:t>
-      </w:r>
-    </w:p>
-    <w:p>
-      <w:pPr>
-        <w:spacing w:after="0" w:line="480" w:lineRule="auto"/>
-        <w:rPr>
-          <w:rFonts w:ascii="Georgia Pro" w:eastAsia="Georgia Pro" w:hAnsi="Georgia Pro" w:cs="Georgia Pro"/>
-          <w:color w:val="000000" w:themeColor="text1"/>
-        </w:rPr>
-      </w:pPr>
-      <w:r>
-        <w:rPr>
-          <w:rFonts w:ascii="Georgia Pro" w:eastAsia="Georgia Pro" w:hAnsi="Georgia Pro" w:cs="Georgia Pro"/>
-          <w:color w:val="000000" w:themeColor="text1"/>
-        </w:rPr>
-        <w:t>admin</w:t>
-      </w:r>
-    </w:p>
-    <w:p>
-      <w:pPr>
-        <w:spacing w:after="0" w:line="480" w:lineRule="auto"/>
-        <w:rPr>
-          <w:rFonts w:ascii="Georgia Pro" w:eastAsia="Georgia Pro" w:hAnsi="Georgia Pro" w:cs="Georgia Pro"/>
-          <w:color w:val="000000" w:themeColor="text1"/>
-        </w:rPr>
-      </w:pPr>
-      <w:r>
-        <w:rPr>
-          <w:rFonts w:ascii="Georgia Pro" w:eastAsia="Georgia Pro" w:hAnsi="Georgia Pro" w:cs="Georgia Pro"/>
-          <w:color w:val="000000" w:themeColor="text1"/>
-        </w:rPr>
-        <w:pict w14:anchorId="108D5F38">
-          <v:rect id="_x0000_i1379" style="width:0;height:1.5pt" o:hralign="center" o:hrstd="t" o:hr="t" fillcolor="#a0a0a0" stroked="f"/>
-        </w:pict>
-      </w:r>
-    </w:p>
-    <w:p>
-      <w:pPr>
-        <w:spacing w:after="0" w:line="480" w:lineRule="auto"/>
-        <w:rPr>
-          <w:rFonts w:ascii="Georgia Pro" w:eastAsia="Georgia Pro" w:hAnsi="Georgia Pro" w:cs="Georgia Pro"/>
-          <w:b/>
-          <w:bCs/>
-          <w:color w:val="000000" w:themeColor="text1"/>
-        </w:rPr>
-      </w:pPr>
-      <w:r>
-        <w:rPr>
-          <w:rFonts w:ascii="Georgia Pro" w:eastAsia="Georgia Pro" w:hAnsi="Georgia Pro" w:cs="Georgia Pro"/>
-          <w:b/>
-          <w:bCs/>
-          <w:color w:val="000000" w:themeColor="text1"/>
-        </w:rPr>
-        <w:t>Step 14: Create Deployment YAML</w:t>
-      </w:r>
-    </w:p>
-    <w:p>
-      <w:pPr>
-        <w:spacing w:after="0" w:line="480" w:lineRule="auto"/>
-        <w:rPr>
-          <w:rFonts w:ascii="Georgia Pro" w:eastAsia="Georgia Pro" w:hAnsi="Georgia Pro" w:cs="Georgia Pro"/>
-          <w:color w:val="000000" w:themeColor="text1"/>
-        </w:rPr>
-      </w:pPr>
-      <w:r>
-        <w:rPr>
-          <w:rFonts w:ascii="Georgia Pro" w:eastAsia="Georgia Pro" w:hAnsi="Georgia Pro" w:cs="Georgia Pro"/>
-          <w:color w:val="000000" w:themeColor="text1"/>
-        </w:rPr>
-        <w:t>Create file:</w:t>
+        <w:t>nano config-secret-app.yaml</w:t>
+      </w:r>
+    </w:p>
+    <w:p>
+      <w:pPr>
+        <w:spacing w:after="0" w:line="480" w:lineRule="auto"/>
+        <w:rPr>
+          <w:rFonts w:ascii="Georgia Pro" w:eastAsia="Georgia Pro" w:hAnsi="Georgia Pro" w:cs="Georgia Pro"/>
+          <w:color w:val="000000" w:themeColor="text1"/>
+        </w:rPr>
+      </w:pPr>
+    </w:p>
+    <w:p>
+      <w:pPr>
+        <w:spacing w:after="0" w:line="480" w:lineRule="auto"/>
+        <w:rPr>
+          <w:rFonts w:ascii="Georgia Pro" w:eastAsia="Georgia Pro" w:hAnsi="Georgia Pro" w:cs="Georgia Pro"/>
+          <w:color w:val="000000" w:themeColor="text1"/>
+        </w:rPr>
+      </w:pPr>
+      <w:r>
+        <w:rPr>
+          <w:rFonts w:ascii="Georgia Pro" w:eastAsia="Georgia Pro" w:hAnsi="Georgia Pro" w:cs="Georgia Pro"/>
+          <w:color w:val="000000" w:themeColor="text1"/>
+        </w:rPr>
+        <w:t>Paste:</w:t>
       </w:r>
     </w:p>
     <w:p>
@@ -3303,43 +2827,417 @@
           <w:rFonts w:ascii="Georgia Pro" w:eastAsia="Georgia Pro" w:hAnsi="Georgia Pro" w:cs="Georgia Pro"/>
           <w:color w:val="000000" w:themeColor="text1"/>
         </w:rPr>
-        <w:t>nano config-secret-</w:t>
-      </w:r>
-      <w:proofErr w:type="spellStart"/>
-      <w:proofErr w:type="gramStart"/>
-      <w:r>
-        <w:rPr>
-          <w:rFonts w:ascii="Georgia Pro" w:eastAsia="Georgia Pro" w:hAnsi="Georgia Pro" w:cs="Georgia Pro"/>
-          <w:color w:val="000000" w:themeColor="text1"/>
-        </w:rPr>
-        <w:t>app.yaml</w:t>
-      </w:r>
-      <w:proofErr w:type="spellEnd"/>
-      <w:proofErr w:type="gramEnd"/>
-    </w:p>
-    <w:p>
-      <w:pPr>
-        <w:spacing w:after="0" w:line="480" w:lineRule="auto"/>
-        <w:rPr>
-          <w:rFonts w:ascii="Georgia Pro" w:eastAsia="Georgia Pro" w:hAnsi="Georgia Pro" w:cs="Georgia Pro"/>
-          <w:color w:val="000000" w:themeColor="text1"/>
-        </w:rPr>
-      </w:pPr>
-    </w:p>
-    <w:p>
-      <w:pPr>
-        <w:spacing w:after="0" w:line="480" w:lineRule="auto"/>
-        <w:rPr>
-          <w:rFonts w:ascii="Georgia Pro" w:eastAsia="Georgia Pro" w:hAnsi="Georgia Pro" w:cs="Georgia Pro"/>
-          <w:color w:val="000000" w:themeColor="text1"/>
-        </w:rPr>
-      </w:pPr>
-      <w:r>
-        <w:rPr>
-          <w:rFonts w:ascii="Georgia Pro" w:eastAsia="Georgia Pro" w:hAnsi="Georgia Pro" w:cs="Georgia Pro"/>
-          <w:color w:val="000000" w:themeColor="text1"/>
-        </w:rPr>
-        <w:t>Paste:</w:t>
+        <w:t>apiVersion: apps/v1</w:t>
+      </w:r>
+      <w:r>
+        <w:rPr>
+          <w:rFonts w:ascii="Georgia Pro" w:eastAsia="Georgia Pro" w:hAnsi="Georgia Pro" w:cs="Georgia Pro"/>
+          <w:color w:val="000000" w:themeColor="text1"/>
+        </w:rPr>
+        <w:br/>
+        <w:t>kind: Deployment</w:t>
+      </w:r>
+      <w:r>
+        <w:rPr>
+          <w:rFonts w:ascii="Georgia Pro" w:eastAsia="Georgia Pro" w:hAnsi="Georgia Pro" w:cs="Georgia Pro"/>
+          <w:color w:val="000000" w:themeColor="text1"/>
+        </w:rPr>
+        <w:br/>
+        <w:t>metadata:</w:t>
+      </w:r>
+      <w:r>
+        <w:rPr>
+          <w:rFonts w:ascii="Georgia Pro" w:eastAsia="Georgia Pro" w:hAnsi="Georgia Pro" w:cs="Georgia Pro"/>
+          <w:color w:val="000000" w:themeColor="text1"/>
+        </w:rPr>
+        <w:br/>
+        <w:t xml:space="preserve">  name: config-secret-app</w:t>
+      </w:r>
+      <w:r>
+        <w:rPr>
+          <w:rFonts w:ascii="Georgia Pro" w:eastAsia="Georgia Pro" w:hAnsi="Georgia Pro" w:cs="Georgia Pro"/>
+          <w:color w:val="000000" w:themeColor="text1"/>
+        </w:rPr>
+        <w:br/>
+        <w:t>spec:</w:t>
+      </w:r>
+      <w:r>
+        <w:rPr>
+          <w:rFonts w:ascii="Georgia Pro" w:eastAsia="Georgia Pro" w:hAnsi="Georgia Pro" w:cs="Georgia Pro"/>
+          <w:color w:val="000000" w:themeColor="text1"/>
+        </w:rPr>
+        <w:br/>
+        <w:t xml:space="preserve">  replicas: 1</w:t>
+      </w:r>
+      <w:r>
+        <w:rPr>
+          <w:rFonts w:ascii="Georgia Pro" w:eastAsia="Georgia Pro" w:hAnsi="Georgia Pro" w:cs="Georgia Pro"/>
+          <w:color w:val="000000" w:themeColor="text1"/>
+        </w:rPr>
+        <w:br/>
+        <w:t xml:space="preserve">  selector:</w:t>
+      </w:r>
+      <w:r>
+        <w:rPr>
+          <w:rFonts w:ascii="Georgia Pro" w:eastAsia="Georgia Pro" w:hAnsi="Georgia Pro" w:cs="Georgia Pro"/>
+          <w:color w:val="000000" w:themeColor="text1"/>
+        </w:rPr>
+        <w:br/>
+      </w:r>
+      <w:r>
+        <w:rPr>
+          <w:rFonts w:ascii="Georgia Pro" w:eastAsia="Georgia Pro" w:hAnsi="Georgia Pro" w:cs="Georgia Pro"/>
+          <w:color w:val="000000" w:themeColor="text1"/>
+        </w:rPr>
+        <w:lastRenderedPageBreak/>
+        <w:t xml:space="preserve">    matchLabels:</w:t>
+      </w:r>
+      <w:r>
+        <w:rPr>
+          <w:rFonts w:ascii="Georgia Pro" w:eastAsia="Georgia Pro" w:hAnsi="Georgia Pro" w:cs="Georgia Pro"/>
+          <w:color w:val="000000" w:themeColor="text1"/>
+        </w:rPr>
+        <w:br/>
+        <w:t xml:space="preserve">      app: config-secret-app</w:t>
+      </w:r>
+      <w:r>
+        <w:rPr>
+          <w:rFonts w:ascii="Georgia Pro" w:eastAsia="Georgia Pro" w:hAnsi="Georgia Pro" w:cs="Georgia Pro"/>
+          <w:color w:val="000000" w:themeColor="text1"/>
+        </w:rPr>
+        <w:br/>
+        <w:t xml:space="preserve">  template:</w:t>
+      </w:r>
+      <w:r>
+        <w:rPr>
+          <w:rFonts w:ascii="Georgia Pro" w:eastAsia="Georgia Pro" w:hAnsi="Georgia Pro" w:cs="Georgia Pro"/>
+          <w:color w:val="000000" w:themeColor="text1"/>
+        </w:rPr>
+        <w:br/>
+        <w:t xml:space="preserve">    metadata:</w:t>
+      </w:r>
+      <w:r>
+        <w:rPr>
+          <w:rFonts w:ascii="Georgia Pro" w:eastAsia="Georgia Pro" w:hAnsi="Georgia Pro" w:cs="Georgia Pro"/>
+          <w:color w:val="000000" w:themeColor="text1"/>
+        </w:rPr>
+        <w:br/>
+        <w:t xml:space="preserve">      labels:</w:t>
+      </w:r>
+      <w:r>
+        <w:rPr>
+          <w:rFonts w:ascii="Georgia Pro" w:eastAsia="Georgia Pro" w:hAnsi="Georgia Pro" w:cs="Georgia Pro"/>
+          <w:color w:val="000000" w:themeColor="text1"/>
+        </w:rPr>
+        <w:br/>
+        <w:t xml:space="preserve">        app: config-secret-app</w:t>
+      </w:r>
+      <w:r>
+        <w:rPr>
+          <w:rFonts w:ascii="Georgia Pro" w:eastAsia="Georgia Pro" w:hAnsi="Georgia Pro" w:cs="Georgia Pro"/>
+          <w:color w:val="000000" w:themeColor="text1"/>
+        </w:rPr>
+        <w:br/>
+        <w:t xml:space="preserve">    spec:</w:t>
+      </w:r>
+      <w:r>
+        <w:rPr>
+          <w:rFonts w:ascii="Georgia Pro" w:eastAsia="Georgia Pro" w:hAnsi="Georgia Pro" w:cs="Georgia Pro"/>
+          <w:color w:val="000000" w:themeColor="text1"/>
+        </w:rPr>
+        <w:br/>
+        <w:t xml:space="preserve">      containers:</w:t>
+      </w:r>
+      <w:r>
+        <w:rPr>
+          <w:rFonts w:ascii="Georgia Pro" w:eastAsia="Georgia Pro" w:hAnsi="Georgia Pro" w:cs="Georgia Pro"/>
+          <w:color w:val="000000" w:themeColor="text1"/>
+        </w:rPr>
+        <w:br/>
+        <w:t xml:space="preserve">      - name: app-container</w:t>
+      </w:r>
+      <w:r>
+        <w:rPr>
+          <w:rFonts w:ascii="Georgia Pro" w:eastAsia="Georgia Pro" w:hAnsi="Georgia Pro" w:cs="Georgia Pro"/>
+          <w:color w:val="000000" w:themeColor="text1"/>
+        </w:rPr>
+        <w:br/>
+        <w:t xml:space="preserve">        image: nginx</w:t>
+      </w:r>
+      <w:r>
+        <w:rPr>
+          <w:rFonts w:ascii="Georgia Pro" w:eastAsia="Georgia Pro" w:hAnsi="Georgia Pro" w:cs="Georgia Pro"/>
+          <w:color w:val="000000" w:themeColor="text1"/>
+        </w:rPr>
+        <w:br/>
+        <w:t xml:space="preserve">        ports:</w:t>
+      </w:r>
+      <w:r>
+        <w:rPr>
+          <w:rFonts w:ascii="Georgia Pro" w:eastAsia="Georgia Pro" w:hAnsi="Georgia Pro" w:cs="Georgia Pro"/>
+          <w:color w:val="000000" w:themeColor="text1"/>
+        </w:rPr>
+        <w:br/>
+        <w:t xml:space="preserve">        - containerPort: 80</w:t>
+      </w:r>
+      <w:r>
+        <w:rPr>
+          <w:rFonts w:ascii="Georgia Pro" w:eastAsia="Georgia Pro" w:hAnsi="Georgia Pro" w:cs="Georgia Pro"/>
+          <w:color w:val="000000" w:themeColor="text1"/>
+        </w:rPr>
+        <w:br/>
+        <w:t xml:space="preserve">        env:</w:t>
+      </w:r>
+      <w:r>
+        <w:rPr>
+          <w:rFonts w:ascii="Georgia Pro" w:eastAsia="Georgia Pro" w:hAnsi="Georgia Pro" w:cs="Georgia Pro"/>
+          <w:color w:val="000000" w:themeColor="text1"/>
+        </w:rPr>
+        <w:br/>
+        <w:t xml:space="preserve">        - name: APP_MODE</w:t>
+      </w:r>
+      <w:r>
+        <w:rPr>
+          <w:rFonts w:ascii="Georgia Pro" w:eastAsia="Georgia Pro" w:hAnsi="Georgia Pro" w:cs="Georgia Pro"/>
+          <w:color w:val="000000" w:themeColor="text1"/>
+        </w:rPr>
+        <w:br/>
+        <w:t xml:space="preserve">          valueFrom:</w:t>
+      </w:r>
+      <w:r>
+        <w:rPr>
+          <w:rFonts w:ascii="Georgia Pro" w:eastAsia="Georgia Pro" w:hAnsi="Georgia Pro" w:cs="Georgia Pro"/>
+          <w:color w:val="000000" w:themeColor="text1"/>
+        </w:rPr>
+        <w:br/>
+        <w:t xml:space="preserve">            configMapKeyRef:</w:t>
+      </w:r>
+      <w:r>
+        <w:rPr>
+          <w:rFonts w:ascii="Georgia Pro" w:eastAsia="Georgia Pro" w:hAnsi="Georgia Pro" w:cs="Georgia Pro"/>
+          <w:color w:val="000000" w:themeColor="text1"/>
+        </w:rPr>
+        <w:br/>
+        <w:t xml:space="preserve">              name: app-config</w:t>
+      </w:r>
+      <w:r>
+        <w:rPr>
+          <w:rFonts w:ascii="Georgia Pro" w:eastAsia="Georgia Pro" w:hAnsi="Georgia Pro" w:cs="Georgia Pro"/>
+          <w:color w:val="000000" w:themeColor="text1"/>
+        </w:rPr>
+        <w:br/>
+        <w:t xml:space="preserve">              key: APP_MODE</w:t>
+      </w:r>
+      <w:r>
+        <w:rPr>
+          <w:rFonts w:ascii="Georgia Pro" w:eastAsia="Georgia Pro" w:hAnsi="Georgia Pro" w:cs="Georgia Pro"/>
+          <w:color w:val="000000" w:themeColor="text1"/>
+        </w:rPr>
+        <w:br/>
+      </w:r>
+      <w:r>
+        <w:rPr>
+          <w:rFonts w:ascii="Georgia Pro" w:eastAsia="Georgia Pro" w:hAnsi="Georgia Pro" w:cs="Georgia Pro"/>
+          <w:color w:val="000000" w:themeColor="text1"/>
+        </w:rPr>
+        <w:br/>
+        <w:t xml:space="preserve">        - name: APP_COLOR</w:t>
+      </w:r>
+      <w:r>
+        <w:rPr>
+          <w:rFonts w:ascii="Georgia Pro" w:eastAsia="Georgia Pro" w:hAnsi="Georgia Pro" w:cs="Georgia Pro"/>
+          <w:color w:val="000000" w:themeColor="text1"/>
+        </w:rPr>
+        <w:br/>
+        <w:t xml:space="preserve">          valueFrom:</w:t>
+      </w:r>
+      <w:r>
+        <w:rPr>
+          <w:rFonts w:ascii="Georgia Pro" w:eastAsia="Georgia Pro" w:hAnsi="Georgia Pro" w:cs="Georgia Pro"/>
+          <w:color w:val="000000" w:themeColor="text1"/>
+        </w:rPr>
+        <w:br/>
+        <w:t xml:space="preserve">            configMapKeyRef:</w:t>
+      </w:r>
+      <w:r>
+        <w:rPr>
+          <w:rFonts w:ascii="Georgia Pro" w:eastAsia="Georgia Pro" w:hAnsi="Georgia Pro" w:cs="Georgia Pro"/>
+          <w:color w:val="000000" w:themeColor="text1"/>
+        </w:rPr>
+        <w:br/>
+        <w:t xml:space="preserve">              name: app-config</w:t>
+      </w:r>
+      <w:r>
+        <w:rPr>
+          <w:rFonts w:ascii="Georgia Pro" w:eastAsia="Georgia Pro" w:hAnsi="Georgia Pro" w:cs="Georgia Pro"/>
+          <w:color w:val="000000" w:themeColor="text1"/>
+        </w:rPr>
+        <w:br/>
+        <w:t xml:space="preserve">              key: APP_COLOR</w:t>
+      </w:r>
+      <w:r>
+        <w:rPr>
+          <w:rFonts w:ascii="Georgia Pro" w:eastAsia="Georgia Pro" w:hAnsi="Georgia Pro" w:cs="Georgia Pro"/>
+          <w:color w:val="000000" w:themeColor="text1"/>
+        </w:rPr>
+        <w:br/>
+      </w:r>
+      <w:r>
+        <w:rPr>
+          <w:rFonts w:ascii="Georgia Pro" w:eastAsia="Georgia Pro" w:hAnsi="Georgia Pro" w:cs="Georgia Pro"/>
+          <w:color w:val="000000" w:themeColor="text1"/>
+        </w:rPr>
+        <w:br/>
+        <w:t xml:space="preserve">        - name: DB_USERNAME</w:t>
+      </w:r>
+      <w:r>
+        <w:rPr>
+          <w:rFonts w:ascii="Georgia Pro" w:eastAsia="Georgia Pro" w:hAnsi="Georgia Pro" w:cs="Georgia Pro"/>
+          <w:color w:val="000000" w:themeColor="text1"/>
+        </w:rPr>
+        <w:br/>
+        <w:t xml:space="preserve">          valueFrom:</w:t>
+      </w:r>
+      <w:r>
+        <w:rPr>
+          <w:rFonts w:ascii="Georgia Pro" w:eastAsia="Georgia Pro" w:hAnsi="Georgia Pro" w:cs="Georgia Pro"/>
+          <w:color w:val="000000" w:themeColor="text1"/>
+        </w:rPr>
+        <w:br/>
+        <w:t xml:space="preserve">            secretKeyRef:</w:t>
+      </w:r>
+      <w:r>
+        <w:rPr>
+          <w:rFonts w:ascii="Georgia Pro" w:eastAsia="Georgia Pro" w:hAnsi="Georgia Pro" w:cs="Georgia Pro"/>
+          <w:color w:val="000000" w:themeColor="text1"/>
+        </w:rPr>
+        <w:br/>
+      </w:r>
+      <w:r>
+        <w:rPr>
+          <w:rFonts w:ascii="Georgia Pro" w:eastAsia="Georgia Pro" w:hAnsi="Georgia Pro" w:cs="Georgia Pro"/>
+          <w:color w:val="000000" w:themeColor="text1"/>
+        </w:rPr>
+        <w:lastRenderedPageBreak/>
+        <w:t xml:space="preserve">              name: app-secret</w:t>
+      </w:r>
+      <w:r>
+        <w:rPr>
+          <w:rFonts w:ascii="Georgia Pro" w:eastAsia="Georgia Pro" w:hAnsi="Georgia Pro" w:cs="Georgia Pro"/>
+          <w:color w:val="000000" w:themeColor="text1"/>
+        </w:rPr>
+        <w:br/>
+        <w:t xml:space="preserve">              key: DB_USERNAME</w:t>
+      </w:r>
+      <w:r>
+        <w:rPr>
+          <w:rFonts w:ascii="Georgia Pro" w:eastAsia="Georgia Pro" w:hAnsi="Georgia Pro" w:cs="Georgia Pro"/>
+          <w:color w:val="000000" w:themeColor="text1"/>
+        </w:rPr>
+        <w:br/>
+      </w:r>
+      <w:r>
+        <w:rPr>
+          <w:rFonts w:ascii="Georgia Pro" w:eastAsia="Georgia Pro" w:hAnsi="Georgia Pro" w:cs="Georgia Pro"/>
+          <w:color w:val="000000" w:themeColor="text1"/>
+        </w:rPr>
+        <w:br/>
+        <w:t xml:space="preserve">        - name: DB_PASSWORD</w:t>
+      </w:r>
+      <w:r>
+        <w:rPr>
+          <w:rFonts w:ascii="Georgia Pro" w:eastAsia="Georgia Pro" w:hAnsi="Georgia Pro" w:cs="Georgia Pro"/>
+          <w:color w:val="000000" w:themeColor="text1"/>
+        </w:rPr>
+        <w:br/>
+        <w:t xml:space="preserve">          valueFrom:</w:t>
+      </w:r>
+      <w:r>
+        <w:rPr>
+          <w:rFonts w:ascii="Georgia Pro" w:eastAsia="Georgia Pro" w:hAnsi="Georgia Pro" w:cs="Georgia Pro"/>
+          <w:color w:val="000000" w:themeColor="text1"/>
+        </w:rPr>
+        <w:br/>
+        <w:t xml:space="preserve">            secretKeyRef:</w:t>
+      </w:r>
+      <w:r>
+        <w:rPr>
+          <w:rFonts w:ascii="Georgia Pro" w:eastAsia="Georgia Pro" w:hAnsi="Georgia Pro" w:cs="Georgia Pro"/>
+          <w:color w:val="000000" w:themeColor="text1"/>
+        </w:rPr>
+        <w:br/>
+        <w:t xml:space="preserve">              name: app-secret</w:t>
+      </w:r>
+      <w:r>
+        <w:rPr>
+          <w:rFonts w:ascii="Georgia Pro" w:eastAsia="Georgia Pro" w:hAnsi="Georgia Pro" w:cs="Georgia Pro"/>
+          <w:color w:val="000000" w:themeColor="text1"/>
+        </w:rPr>
+        <w:br/>
+        <w:t xml:space="preserve">              key: DB_PASSWORD</w:t>
+      </w:r>
+    </w:p>
+    <w:p>
+      <w:pPr>
+        <w:spacing w:after="0" w:line="480" w:lineRule="auto"/>
+        <w:rPr>
+          <w:rFonts w:ascii="Georgia Pro" w:eastAsia="Georgia Pro" w:hAnsi="Georgia Pro" w:cs="Georgia Pro"/>
+          <w:color w:val="000000" w:themeColor="text1"/>
+        </w:rPr>
+      </w:pPr>
+    </w:p>
+    <w:p>
+      <w:pPr>
+        <w:spacing w:after="0" w:line="480" w:lineRule="auto"/>
+        <w:rPr>
+          <w:rFonts w:ascii="Georgia Pro" w:eastAsia="Georgia Pro" w:hAnsi="Georgia Pro" w:cs="Georgia Pro"/>
+          <w:color w:val="000000" w:themeColor="text1"/>
+        </w:rPr>
+      </w:pPr>
+      <w:r>
+        <w:rPr>
+          <w:rFonts w:ascii="Georgia Pro" w:eastAsia="Georgia Pro" w:hAnsi="Georgia Pro" w:cs="Georgia Pro"/>
+          <w:color w:val="000000" w:themeColor="text1"/>
+        </w:rPr>
+        <w:t>Save file.</w:t>
+      </w:r>
+    </w:p>
+    <w:p>
+      <w:pPr>
+        <w:spacing w:after="0" w:line="480" w:lineRule="auto"/>
+        <w:rPr>
+          <w:rFonts w:ascii="Georgia Pro" w:eastAsia="Georgia Pro" w:hAnsi="Georgia Pro" w:cs="Georgia Pro"/>
+          <w:color w:val="000000" w:themeColor="text1"/>
+        </w:rPr>
+      </w:pPr>
+      <w:r>
+        <w:rPr>
+          <w:rFonts w:ascii="Georgia Pro" w:eastAsia="Georgia Pro" w:hAnsi="Georgia Pro" w:cs="Georgia Pro"/>
+          <w:color w:val="000000" w:themeColor="text1"/>
+        </w:rPr>
+        <w:pict w14:anchorId="1A8A9192">
+          <v:rect id="_x0000_i1045" style="width:0;height:1.5pt" o:hralign="center" o:hrstd="t" o:hr="t" fillcolor="#a0a0a0" stroked="f"/>
+        </w:pict>
+      </w:r>
+    </w:p>
+    <w:p>
+      <w:pPr>
+        <w:spacing w:after="0" w:line="480" w:lineRule="auto"/>
+        <w:rPr>
+          <w:rFonts w:ascii="Georgia Pro" w:eastAsia="Georgia Pro" w:hAnsi="Georgia Pro" w:cs="Georgia Pro"/>
+          <w:b/>
+          <w:bCs/>
+          <w:color w:val="000000" w:themeColor="text1"/>
+        </w:rPr>
+      </w:pPr>
+      <w:r>
+        <w:rPr>
+          <w:rFonts w:ascii="Georgia Pro" w:eastAsia="Georgia Pro" w:hAnsi="Georgia Pro" w:cs="Georgia Pro"/>
+          <w:b/>
+          <w:bCs/>
+          <w:color w:val="000000" w:themeColor="text1"/>
+        </w:rPr>
+        <w:t>Step 15: Deploy Application</w:t>
       </w:r>
     </w:p>
     <w:p>
@@ -3359,570 +3257,29 @@
           <w:color w:val="000000" w:themeColor="text1"/>
         </w:rPr>
       </w:pPr>
-      <w:proofErr w:type="spellStart"/>
-      <w:r>
-        <w:rPr>
-          <w:rFonts w:ascii="Georgia Pro" w:eastAsia="Georgia Pro" w:hAnsi="Georgia Pro" w:cs="Georgia Pro"/>
-          <w:color w:val="000000" w:themeColor="text1"/>
-        </w:rPr>
-        <w:t>apiVersion</w:t>
-      </w:r>
-      <w:proofErr w:type="spellEnd"/>
-      <w:r>
-        <w:rPr>
-          <w:rFonts w:ascii="Georgia Pro" w:eastAsia="Georgia Pro" w:hAnsi="Georgia Pro" w:cs="Georgia Pro"/>
-          <w:color w:val="000000" w:themeColor="text1"/>
-        </w:rPr>
-        <w:t>: apps/v1</w:t>
-      </w:r>
-      <w:r>
-        <w:rPr>
-          <w:rFonts w:ascii="Georgia Pro" w:eastAsia="Georgia Pro" w:hAnsi="Georgia Pro" w:cs="Georgia Pro"/>
-          <w:color w:val="000000" w:themeColor="text1"/>
-        </w:rPr>
-        <w:br/>
-        <w:t>kind: Deployment</w:t>
-      </w:r>
-      <w:r>
-        <w:rPr>
-          <w:rFonts w:ascii="Georgia Pro" w:eastAsia="Georgia Pro" w:hAnsi="Georgia Pro" w:cs="Georgia Pro"/>
-          <w:color w:val="000000" w:themeColor="text1"/>
-        </w:rPr>
-        <w:br/>
-        <w:t>metadata:</w:t>
-      </w:r>
-      <w:r>
-        <w:rPr>
-          <w:rFonts w:ascii="Georgia Pro" w:eastAsia="Georgia Pro" w:hAnsi="Georgia Pro" w:cs="Georgia Pro"/>
-          <w:color w:val="000000" w:themeColor="text1"/>
-        </w:rPr>
-        <w:br/>
-        <w:t xml:space="preserve">  name: config-secret-app</w:t>
-      </w:r>
-      <w:r>
-        <w:rPr>
-          <w:rFonts w:ascii="Georgia Pro" w:eastAsia="Georgia Pro" w:hAnsi="Georgia Pro" w:cs="Georgia Pro"/>
-          <w:color w:val="000000" w:themeColor="text1"/>
-        </w:rPr>
-        <w:br/>
-        <w:t>spec:</w:t>
-      </w:r>
-      <w:r>
-        <w:rPr>
-          <w:rFonts w:ascii="Georgia Pro" w:eastAsia="Georgia Pro" w:hAnsi="Georgia Pro" w:cs="Georgia Pro"/>
-          <w:color w:val="000000" w:themeColor="text1"/>
-        </w:rPr>
-        <w:br/>
-        <w:t xml:space="preserve">  replicas: 1</w:t>
-      </w:r>
-      <w:r>
-        <w:rPr>
-          <w:rFonts w:ascii="Georgia Pro" w:eastAsia="Georgia Pro" w:hAnsi="Georgia Pro" w:cs="Georgia Pro"/>
-          <w:color w:val="000000" w:themeColor="text1"/>
-        </w:rPr>
-        <w:br/>
-        <w:t xml:space="preserve">  selector:</w:t>
-      </w:r>
-      <w:r>
-        <w:rPr>
-          <w:rFonts w:ascii="Georgia Pro" w:eastAsia="Georgia Pro" w:hAnsi="Georgia Pro" w:cs="Georgia Pro"/>
-          <w:color w:val="000000" w:themeColor="text1"/>
-        </w:rPr>
-        <w:br/>
-      </w:r>
-      <w:r>
-        <w:rPr>
-          <w:rFonts w:ascii="Georgia Pro" w:eastAsia="Georgia Pro" w:hAnsi="Georgia Pro" w:cs="Georgia Pro"/>
-          <w:color w:val="000000" w:themeColor="text1"/>
-        </w:rPr>
-        <w:lastRenderedPageBreak/>
-        <w:t xml:space="preserve">    </w:t>
-      </w:r>
-      <w:proofErr w:type="spellStart"/>
-      <w:r>
-        <w:rPr>
-          <w:rFonts w:ascii="Georgia Pro" w:eastAsia="Georgia Pro" w:hAnsi="Georgia Pro" w:cs="Georgia Pro"/>
-          <w:color w:val="000000" w:themeColor="text1"/>
-        </w:rPr>
-        <w:t>matchLabels</w:t>
-      </w:r>
-      <w:proofErr w:type="spellEnd"/>
-      <w:r>
-        <w:rPr>
-          <w:rFonts w:ascii="Georgia Pro" w:eastAsia="Georgia Pro" w:hAnsi="Georgia Pro" w:cs="Georgia Pro"/>
-          <w:color w:val="000000" w:themeColor="text1"/>
-        </w:rPr>
-        <w:t>:</w:t>
-      </w:r>
-      <w:r>
-        <w:rPr>
-          <w:rFonts w:ascii="Georgia Pro" w:eastAsia="Georgia Pro" w:hAnsi="Georgia Pro" w:cs="Georgia Pro"/>
-          <w:color w:val="000000" w:themeColor="text1"/>
-        </w:rPr>
-        <w:br/>
-        <w:t xml:space="preserve">      app: config-secret-app</w:t>
-      </w:r>
-      <w:r>
-        <w:rPr>
-          <w:rFonts w:ascii="Georgia Pro" w:eastAsia="Georgia Pro" w:hAnsi="Georgia Pro" w:cs="Georgia Pro"/>
-          <w:color w:val="000000" w:themeColor="text1"/>
-        </w:rPr>
-        <w:br/>
-        <w:t xml:space="preserve">  template:</w:t>
-      </w:r>
-      <w:r>
-        <w:rPr>
-          <w:rFonts w:ascii="Georgia Pro" w:eastAsia="Georgia Pro" w:hAnsi="Georgia Pro" w:cs="Georgia Pro"/>
-          <w:color w:val="000000" w:themeColor="text1"/>
-        </w:rPr>
-        <w:br/>
-        <w:t xml:space="preserve">    metadata:</w:t>
-      </w:r>
-      <w:r>
-        <w:rPr>
-          <w:rFonts w:ascii="Georgia Pro" w:eastAsia="Georgia Pro" w:hAnsi="Georgia Pro" w:cs="Georgia Pro"/>
-          <w:color w:val="000000" w:themeColor="text1"/>
-        </w:rPr>
-        <w:br/>
-        <w:t xml:space="preserve">      labels:</w:t>
-      </w:r>
-      <w:r>
-        <w:rPr>
-          <w:rFonts w:ascii="Georgia Pro" w:eastAsia="Georgia Pro" w:hAnsi="Georgia Pro" w:cs="Georgia Pro"/>
-          <w:color w:val="000000" w:themeColor="text1"/>
-        </w:rPr>
-        <w:br/>
-        <w:t xml:space="preserve">        app: config-secret-app</w:t>
-      </w:r>
-      <w:r>
-        <w:rPr>
-          <w:rFonts w:ascii="Georgia Pro" w:eastAsia="Georgia Pro" w:hAnsi="Georgia Pro" w:cs="Georgia Pro"/>
-          <w:color w:val="000000" w:themeColor="text1"/>
-        </w:rPr>
-        <w:br/>
-        <w:t xml:space="preserve">    spec:</w:t>
-      </w:r>
-      <w:r>
-        <w:rPr>
-          <w:rFonts w:ascii="Georgia Pro" w:eastAsia="Georgia Pro" w:hAnsi="Georgia Pro" w:cs="Georgia Pro"/>
-          <w:color w:val="000000" w:themeColor="text1"/>
-        </w:rPr>
-        <w:br/>
-        <w:t xml:space="preserve">      containers:</w:t>
-      </w:r>
-      <w:r>
-        <w:rPr>
-          <w:rFonts w:ascii="Georgia Pro" w:eastAsia="Georgia Pro" w:hAnsi="Georgia Pro" w:cs="Georgia Pro"/>
-          <w:color w:val="000000" w:themeColor="text1"/>
-        </w:rPr>
-        <w:br/>
-        <w:t xml:space="preserve">      - name: app-container</w:t>
-      </w:r>
-      <w:r>
-        <w:rPr>
-          <w:rFonts w:ascii="Georgia Pro" w:eastAsia="Georgia Pro" w:hAnsi="Georgia Pro" w:cs="Georgia Pro"/>
-          <w:color w:val="000000" w:themeColor="text1"/>
-        </w:rPr>
-        <w:br/>
-        <w:t xml:space="preserve">        image: nginx</w:t>
-      </w:r>
-      <w:r>
-        <w:rPr>
-          <w:rFonts w:ascii="Georgia Pro" w:eastAsia="Georgia Pro" w:hAnsi="Georgia Pro" w:cs="Georgia Pro"/>
-          <w:color w:val="000000" w:themeColor="text1"/>
-        </w:rPr>
-        <w:br/>
-        <w:t xml:space="preserve">        ports:</w:t>
-      </w:r>
-      <w:r>
-        <w:rPr>
-          <w:rFonts w:ascii="Georgia Pro" w:eastAsia="Georgia Pro" w:hAnsi="Georgia Pro" w:cs="Georgia Pro"/>
-          <w:color w:val="000000" w:themeColor="text1"/>
-        </w:rPr>
-        <w:br/>
-        <w:t xml:space="preserve">        - </w:t>
-      </w:r>
-      <w:proofErr w:type="spellStart"/>
-      <w:r>
-        <w:rPr>
-          <w:rFonts w:ascii="Georgia Pro" w:eastAsia="Georgia Pro" w:hAnsi="Georgia Pro" w:cs="Georgia Pro"/>
-          <w:color w:val="000000" w:themeColor="text1"/>
-        </w:rPr>
-        <w:t>containerPort</w:t>
-      </w:r>
-      <w:proofErr w:type="spellEnd"/>
-      <w:r>
-        <w:rPr>
-          <w:rFonts w:ascii="Georgia Pro" w:eastAsia="Georgia Pro" w:hAnsi="Georgia Pro" w:cs="Georgia Pro"/>
-          <w:color w:val="000000" w:themeColor="text1"/>
-        </w:rPr>
-        <w:t>: 80</w:t>
-      </w:r>
-      <w:r>
-        <w:rPr>
-          <w:rFonts w:ascii="Georgia Pro" w:eastAsia="Georgia Pro" w:hAnsi="Georgia Pro" w:cs="Georgia Pro"/>
-          <w:color w:val="000000" w:themeColor="text1"/>
-        </w:rPr>
-        <w:br/>
-        <w:t xml:space="preserve">        env:</w:t>
-      </w:r>
-      <w:r>
-        <w:rPr>
-          <w:rFonts w:ascii="Georgia Pro" w:eastAsia="Georgia Pro" w:hAnsi="Georgia Pro" w:cs="Georgia Pro"/>
-          <w:color w:val="000000" w:themeColor="text1"/>
-        </w:rPr>
-        <w:br/>
-        <w:t xml:space="preserve">        - name: APP_MODE</w:t>
-      </w:r>
-      <w:r>
-        <w:rPr>
-          <w:rFonts w:ascii="Georgia Pro" w:eastAsia="Georgia Pro" w:hAnsi="Georgia Pro" w:cs="Georgia Pro"/>
-          <w:color w:val="000000" w:themeColor="text1"/>
-        </w:rPr>
-        <w:br/>
-        <w:t xml:space="preserve">          </w:t>
-      </w:r>
-      <w:proofErr w:type="spellStart"/>
-      <w:r>
-        <w:rPr>
-          <w:rFonts w:ascii="Georgia Pro" w:eastAsia="Georgia Pro" w:hAnsi="Georgia Pro" w:cs="Georgia Pro"/>
-          <w:color w:val="000000" w:themeColor="text1"/>
-        </w:rPr>
-        <w:t>valueFrom</w:t>
-      </w:r>
-      <w:proofErr w:type="spellEnd"/>
-      <w:r>
-        <w:rPr>
-          <w:rFonts w:ascii="Georgia Pro" w:eastAsia="Georgia Pro" w:hAnsi="Georgia Pro" w:cs="Georgia Pro"/>
-          <w:color w:val="000000" w:themeColor="text1"/>
-        </w:rPr>
-        <w:t>:</w:t>
-      </w:r>
-      <w:r>
-        <w:rPr>
-          <w:rFonts w:ascii="Georgia Pro" w:eastAsia="Georgia Pro" w:hAnsi="Georgia Pro" w:cs="Georgia Pro"/>
-          <w:color w:val="000000" w:themeColor="text1"/>
-        </w:rPr>
-        <w:br/>
-        <w:t xml:space="preserve">            </w:t>
-      </w:r>
-      <w:proofErr w:type="spellStart"/>
-      <w:r>
-        <w:rPr>
-          <w:rFonts w:ascii="Georgia Pro" w:eastAsia="Georgia Pro" w:hAnsi="Georgia Pro" w:cs="Georgia Pro"/>
-          <w:color w:val="000000" w:themeColor="text1"/>
-        </w:rPr>
-        <w:t>configMapKeyRef</w:t>
-      </w:r>
-      <w:proofErr w:type="spellEnd"/>
-      <w:r>
-        <w:rPr>
-          <w:rFonts w:ascii="Georgia Pro" w:eastAsia="Georgia Pro" w:hAnsi="Georgia Pro" w:cs="Georgia Pro"/>
-          <w:color w:val="000000" w:themeColor="text1"/>
-        </w:rPr>
-        <w:t>:</w:t>
-      </w:r>
-      <w:r>
-        <w:rPr>
-          <w:rFonts w:ascii="Georgia Pro" w:eastAsia="Georgia Pro" w:hAnsi="Georgia Pro" w:cs="Georgia Pro"/>
-          <w:color w:val="000000" w:themeColor="text1"/>
-        </w:rPr>
-        <w:br/>
-        <w:t xml:space="preserve">              name: app-config</w:t>
-      </w:r>
-      <w:r>
-        <w:rPr>
-          <w:rFonts w:ascii="Georgia Pro" w:eastAsia="Georgia Pro" w:hAnsi="Georgia Pro" w:cs="Georgia Pro"/>
-          <w:color w:val="000000" w:themeColor="text1"/>
-        </w:rPr>
-        <w:br/>
-        <w:t xml:space="preserve">              key: APP_MODE</w:t>
-      </w:r>
-      <w:r>
-        <w:rPr>
-          <w:rFonts w:ascii="Georgia Pro" w:eastAsia="Georgia Pro" w:hAnsi="Georgia Pro" w:cs="Georgia Pro"/>
-          <w:color w:val="000000" w:themeColor="text1"/>
-        </w:rPr>
-        <w:br/>
-      </w:r>
-      <w:r>
-        <w:rPr>
-          <w:rFonts w:ascii="Georgia Pro" w:eastAsia="Georgia Pro" w:hAnsi="Georgia Pro" w:cs="Georgia Pro"/>
-          <w:color w:val="000000" w:themeColor="text1"/>
-        </w:rPr>
-        <w:br/>
-        <w:t xml:space="preserve">        - name: APP_COLOR</w:t>
-      </w:r>
-      <w:r>
-        <w:rPr>
-          <w:rFonts w:ascii="Georgia Pro" w:eastAsia="Georgia Pro" w:hAnsi="Georgia Pro" w:cs="Georgia Pro"/>
-          <w:color w:val="000000" w:themeColor="text1"/>
-        </w:rPr>
-        <w:br/>
-        <w:t xml:space="preserve">          </w:t>
-      </w:r>
-      <w:proofErr w:type="spellStart"/>
-      <w:r>
-        <w:rPr>
-          <w:rFonts w:ascii="Georgia Pro" w:eastAsia="Georgia Pro" w:hAnsi="Georgia Pro" w:cs="Georgia Pro"/>
-          <w:color w:val="000000" w:themeColor="text1"/>
-        </w:rPr>
-        <w:t>valueFrom</w:t>
-      </w:r>
-      <w:proofErr w:type="spellEnd"/>
-      <w:r>
-        <w:rPr>
-          <w:rFonts w:ascii="Georgia Pro" w:eastAsia="Georgia Pro" w:hAnsi="Georgia Pro" w:cs="Georgia Pro"/>
-          <w:color w:val="000000" w:themeColor="text1"/>
-        </w:rPr>
-        <w:t>:</w:t>
-      </w:r>
-      <w:r>
-        <w:rPr>
-          <w:rFonts w:ascii="Georgia Pro" w:eastAsia="Georgia Pro" w:hAnsi="Georgia Pro" w:cs="Georgia Pro"/>
-          <w:color w:val="000000" w:themeColor="text1"/>
-        </w:rPr>
-        <w:br/>
-        <w:t xml:space="preserve">            </w:t>
-      </w:r>
-      <w:proofErr w:type="spellStart"/>
-      <w:r>
-        <w:rPr>
-          <w:rFonts w:ascii="Georgia Pro" w:eastAsia="Georgia Pro" w:hAnsi="Georgia Pro" w:cs="Georgia Pro"/>
-          <w:color w:val="000000" w:themeColor="text1"/>
-        </w:rPr>
-        <w:t>configMapKeyRef</w:t>
-      </w:r>
-      <w:proofErr w:type="spellEnd"/>
-      <w:r>
-        <w:rPr>
-          <w:rFonts w:ascii="Georgia Pro" w:eastAsia="Georgia Pro" w:hAnsi="Georgia Pro" w:cs="Georgia Pro"/>
-          <w:color w:val="000000" w:themeColor="text1"/>
-        </w:rPr>
-        <w:t>:</w:t>
-      </w:r>
-      <w:r>
-        <w:rPr>
-          <w:rFonts w:ascii="Georgia Pro" w:eastAsia="Georgia Pro" w:hAnsi="Georgia Pro" w:cs="Georgia Pro"/>
-          <w:color w:val="000000" w:themeColor="text1"/>
-        </w:rPr>
-        <w:br/>
-        <w:t xml:space="preserve">              name: app-config</w:t>
-      </w:r>
-      <w:r>
-        <w:rPr>
-          <w:rFonts w:ascii="Georgia Pro" w:eastAsia="Georgia Pro" w:hAnsi="Georgia Pro" w:cs="Georgia Pro"/>
-          <w:color w:val="000000" w:themeColor="text1"/>
-        </w:rPr>
-        <w:br/>
-        <w:t xml:space="preserve">              key: APP_COLOR</w:t>
-      </w:r>
-      <w:r>
-        <w:rPr>
-          <w:rFonts w:ascii="Georgia Pro" w:eastAsia="Georgia Pro" w:hAnsi="Georgia Pro" w:cs="Georgia Pro"/>
-          <w:color w:val="000000" w:themeColor="text1"/>
-        </w:rPr>
-        <w:br/>
-      </w:r>
-      <w:r>
-        <w:rPr>
-          <w:rFonts w:ascii="Georgia Pro" w:eastAsia="Georgia Pro" w:hAnsi="Georgia Pro" w:cs="Georgia Pro"/>
-          <w:color w:val="000000" w:themeColor="text1"/>
-        </w:rPr>
-        <w:br/>
-        <w:t xml:space="preserve">        - name: DB_USERNAME</w:t>
-      </w:r>
-      <w:r>
-        <w:rPr>
-          <w:rFonts w:ascii="Georgia Pro" w:eastAsia="Georgia Pro" w:hAnsi="Georgia Pro" w:cs="Georgia Pro"/>
-          <w:color w:val="000000" w:themeColor="text1"/>
-        </w:rPr>
-        <w:br/>
-        <w:t xml:space="preserve">          </w:t>
-      </w:r>
-      <w:proofErr w:type="spellStart"/>
-      <w:r>
-        <w:rPr>
-          <w:rFonts w:ascii="Georgia Pro" w:eastAsia="Georgia Pro" w:hAnsi="Georgia Pro" w:cs="Georgia Pro"/>
-          <w:color w:val="000000" w:themeColor="text1"/>
-        </w:rPr>
-        <w:t>valueFrom</w:t>
-      </w:r>
-      <w:proofErr w:type="spellEnd"/>
-      <w:r>
-        <w:rPr>
-          <w:rFonts w:ascii="Georgia Pro" w:eastAsia="Georgia Pro" w:hAnsi="Georgia Pro" w:cs="Georgia Pro"/>
-          <w:color w:val="000000" w:themeColor="text1"/>
-        </w:rPr>
-        <w:t>:</w:t>
-      </w:r>
-      <w:r>
-        <w:rPr>
-          <w:rFonts w:ascii="Georgia Pro" w:eastAsia="Georgia Pro" w:hAnsi="Georgia Pro" w:cs="Georgia Pro"/>
-          <w:color w:val="000000" w:themeColor="text1"/>
-        </w:rPr>
-        <w:br/>
-        <w:t xml:space="preserve">            </w:t>
-      </w:r>
-      <w:proofErr w:type="spellStart"/>
-      <w:r>
-        <w:rPr>
-          <w:rFonts w:ascii="Georgia Pro" w:eastAsia="Georgia Pro" w:hAnsi="Georgia Pro" w:cs="Georgia Pro"/>
-          <w:color w:val="000000" w:themeColor="text1"/>
-        </w:rPr>
-        <w:t>secretKeyRef</w:t>
-      </w:r>
-      <w:proofErr w:type="spellEnd"/>
-      <w:r>
-        <w:rPr>
-          <w:rFonts w:ascii="Georgia Pro" w:eastAsia="Georgia Pro" w:hAnsi="Georgia Pro" w:cs="Georgia Pro"/>
-          <w:color w:val="000000" w:themeColor="text1"/>
-        </w:rPr>
-        <w:t>:</w:t>
-      </w:r>
-      <w:r>
-        <w:rPr>
-          <w:rFonts w:ascii="Georgia Pro" w:eastAsia="Georgia Pro" w:hAnsi="Georgia Pro" w:cs="Georgia Pro"/>
-          <w:color w:val="000000" w:themeColor="text1"/>
-        </w:rPr>
-        <w:br/>
-      </w:r>
-      <w:r>
-        <w:rPr>
-          <w:rFonts w:ascii="Georgia Pro" w:eastAsia="Georgia Pro" w:hAnsi="Georgia Pro" w:cs="Georgia Pro"/>
-          <w:color w:val="000000" w:themeColor="text1"/>
-        </w:rPr>
-        <w:lastRenderedPageBreak/>
-        <w:t xml:space="preserve">              name: app-secret</w:t>
-      </w:r>
-      <w:r>
-        <w:rPr>
-          <w:rFonts w:ascii="Georgia Pro" w:eastAsia="Georgia Pro" w:hAnsi="Georgia Pro" w:cs="Georgia Pro"/>
-          <w:color w:val="000000" w:themeColor="text1"/>
-        </w:rPr>
-        <w:br/>
-        <w:t xml:space="preserve">              key: DB_USERNAME</w:t>
-      </w:r>
-      <w:r>
-        <w:rPr>
-          <w:rFonts w:ascii="Georgia Pro" w:eastAsia="Georgia Pro" w:hAnsi="Georgia Pro" w:cs="Georgia Pro"/>
-          <w:color w:val="000000" w:themeColor="text1"/>
-        </w:rPr>
-        <w:br/>
-      </w:r>
-      <w:r>
-        <w:rPr>
-          <w:rFonts w:ascii="Georgia Pro" w:eastAsia="Georgia Pro" w:hAnsi="Georgia Pro" w:cs="Georgia Pro"/>
-          <w:color w:val="000000" w:themeColor="text1"/>
-        </w:rPr>
-        <w:br/>
-        <w:t xml:space="preserve">        - name: DB_PASSWORD</w:t>
-      </w:r>
-      <w:r>
-        <w:rPr>
-          <w:rFonts w:ascii="Georgia Pro" w:eastAsia="Georgia Pro" w:hAnsi="Georgia Pro" w:cs="Georgia Pro"/>
-          <w:color w:val="000000" w:themeColor="text1"/>
-        </w:rPr>
-        <w:br/>
-        <w:t xml:space="preserve">          </w:t>
-      </w:r>
-      <w:proofErr w:type="spellStart"/>
-      <w:r>
-        <w:rPr>
-          <w:rFonts w:ascii="Georgia Pro" w:eastAsia="Georgia Pro" w:hAnsi="Georgia Pro" w:cs="Georgia Pro"/>
-          <w:color w:val="000000" w:themeColor="text1"/>
-        </w:rPr>
-        <w:t>valueFrom</w:t>
-      </w:r>
-      <w:proofErr w:type="spellEnd"/>
-      <w:r>
-        <w:rPr>
-          <w:rFonts w:ascii="Georgia Pro" w:eastAsia="Georgia Pro" w:hAnsi="Georgia Pro" w:cs="Georgia Pro"/>
-          <w:color w:val="000000" w:themeColor="text1"/>
-        </w:rPr>
-        <w:t>:</w:t>
-      </w:r>
-      <w:r>
-        <w:rPr>
-          <w:rFonts w:ascii="Georgia Pro" w:eastAsia="Georgia Pro" w:hAnsi="Georgia Pro" w:cs="Georgia Pro"/>
-          <w:color w:val="000000" w:themeColor="text1"/>
-        </w:rPr>
-        <w:br/>
-        <w:t xml:space="preserve">            </w:t>
-      </w:r>
-      <w:proofErr w:type="spellStart"/>
-      <w:r>
-        <w:rPr>
-          <w:rFonts w:ascii="Georgia Pro" w:eastAsia="Georgia Pro" w:hAnsi="Georgia Pro" w:cs="Georgia Pro"/>
-          <w:color w:val="000000" w:themeColor="text1"/>
-        </w:rPr>
-        <w:t>secretKeyRef</w:t>
-      </w:r>
-      <w:proofErr w:type="spellEnd"/>
-      <w:r>
-        <w:rPr>
-          <w:rFonts w:ascii="Georgia Pro" w:eastAsia="Georgia Pro" w:hAnsi="Georgia Pro" w:cs="Georgia Pro"/>
-          <w:color w:val="000000" w:themeColor="text1"/>
-        </w:rPr>
-        <w:t>:</w:t>
-      </w:r>
-      <w:r>
-        <w:rPr>
-          <w:rFonts w:ascii="Georgia Pro" w:eastAsia="Georgia Pro" w:hAnsi="Georgia Pro" w:cs="Georgia Pro"/>
-          <w:color w:val="000000" w:themeColor="text1"/>
-        </w:rPr>
-        <w:br/>
-        <w:t xml:space="preserve">              name: app-secret</w:t>
-      </w:r>
-      <w:r>
-        <w:rPr>
-          <w:rFonts w:ascii="Georgia Pro" w:eastAsia="Georgia Pro" w:hAnsi="Georgia Pro" w:cs="Georgia Pro"/>
-          <w:color w:val="000000" w:themeColor="text1"/>
-        </w:rPr>
-        <w:br/>
-        <w:t xml:space="preserve">              key: DB_PASSWORD</w:t>
-      </w:r>
-    </w:p>
-    <w:p>
-      <w:pPr>
-        <w:spacing w:after="0" w:line="480" w:lineRule="auto"/>
-        <w:rPr>
-          <w:rFonts w:ascii="Georgia Pro" w:eastAsia="Georgia Pro" w:hAnsi="Georgia Pro" w:cs="Georgia Pro"/>
-          <w:color w:val="000000" w:themeColor="text1"/>
-        </w:rPr>
-      </w:pPr>
-    </w:p>
-    <w:p>
-      <w:pPr>
-        <w:spacing w:after="0" w:line="480" w:lineRule="auto"/>
-        <w:rPr>
-          <w:rFonts w:ascii="Georgia Pro" w:eastAsia="Georgia Pro" w:hAnsi="Georgia Pro" w:cs="Georgia Pro"/>
-          <w:color w:val="000000" w:themeColor="text1"/>
-        </w:rPr>
-      </w:pPr>
-      <w:r>
-        <w:rPr>
-          <w:rFonts w:ascii="Georgia Pro" w:eastAsia="Georgia Pro" w:hAnsi="Georgia Pro" w:cs="Georgia Pro"/>
-          <w:color w:val="000000" w:themeColor="text1"/>
-        </w:rPr>
-        <w:t>Save file.</w:t>
-      </w:r>
-    </w:p>
-    <w:p>
-      <w:pPr>
-        <w:spacing w:after="0" w:line="480" w:lineRule="auto"/>
-        <w:rPr>
-          <w:rFonts w:ascii="Georgia Pro" w:eastAsia="Georgia Pro" w:hAnsi="Georgia Pro" w:cs="Georgia Pro"/>
-          <w:color w:val="000000" w:themeColor="text1"/>
-        </w:rPr>
-      </w:pPr>
-      <w:r>
-        <w:rPr>
-          <w:rFonts w:ascii="Georgia Pro" w:eastAsia="Georgia Pro" w:hAnsi="Georgia Pro" w:cs="Georgia Pro"/>
-          <w:color w:val="000000" w:themeColor="text1"/>
-        </w:rPr>
-        <w:pict w14:anchorId="1A8A9192">
-          <v:rect id="_x0000_i1380" style="width:0;height:1.5pt" o:hralign="center" o:hrstd="t" o:hr="t" fillcolor="#a0a0a0" stroked="f"/>
+      <w:r>
+        <w:rPr>
+          <w:rFonts w:ascii="Georgia Pro" w:eastAsia="Georgia Pro" w:hAnsi="Georgia Pro" w:cs="Georgia Pro"/>
+          <w:color w:val="000000" w:themeColor="text1"/>
+        </w:rPr>
+        <w:t>kubectl apply -f config-secret-app.yaml</w:t>
+      </w:r>
+    </w:p>
+    <w:p>
+      <w:pPr>
+        <w:spacing w:after="0" w:line="480" w:lineRule="auto"/>
+        <w:rPr>
+          <w:rFonts w:ascii="Georgia Pro" w:eastAsia="Georgia Pro" w:hAnsi="Georgia Pro" w:cs="Georgia Pro"/>
+          <w:color w:val="000000" w:themeColor="text1"/>
+        </w:rPr>
+      </w:pPr>
+      <w:r>
+        <w:rPr>
+          <w:rFonts w:ascii="Georgia Pro" w:eastAsia="Georgia Pro" w:hAnsi="Georgia Pro" w:cs="Georgia Pro"/>
+          <w:color w:val="000000" w:themeColor="text1"/>
+        </w:rPr>
+        <w:pict w14:anchorId="50FF3BEF">
+          <v:rect id="_x0000_i1046" style="width:0;height:1.5pt" o:hralign="center" o:hrstd="t" o:hr="t" fillcolor="#a0a0a0" stroked="f"/>
         </w:pict>
       </w:r>
     </w:p>
@@ -3943,7 +3300,7 @@
           <w:bCs/>
           <w:color w:val="000000" w:themeColor="text1"/>
         </w:rPr>
-        <w:t>Step 15: Deploy Application</w:t>
+        <w:t>Step 16: Verify Deployment</w:t>
       </w:r>
     </w:p>
     <w:p>
@@ -3963,49 +3320,29 @@
           <w:color w:val="000000" w:themeColor="text1"/>
         </w:rPr>
       </w:pPr>
-      <w:proofErr w:type="spellStart"/>
-      <w:r>
-        <w:rPr>
-          <w:rFonts w:ascii="Georgia Pro" w:eastAsia="Georgia Pro" w:hAnsi="Georgia Pro" w:cs="Georgia Pro"/>
-          <w:color w:val="000000" w:themeColor="text1"/>
-        </w:rPr>
-        <w:t>kubectl</w:t>
-      </w:r>
-      <w:proofErr w:type="spellEnd"/>
-      <w:r>
-        <w:rPr>
-          <w:rFonts w:ascii="Georgia Pro" w:eastAsia="Georgia Pro" w:hAnsi="Georgia Pro" w:cs="Georgia Pro"/>
-          <w:color w:val="000000" w:themeColor="text1"/>
-        </w:rPr>
-        <w:t xml:space="preserve"> apply -f config-secret-</w:t>
-      </w:r>
-      <w:proofErr w:type="spellStart"/>
-      <w:proofErr w:type="gramStart"/>
-      <w:r>
-        <w:rPr>
-          <w:rFonts w:ascii="Georgia Pro" w:eastAsia="Georgia Pro" w:hAnsi="Georgia Pro" w:cs="Georgia Pro"/>
-          <w:color w:val="000000" w:themeColor="text1"/>
-        </w:rPr>
-        <w:t>app.yaml</w:t>
-      </w:r>
-      <w:proofErr w:type="spellEnd"/>
-      <w:proofErr w:type="gramEnd"/>
-    </w:p>
-    <w:p>
-      <w:pPr>
-        <w:spacing w:after="0" w:line="480" w:lineRule="auto"/>
-        <w:rPr>
-          <w:rFonts w:ascii="Georgia Pro" w:eastAsia="Georgia Pro" w:hAnsi="Georgia Pro" w:cs="Georgia Pro"/>
-          <w:color w:val="000000" w:themeColor="text1"/>
-        </w:rPr>
-      </w:pPr>
-      <w:r>
-        <w:rPr>
-          <w:rFonts w:ascii="Georgia Pro" w:eastAsia="Georgia Pro" w:hAnsi="Georgia Pro" w:cs="Georgia Pro"/>
-          <w:color w:val="000000" w:themeColor="text1"/>
-        </w:rPr>
-        <w:pict w14:anchorId="50FF3BEF">
-          <v:rect id="_x0000_i1381" style="width:0;height:1.5pt" o:hralign="center" o:hrstd="t" o:hr="t" fillcolor="#a0a0a0" stroked="f"/>
+      <w:r>
+        <w:rPr>
+          <w:rFonts w:ascii="Georgia Pro" w:eastAsia="Georgia Pro" w:hAnsi="Georgia Pro" w:cs="Georgia Pro"/>
+          <w:color w:val="000000" w:themeColor="text1"/>
+        </w:rPr>
+        <w:t>kubectl get deployments</w:t>
+      </w:r>
+    </w:p>
+    <w:p>
+      <w:pPr>
+        <w:spacing w:after="0" w:line="480" w:lineRule="auto"/>
+        <w:rPr>
+          <w:rFonts w:ascii="Georgia Pro" w:eastAsia="Georgia Pro" w:hAnsi="Georgia Pro" w:cs="Georgia Pro"/>
+          <w:color w:val="000000" w:themeColor="text1"/>
+        </w:rPr>
+      </w:pPr>
+      <w:r>
+        <w:rPr>
+          <w:rFonts w:ascii="Georgia Pro" w:eastAsia="Georgia Pro" w:hAnsi="Georgia Pro" w:cs="Georgia Pro"/>
+          <w:color w:val="000000" w:themeColor="text1"/>
+        </w:rPr>
+        <w:pict w14:anchorId="6AAB1042">
+          <v:rect id="_x0000_i1047" style="width:0;height:1.5pt" o:hralign="center" o:hrstd="t" o:hr="t" fillcolor="#a0a0a0" stroked="f"/>
         </w:pict>
       </w:r>
     </w:p>
@@ -4026,7 +3363,7 @@
           <w:bCs/>
           <w:color w:val="000000" w:themeColor="text1"/>
         </w:rPr>
-        <w:t>Step 16: Verify Deployment</w:t>
+        <w:t>Step 17: Verify Pod</w:t>
       </w:r>
     </w:p>
     <w:p>
@@ -4046,59 +3383,37 @@
           <w:color w:val="000000" w:themeColor="text1"/>
         </w:rPr>
       </w:pPr>
-      <w:proofErr w:type="spellStart"/>
-      <w:r>
-        <w:rPr>
-          <w:rFonts w:ascii="Georgia Pro" w:eastAsia="Georgia Pro" w:hAnsi="Georgia Pro" w:cs="Georgia Pro"/>
-          <w:color w:val="000000" w:themeColor="text1"/>
-        </w:rPr>
-        <w:t>kubectl</w:t>
-      </w:r>
-      <w:proofErr w:type="spellEnd"/>
-      <w:r>
-        <w:rPr>
-          <w:rFonts w:ascii="Georgia Pro" w:eastAsia="Georgia Pro" w:hAnsi="Georgia Pro" w:cs="Georgia Pro"/>
-          <w:color w:val="000000" w:themeColor="text1"/>
-        </w:rPr>
-        <w:t xml:space="preserve"> get deployments</w:t>
-      </w:r>
-    </w:p>
-    <w:p>
-      <w:pPr>
-        <w:spacing w:after="0" w:line="480" w:lineRule="auto"/>
-        <w:rPr>
-          <w:rFonts w:ascii="Georgia Pro" w:eastAsia="Georgia Pro" w:hAnsi="Georgia Pro" w:cs="Georgia Pro"/>
-          <w:color w:val="000000" w:themeColor="text1"/>
-        </w:rPr>
-      </w:pPr>
-      <w:r>
-        <w:rPr>
-          <w:rFonts w:ascii="Georgia Pro" w:eastAsia="Georgia Pro" w:hAnsi="Georgia Pro" w:cs="Georgia Pro"/>
-          <w:color w:val="000000" w:themeColor="text1"/>
-        </w:rPr>
-        <w:pict w14:anchorId="6AAB1042">
-          <v:rect id="_x0000_i1382" style="width:0;height:1.5pt" o:hralign="center" o:hrstd="t" o:hr="t" fillcolor="#a0a0a0" stroked="f"/>
-        </w:pict>
-      </w:r>
-    </w:p>
-    <w:p>
-      <w:pPr>
-        <w:spacing w:after="0" w:line="480" w:lineRule="auto"/>
-        <w:rPr>
-          <w:rFonts w:ascii="Georgia Pro" w:eastAsia="Georgia Pro" w:hAnsi="Georgia Pro" w:cs="Georgia Pro"/>
-          <w:b/>
-          <w:bCs/>
-          <w:color w:val="000000" w:themeColor="text1"/>
-        </w:rPr>
-      </w:pPr>
-      <w:r>
-        <w:rPr>
-          <w:rFonts w:ascii="Georgia Pro" w:eastAsia="Georgia Pro" w:hAnsi="Georgia Pro" w:cs="Georgia Pro"/>
-          <w:b/>
-          <w:bCs/>
-          <w:color w:val="000000" w:themeColor="text1"/>
-        </w:rPr>
-        <w:t>Step 17: Verify Pod</w:t>
+      <w:r>
+        <w:rPr>
+          <w:rFonts w:ascii="Georgia Pro" w:eastAsia="Georgia Pro" w:hAnsi="Georgia Pro" w:cs="Georgia Pro"/>
+          <w:color w:val="000000" w:themeColor="text1"/>
+        </w:rPr>
+        <w:t>kubectl get pods</w:t>
+      </w:r>
+    </w:p>
+    <w:p>
+      <w:pPr>
+        <w:spacing w:after="0" w:line="480" w:lineRule="auto"/>
+        <w:rPr>
+          <w:rFonts w:ascii="Georgia Pro" w:eastAsia="Georgia Pro" w:hAnsi="Georgia Pro" w:cs="Georgia Pro"/>
+          <w:color w:val="000000" w:themeColor="text1"/>
+        </w:rPr>
+      </w:pPr>
+    </w:p>
+    <w:p>
+      <w:pPr>
+        <w:spacing w:after="0" w:line="480" w:lineRule="auto"/>
+        <w:rPr>
+          <w:rFonts w:ascii="Georgia Pro" w:eastAsia="Georgia Pro" w:hAnsi="Georgia Pro" w:cs="Georgia Pro"/>
+          <w:color w:val="000000" w:themeColor="text1"/>
+        </w:rPr>
+      </w:pPr>
+      <w:r>
+        <w:rPr>
+          <w:rFonts w:ascii="Georgia Pro" w:eastAsia="Georgia Pro" w:hAnsi="Georgia Pro" w:cs="Georgia Pro"/>
+          <w:color w:val="000000" w:themeColor="text1"/>
+        </w:rPr>
+        <w:t>Expected:</w:t>
       </w:r>
     </w:p>
     <w:p>
@@ -4118,46 +3433,50 @@
           <w:color w:val="000000" w:themeColor="text1"/>
         </w:rPr>
       </w:pPr>
-      <w:proofErr w:type="spellStart"/>
-      <w:r>
-        <w:rPr>
-          <w:rFonts w:ascii="Georgia Pro" w:eastAsia="Georgia Pro" w:hAnsi="Georgia Pro" w:cs="Georgia Pro"/>
-          <w:color w:val="000000" w:themeColor="text1"/>
-        </w:rPr>
-        <w:t>kubectl</w:t>
-      </w:r>
-      <w:proofErr w:type="spellEnd"/>
-      <w:r>
-        <w:rPr>
-          <w:rFonts w:ascii="Georgia Pro" w:eastAsia="Georgia Pro" w:hAnsi="Georgia Pro" w:cs="Georgia Pro"/>
-          <w:color w:val="000000" w:themeColor="text1"/>
-        </w:rPr>
-        <w:t xml:space="preserve"> get pods</w:t>
-      </w:r>
-    </w:p>
-    <w:p>
-      <w:pPr>
-        <w:spacing w:after="0" w:line="480" w:lineRule="auto"/>
-        <w:rPr>
-          <w:rFonts w:ascii="Georgia Pro" w:eastAsia="Georgia Pro" w:hAnsi="Georgia Pro" w:cs="Georgia Pro"/>
-          <w:color w:val="000000" w:themeColor="text1"/>
-        </w:rPr>
-      </w:pPr>
-    </w:p>
-    <w:p>
-      <w:pPr>
-        <w:spacing w:after="0" w:line="480" w:lineRule="auto"/>
-        <w:rPr>
-          <w:rFonts w:ascii="Georgia Pro" w:eastAsia="Georgia Pro" w:hAnsi="Georgia Pro" w:cs="Georgia Pro"/>
-          <w:color w:val="000000" w:themeColor="text1"/>
-        </w:rPr>
-      </w:pPr>
-      <w:r>
-        <w:rPr>
-          <w:rFonts w:ascii="Georgia Pro" w:eastAsia="Georgia Pro" w:hAnsi="Georgia Pro" w:cs="Georgia Pro"/>
-          <w:color w:val="000000" w:themeColor="text1"/>
-        </w:rPr>
-        <w:t>Expected:</w:t>
+      <w:r>
+        <w:rPr>
+          <w:rFonts w:ascii="Georgia Pro" w:eastAsia="Georgia Pro" w:hAnsi="Georgia Pro" w:cs="Georgia Pro"/>
+          <w:color w:val="000000" w:themeColor="text1"/>
+        </w:rPr>
+        <w:t>Running</w:t>
+      </w:r>
+    </w:p>
+    <w:p>
+      <w:pPr>
+        <w:spacing w:after="0" w:line="480" w:lineRule="auto"/>
+        <w:rPr>
+          <w:rFonts w:ascii="Georgia Pro" w:eastAsia="Georgia Pro" w:hAnsi="Georgia Pro" w:cs="Georgia Pro"/>
+          <w:color w:val="000000" w:themeColor="text1"/>
+        </w:rPr>
+      </w:pPr>
+      <w:r>
+        <w:rPr>
+          <w:rFonts w:ascii="Georgia Pro" w:eastAsia="Georgia Pro" w:hAnsi="Georgia Pro" w:cs="Georgia Pro"/>
+          <w:color w:val="000000" w:themeColor="text1"/>
+        </w:rPr>
+        <w:pict w14:anchorId="3F9BA09F">
+          <v:rect id="_x0000_i1048" style="width:0;height:1.5pt" o:hralign="center" o:hrstd="t" o:hr="t" fillcolor="#a0a0a0" stroked="f"/>
+        </w:pict>
+      </w:r>
+    </w:p>
+    <w:p>
+      <w:pPr>
+        <w:spacing w:after="0" w:line="480" w:lineRule="auto"/>
+        <w:rPr>
+          <w:rFonts w:ascii="Georgia Pro" w:eastAsia="Georgia Pro" w:hAnsi="Georgia Pro" w:cs="Georgia Pro"/>
+          <w:b/>
+          <w:bCs/>
+          <w:color w:val="000000" w:themeColor="text1"/>
+        </w:rPr>
+      </w:pPr>
+      <w:r>
+        <w:rPr>
+          <w:rFonts w:ascii="Georgia Pro" w:eastAsia="Georgia Pro" w:hAnsi="Georgia Pro" w:cs="Georgia Pro"/>
+          <w:b/>
+          <w:bCs/>
+          <w:color w:val="000000" w:themeColor="text1"/>
+        </w:rPr>
+        <w:t>Step 18: Access Pod Shell</w:t>
       </w:r>
     </w:p>
     <w:p>
@@ -4182,45 +3501,48 @@
           <w:rFonts w:ascii="Georgia Pro" w:eastAsia="Georgia Pro" w:hAnsi="Georgia Pro" w:cs="Georgia Pro"/>
           <w:color w:val="000000" w:themeColor="text1"/>
         </w:rPr>
-        <w:t>Running</w:t>
-      </w:r>
-    </w:p>
-    <w:p>
-      <w:pPr>
-        <w:spacing w:after="0" w:line="480" w:lineRule="auto"/>
-        <w:rPr>
-          <w:rFonts w:ascii="Georgia Pro" w:eastAsia="Georgia Pro" w:hAnsi="Georgia Pro" w:cs="Georgia Pro"/>
-          <w:color w:val="000000" w:themeColor="text1"/>
-        </w:rPr>
-      </w:pPr>
-      <w:r>
-        <w:rPr>
-          <w:rFonts w:ascii="Georgia Pro" w:eastAsia="Georgia Pro" w:hAnsi="Georgia Pro" w:cs="Georgia Pro"/>
-          <w:color w:val="000000" w:themeColor="text1"/>
-        </w:rPr>
-        <w:pict w14:anchorId="3F9BA09F">
-          <v:rect id="_x0000_i1383" style="width:0;height:1.5pt" o:hralign="center" o:hrstd="t" o:hr="t" fillcolor="#a0a0a0" stroked="f"/>
-        </w:pict>
-      </w:r>
-    </w:p>
-    <w:p>
-      <w:pPr>
-        <w:spacing w:after="0" w:line="480" w:lineRule="auto"/>
-        <w:rPr>
-          <w:rFonts w:ascii="Georgia Pro" w:eastAsia="Georgia Pro" w:hAnsi="Georgia Pro" w:cs="Georgia Pro"/>
-          <w:b/>
-          <w:bCs/>
-          <w:color w:val="000000" w:themeColor="text1"/>
-        </w:rPr>
-      </w:pPr>
-      <w:r>
-        <w:rPr>
-          <w:rFonts w:ascii="Georgia Pro" w:eastAsia="Georgia Pro" w:hAnsi="Georgia Pro" w:cs="Georgia Pro"/>
-          <w:b/>
-          <w:bCs/>
-          <w:color w:val="000000" w:themeColor="text1"/>
-        </w:rPr>
-        <w:t>Step 18: Access Pod Shell</w:t>
+        <w:t>kubectl exec -it POD_NAME -- sh</w:t>
+      </w:r>
+    </w:p>
+    <w:p>
+      <w:pPr>
+        <w:spacing w:after="0" w:line="480" w:lineRule="auto"/>
+        <w:rPr>
+          <w:rFonts w:ascii="Georgia Pro" w:eastAsia="Georgia Pro" w:hAnsi="Georgia Pro" w:cs="Georgia Pro"/>
+          <w:color w:val="000000" w:themeColor="text1"/>
+        </w:rPr>
+      </w:pPr>
+    </w:p>
+    <w:p>
+      <w:pPr>
+        <w:rPr>
+          <w:rFonts w:ascii="Georgia Pro" w:eastAsia="Georgia Pro" w:hAnsi="Georgia Pro" w:cs="Georgia Pro"/>
+          <w:color w:val="000000" w:themeColor="text1"/>
+        </w:rPr>
+      </w:pPr>
+      <w:r>
+        <w:rPr>
+          <w:rFonts w:ascii="Georgia Pro" w:eastAsia="Georgia Pro" w:hAnsi="Georgia Pro" w:cs="Georgia Pro"/>
+          <w:color w:val="000000" w:themeColor="text1"/>
+        </w:rPr>
+        <w:br w:type="page"/>
+      </w:r>
+    </w:p>
+    <w:p>
+      <w:pPr>
+        <w:spacing w:after="0" w:line="480" w:lineRule="auto"/>
+        <w:rPr>
+          <w:rFonts w:ascii="Georgia Pro" w:eastAsia="Georgia Pro" w:hAnsi="Georgia Pro" w:cs="Georgia Pro"/>
+          <w:color w:val="000000" w:themeColor="text1"/>
+        </w:rPr>
+      </w:pPr>
+      <w:r>
+        <w:rPr>
+          <w:rFonts w:ascii="Georgia Pro" w:eastAsia="Georgia Pro" w:hAnsi="Georgia Pro" w:cs="Georgia Pro"/>
+          <w:color w:val="000000" w:themeColor="text1"/>
+        </w:rPr>
+        <w:lastRenderedPageBreak/>
+        <w:t>Example:</w:t>
       </w:r>
     </w:p>
     <w:p>
@@ -4240,117 +3562,37 @@
           <w:color w:val="000000" w:themeColor="text1"/>
         </w:rPr>
       </w:pPr>
-      <w:proofErr w:type="spellStart"/>
-      <w:r>
-        <w:rPr>
-          <w:rFonts w:ascii="Georgia Pro" w:eastAsia="Georgia Pro" w:hAnsi="Georgia Pro" w:cs="Georgia Pro"/>
-          <w:color w:val="000000" w:themeColor="text1"/>
-        </w:rPr>
-        <w:t>kubectl</w:t>
-      </w:r>
-      <w:proofErr w:type="spellEnd"/>
-      <w:r>
-        <w:rPr>
-          <w:rFonts w:ascii="Georgia Pro" w:eastAsia="Georgia Pro" w:hAnsi="Georgia Pro" w:cs="Georgia Pro"/>
-          <w:color w:val="000000" w:themeColor="text1"/>
-        </w:rPr>
-        <w:t xml:space="preserve"> exec -it POD_NAME -- </w:t>
-      </w:r>
-      <w:proofErr w:type="spellStart"/>
-      <w:r>
-        <w:rPr>
-          <w:rFonts w:ascii="Georgia Pro" w:eastAsia="Georgia Pro" w:hAnsi="Georgia Pro" w:cs="Georgia Pro"/>
-          <w:color w:val="000000" w:themeColor="text1"/>
-        </w:rPr>
-        <w:t>sh</w:t>
-      </w:r>
-      <w:proofErr w:type="spellEnd"/>
-    </w:p>
-    <w:p>
-      <w:pPr>
-        <w:spacing w:after="0" w:line="480" w:lineRule="auto"/>
-        <w:rPr>
-          <w:rFonts w:ascii="Georgia Pro" w:eastAsia="Georgia Pro" w:hAnsi="Georgia Pro" w:cs="Georgia Pro"/>
-          <w:color w:val="000000" w:themeColor="text1"/>
-        </w:rPr>
-      </w:pPr>
-      <w:r>
-        <w:rPr>
-          <w:rFonts w:ascii="Georgia Pro" w:eastAsia="Georgia Pro" w:hAnsi="Georgia Pro" w:cs="Georgia Pro"/>
-          <w:color w:val="000000" w:themeColor="text1"/>
-        </w:rPr>
-        <w:pict w14:anchorId="506DDC23">
-          <v:rect id="_x0000_i1384" style="width:0;height:1.5pt" o:hralign="center" o:hrstd="t" o:hr="t" fillcolor="#a0a0a0" stroked="f"/>
-        </w:pict>
-      </w:r>
-    </w:p>
-    <w:p>
-      <w:pPr>
-        <w:spacing w:after="0" w:line="480" w:lineRule="auto"/>
-        <w:rPr>
-          <w:rFonts w:ascii="Georgia Pro" w:eastAsia="Georgia Pro" w:hAnsi="Georgia Pro" w:cs="Georgia Pro"/>
-          <w:b/>
-          <w:bCs/>
-          <w:color w:val="000000" w:themeColor="text1"/>
-        </w:rPr>
-      </w:pPr>
-    </w:p>
-    <w:p>
-      <w:pPr>
-        <w:spacing w:after="0" w:line="480" w:lineRule="auto"/>
-        <w:rPr>
-          <w:rFonts w:ascii="Georgia Pro" w:eastAsia="Georgia Pro" w:hAnsi="Georgia Pro" w:cs="Georgia Pro"/>
-          <w:b/>
-          <w:bCs/>
-          <w:color w:val="000000" w:themeColor="text1"/>
-        </w:rPr>
-      </w:pPr>
-      <w:r>
-        <w:rPr>
-          <w:rFonts w:ascii="Georgia Pro" w:eastAsia="Georgia Pro" w:hAnsi="Georgia Pro" w:cs="Georgia Pro"/>
-          <w:b/>
-          <w:bCs/>
-          <w:color w:val="000000" w:themeColor="text1"/>
-        </w:rPr>
-        <w:lastRenderedPageBreak/>
-        <w:t xml:space="preserve">Step 19: Verify </w:t>
-      </w:r>
-      <w:proofErr w:type="spellStart"/>
-      <w:r>
-        <w:rPr>
-          <w:rFonts w:ascii="Georgia Pro" w:eastAsia="Georgia Pro" w:hAnsi="Georgia Pro" w:cs="Georgia Pro"/>
-          <w:b/>
-          <w:bCs/>
-          <w:color w:val="000000" w:themeColor="text1"/>
-        </w:rPr>
-        <w:t>ConfigMap</w:t>
-      </w:r>
-      <w:proofErr w:type="spellEnd"/>
-      <w:r>
-        <w:rPr>
-          <w:rFonts w:ascii="Georgia Pro" w:eastAsia="Georgia Pro" w:hAnsi="Georgia Pro" w:cs="Georgia Pro"/>
-          <w:b/>
-          <w:bCs/>
-          <w:color w:val="000000" w:themeColor="text1"/>
-        </w:rPr>
-        <w:t xml:space="preserve"> Variables</w:t>
-      </w:r>
-    </w:p>
-    <w:p>
-      <w:pPr>
-        <w:spacing w:after="0" w:line="480" w:lineRule="auto"/>
-        <w:rPr>
-          <w:rFonts w:ascii="Georgia Pro" w:eastAsia="Georgia Pro" w:hAnsi="Georgia Pro" w:cs="Georgia Pro"/>
-          <w:color w:val="000000" w:themeColor="text1"/>
-        </w:rPr>
-      </w:pPr>
-      <w:r>
-        <w:rPr>
-          <w:rFonts w:ascii="Georgia Pro" w:eastAsia="Georgia Pro" w:hAnsi="Georgia Pro" w:cs="Georgia Pro"/>
-          <w:color w:val="000000" w:themeColor="text1"/>
-        </w:rPr>
-        <w:t>Inside pod:</w:t>
-      </w:r>
+      <w:r>
+        <w:rPr>
+          <w:rFonts w:ascii="Georgia Pro" w:eastAsia="Georgia Pro" w:hAnsi="Georgia Pro" w:cs="Georgia Pro"/>
+          <w:color w:val="000000" w:themeColor="text1"/>
+        </w:rPr>
+        <w:t xml:space="preserve">kubectl exec -it </w:t>
+      </w:r>
+      <w:r>
+        <w:rPr>
+          <w:rFonts w:ascii="Georgia Pro" w:eastAsia="Georgia Pro" w:hAnsi="Georgia Pro" w:cs="Georgia Pro"/>
+          <w:color w:val="000000" w:themeColor="text1"/>
+          <w:highlight w:val="yellow"/>
+        </w:rPr>
+        <w:t>config-secret-app-c4566b445-hppm7</w:t>
+      </w:r>
+      <w:r>
+        <w:rPr>
+          <w:rFonts w:ascii="Georgia Pro" w:eastAsia="Georgia Pro" w:hAnsi="Georgia Pro" w:cs="Georgia Pro"/>
+          <w:color w:val="000000" w:themeColor="text1"/>
+        </w:rPr>
+        <w:t xml:space="preserve"> -- sh</w:t>
+      </w:r>
+    </w:p>
+    <w:p>
+      <w:pPr>
+        <w:spacing w:after="0" w:line="480" w:lineRule="auto"/>
+        <w:rPr>
+          <w:rFonts w:ascii="Georgia Pro" w:eastAsia="Georgia Pro" w:hAnsi="Georgia Pro" w:cs="Georgia Pro"/>
+          <w:color w:val="000000" w:themeColor="text1"/>
+        </w:rPr>
+      </w:pPr>
     </w:p>
     <w:p>
       <w:pPr>
@@ -4374,32 +3616,32 @@
           <w:rFonts w:ascii="Georgia Pro" w:eastAsia="Georgia Pro" w:hAnsi="Georgia Pro" w:cs="Georgia Pro"/>
           <w:color w:val="000000" w:themeColor="text1"/>
         </w:rPr>
-        <w:t>echo $APP_MODE</w:t>
-      </w:r>
-    </w:p>
-    <w:p>
-      <w:pPr>
-        <w:spacing w:after="0" w:line="480" w:lineRule="auto"/>
-        <w:rPr>
-          <w:rFonts w:ascii="Georgia Pro" w:eastAsia="Georgia Pro" w:hAnsi="Georgia Pro" w:cs="Georgia Pro"/>
-          <w:color w:val="000000" w:themeColor="text1"/>
-        </w:rPr>
-      </w:pPr>
-    </w:p>
-    <w:p>
-      <w:pPr>
-        <w:spacing w:after="0" w:line="480" w:lineRule="auto"/>
-        <w:rPr>
-          <w:rFonts w:ascii="Georgia Pro" w:eastAsia="Georgia Pro" w:hAnsi="Georgia Pro" w:cs="Georgia Pro"/>
-          <w:color w:val="000000" w:themeColor="text1"/>
-        </w:rPr>
-      </w:pPr>
-      <w:r>
-        <w:rPr>
-          <w:rFonts w:ascii="Georgia Pro" w:eastAsia="Georgia Pro" w:hAnsi="Georgia Pro" w:cs="Georgia Pro"/>
-          <w:color w:val="000000" w:themeColor="text1"/>
-        </w:rPr>
-        <w:t>Expected:</w:t>
+        <w:t>env</w:t>
+      </w:r>
+    </w:p>
+    <w:p>
+      <w:pPr>
+        <w:spacing w:after="0" w:line="480" w:lineRule="auto"/>
+        <w:rPr>
+          <w:rFonts w:ascii="Georgia Pro" w:eastAsia="Georgia Pro" w:hAnsi="Georgia Pro" w:cs="Georgia Pro"/>
+          <w:color w:val="000000" w:themeColor="text1"/>
+        </w:rPr>
+      </w:pPr>
+    </w:p>
+    <w:p>
+      <w:pPr>
+        <w:spacing w:after="0" w:line="480" w:lineRule="auto"/>
+        <w:rPr>
+          <w:rFonts w:ascii="Georgia Pro" w:eastAsia="Georgia Pro" w:hAnsi="Georgia Pro" w:cs="Georgia Pro"/>
+          <w:color w:val="000000" w:themeColor="text1"/>
+        </w:rPr>
+      </w:pPr>
+      <w:r>
+        <w:rPr>
+          <w:rFonts w:ascii="Georgia Pro" w:eastAsia="Georgia Pro" w:hAnsi="Georgia Pro" w:cs="Georgia Pro"/>
+          <w:color w:val="000000" w:themeColor="text1"/>
+        </w:rPr>
+        <w:t xml:space="preserve">or </w:t>
       </w:r>
     </w:p>
     <w:p>
@@ -4424,24 +3666,55 @@
           <w:rFonts w:ascii="Georgia Pro" w:eastAsia="Georgia Pro" w:hAnsi="Georgia Pro" w:cs="Georgia Pro"/>
           <w:color w:val="000000" w:themeColor="text1"/>
         </w:rPr>
-        <w:t>production</w:t>
-      </w:r>
-    </w:p>
-    <w:p>
-      <w:pPr>
-        <w:spacing w:after="0" w:line="480" w:lineRule="auto"/>
-        <w:rPr>
-          <w:rFonts w:ascii="Georgia Pro" w:eastAsia="Georgia Pro" w:hAnsi="Georgia Pro" w:cs="Georgia Pro"/>
-          <w:color w:val="000000" w:themeColor="text1"/>
-        </w:rPr>
-      </w:pPr>
-      <w:r>
-        <w:rPr>
-          <w:rFonts w:ascii="Georgia Pro" w:eastAsia="Georgia Pro" w:hAnsi="Georgia Pro" w:cs="Georgia Pro"/>
-          <w:color w:val="000000" w:themeColor="text1"/>
-        </w:rPr>
-        <w:pict w14:anchorId="21A30588">
-          <v:rect id="_x0000_i1385" style="width:0;height:1.5pt" o:hralign="center" o:hrstd="t" o:hr="t" fillcolor="#a0a0a0" stroked="f"/>
+        <w:t xml:space="preserve">kubectl exec -it </w:t>
+      </w:r>
+      <w:r>
+        <w:rPr>
+          <w:rFonts w:ascii="Georgia Pro" w:eastAsia="Georgia Pro" w:hAnsi="Georgia Pro" w:cs="Georgia Pro"/>
+          <w:color w:val="000000" w:themeColor="text1"/>
+          <w:highlight w:val="yellow"/>
+        </w:rPr>
+        <w:t>config-secret-app-c4566b445-hppm7</w:t>
+      </w:r>
+      <w:r>
+        <w:rPr>
+          <w:rFonts w:ascii="Georgia Pro" w:eastAsia="Georgia Pro" w:hAnsi="Georgia Pro" w:cs="Georgia Pro"/>
+          <w:color w:val="000000" w:themeColor="text1"/>
+        </w:rPr>
+        <w:t xml:space="preserve"> -- </w:t>
+      </w:r>
+      <w:r>
+        <w:rPr>
+          <w:rFonts w:ascii="Georgia Pro" w:eastAsia="Georgia Pro" w:hAnsi="Georgia Pro" w:cs="Georgia Pro"/>
+          <w:color w:val="000000" w:themeColor="text1"/>
+        </w:rPr>
+        <w:t>printenv</w:t>
+      </w:r>
+    </w:p>
+    <w:p>
+      <w:pPr>
+        <w:spacing w:after="0" w:line="480" w:lineRule="auto"/>
+        <w:rPr>
+          <w:rFonts w:ascii="Georgia Pro" w:eastAsia="Georgia Pro" w:hAnsi="Georgia Pro" w:cs="Georgia Pro"/>
+          <w:color w:val="000000" w:themeColor="text1"/>
+        </w:rPr>
+      </w:pPr>
+    </w:p>
+    <w:p>
+      <w:pPr>
+        <w:spacing w:after="0" w:line="480" w:lineRule="auto"/>
+        <w:rPr>
+          <w:rFonts w:ascii="Georgia Pro" w:eastAsia="Georgia Pro" w:hAnsi="Georgia Pro" w:cs="Georgia Pro"/>
+          <w:color w:val="000000" w:themeColor="text1"/>
+        </w:rPr>
+      </w:pPr>
+      <w:r>
+        <w:rPr>
+          <w:rFonts w:ascii="Georgia Pro" w:eastAsia="Georgia Pro" w:hAnsi="Georgia Pro" w:cs="Georgia Pro"/>
+          <w:color w:val="000000" w:themeColor="text1"/>
+        </w:rPr>
+        <w:pict w14:anchorId="506DDC23">
+          <v:rect id="_x0000_i1049" style="width:0;height:1.5pt" o:hralign="center" o:hrstd="t" o:hr="t" fillcolor="#a0a0a0" stroked="f"/>
         </w:pict>
       </w:r>
     </w:p>
@@ -4450,15 +3723,46 @@
         <w:spacing w:after="0" w:line="480" w:lineRule="auto"/>
         <w:rPr>
           <w:rFonts w:ascii="Georgia Pro" w:eastAsia="Georgia Pro" w:hAnsi="Georgia Pro" w:cs="Georgia Pro"/>
-          <w:color w:val="000000" w:themeColor="text1"/>
-        </w:rPr>
-      </w:pPr>
-      <w:r>
-        <w:rPr>
-          <w:rFonts w:ascii="Georgia Pro" w:eastAsia="Georgia Pro" w:hAnsi="Georgia Pro" w:cs="Georgia Pro"/>
-          <w:color w:val="000000" w:themeColor="text1"/>
-        </w:rPr>
-        <w:t>Run:</w:t>
+          <w:b/>
+          <w:bCs/>
+          <w:color w:val="000000" w:themeColor="text1"/>
+        </w:rPr>
+      </w:pPr>
+    </w:p>
+    <w:p>
+      <w:pPr>
+        <w:spacing w:after="0" w:line="480" w:lineRule="auto"/>
+        <w:rPr>
+          <w:rFonts w:ascii="Georgia Pro" w:eastAsia="Georgia Pro" w:hAnsi="Georgia Pro" w:cs="Georgia Pro"/>
+          <w:b/>
+          <w:bCs/>
+          <w:color w:val="000000" w:themeColor="text1"/>
+        </w:rPr>
+      </w:pPr>
+      <w:r>
+        <w:rPr>
+          <w:rFonts w:ascii="Georgia Pro" w:eastAsia="Georgia Pro" w:hAnsi="Georgia Pro" w:cs="Georgia Pro"/>
+          <w:b/>
+          <w:bCs/>
+          <w:color w:val="000000" w:themeColor="text1"/>
+        </w:rPr>
+        <w:t>Step 19: Verify ConfigMap Variables</w:t>
+      </w:r>
+    </w:p>
+    <w:p>
+      <w:pPr>
+        <w:spacing w:after="0" w:line="480" w:lineRule="auto"/>
+        <w:rPr>
+          <w:rFonts w:ascii="Georgia Pro" w:eastAsia="Georgia Pro" w:hAnsi="Georgia Pro" w:cs="Georgia Pro"/>
+          <w:color w:val="000000" w:themeColor="text1"/>
+        </w:rPr>
+      </w:pPr>
+      <w:r>
+        <w:rPr>
+          <w:rFonts w:ascii="Georgia Pro" w:eastAsia="Georgia Pro" w:hAnsi="Georgia Pro" w:cs="Georgia Pro"/>
+          <w:color w:val="000000" w:themeColor="text1"/>
+        </w:rPr>
+        <w:t>Inside pod:</w:t>
       </w:r>
     </w:p>
     <w:p>
@@ -4483,8 +3787,17 @@
           <w:rFonts w:ascii="Georgia Pro" w:eastAsia="Georgia Pro" w:hAnsi="Georgia Pro" w:cs="Georgia Pro"/>
           <w:color w:val="000000" w:themeColor="text1"/>
         </w:rPr>
-        <w:t>echo $APP_COLOR</w:t>
-      </w:r>
+        <w:t>echo $APP_MODE</w:t>
+      </w:r>
+    </w:p>
+    <w:p>
+      <w:pPr>
+        <w:spacing w:after="0" w:line="480" w:lineRule="auto"/>
+        <w:rPr>
+          <w:rFonts w:ascii="Georgia Pro" w:eastAsia="Georgia Pro" w:hAnsi="Georgia Pro" w:cs="Georgia Pro"/>
+          <w:color w:val="000000" w:themeColor="text1"/>
+        </w:rPr>
+      </w:pPr>
     </w:p>
     <w:p>
       <w:pPr>
@@ -4500,76 +3813,6 @@
           <w:color w:val="000000" w:themeColor="text1"/>
         </w:rPr>
         <w:t>Expected:</w:t>
-      </w:r>
-    </w:p>
-    <w:p>
-      <w:pPr>
-        <w:spacing w:after="0" w:line="480" w:lineRule="auto"/>
-        <w:rPr>
-          <w:rFonts w:ascii="Georgia Pro" w:eastAsia="Georgia Pro" w:hAnsi="Georgia Pro" w:cs="Georgia Pro"/>
-          <w:color w:val="000000" w:themeColor="text1"/>
-        </w:rPr>
-      </w:pPr>
-      <w:r>
-        <w:rPr>
-          <w:rFonts w:ascii="Georgia Pro" w:eastAsia="Georgia Pro" w:hAnsi="Georgia Pro" w:cs="Georgia Pro"/>
-          <w:color w:val="000000" w:themeColor="text1"/>
-        </w:rPr>
-        <w:t>blue</w:t>
-      </w:r>
-    </w:p>
-    <w:p>
-      <w:pPr>
-        <w:spacing w:after="0" w:line="480" w:lineRule="auto"/>
-        <w:rPr>
-          <w:rFonts w:ascii="Georgia Pro" w:eastAsia="Georgia Pro" w:hAnsi="Georgia Pro" w:cs="Georgia Pro"/>
-          <w:color w:val="000000" w:themeColor="text1"/>
-        </w:rPr>
-      </w:pPr>
-      <w:r>
-        <w:rPr>
-          <w:rFonts w:ascii="Georgia Pro" w:eastAsia="Georgia Pro" w:hAnsi="Georgia Pro" w:cs="Georgia Pro"/>
-          <w:color w:val="000000" w:themeColor="text1"/>
-        </w:rPr>
-        <w:pict w14:anchorId="0617EB95">
-          <v:rect id="_x0000_i1386" style="width:0;height:1.5pt" o:hralign="center" o:hrstd="t" o:hr="t" fillcolor="#a0a0a0" stroked="f"/>
-        </w:pict>
-      </w:r>
-    </w:p>
-    <w:p>
-      <w:pPr>
-        <w:spacing w:after="0" w:line="480" w:lineRule="auto"/>
-        <w:rPr>
-          <w:rFonts w:ascii="Georgia Pro" w:eastAsia="Georgia Pro" w:hAnsi="Georgia Pro" w:cs="Georgia Pro"/>
-          <w:b/>
-          <w:bCs/>
-          <w:color w:val="000000" w:themeColor="text1"/>
-        </w:rPr>
-      </w:pPr>
-      <w:r>
-        <w:rPr>
-          <w:rFonts w:ascii="Georgia Pro" w:eastAsia="Georgia Pro" w:hAnsi="Georgia Pro" w:cs="Georgia Pro"/>
-          <w:b/>
-          <w:bCs/>
-          <w:color w:val="000000" w:themeColor="text1"/>
-        </w:rPr>
-        <w:t>Step 20: Verify Secret Variables</w:t>
-      </w:r>
-    </w:p>
-    <w:p>
-      <w:pPr>
-        <w:spacing w:after="0" w:line="480" w:lineRule="auto"/>
-        <w:rPr>
-          <w:rFonts w:ascii="Georgia Pro" w:eastAsia="Georgia Pro" w:hAnsi="Georgia Pro" w:cs="Georgia Pro"/>
-          <w:color w:val="000000" w:themeColor="text1"/>
-        </w:rPr>
-      </w:pPr>
-      <w:r>
-        <w:rPr>
-          <w:rFonts w:ascii="Georgia Pro" w:eastAsia="Georgia Pro" w:hAnsi="Georgia Pro" w:cs="Georgia Pro"/>
-          <w:color w:val="000000" w:themeColor="text1"/>
-        </w:rPr>
-        <w:t>Run:</w:t>
       </w:r>
     </w:p>
     <w:p>
@@ -4594,65 +3837,24 @@
           <w:rFonts w:ascii="Georgia Pro" w:eastAsia="Georgia Pro" w:hAnsi="Georgia Pro" w:cs="Georgia Pro"/>
           <w:color w:val="000000" w:themeColor="text1"/>
         </w:rPr>
-        <w:t>echo $DB_USERNAME</w:t>
-      </w:r>
-    </w:p>
-    <w:p>
-      <w:pPr>
-        <w:spacing w:after="0" w:line="480" w:lineRule="auto"/>
-        <w:rPr>
-          <w:rFonts w:ascii="Georgia Pro" w:eastAsia="Georgia Pro" w:hAnsi="Georgia Pro" w:cs="Georgia Pro"/>
-          <w:color w:val="000000" w:themeColor="text1"/>
-        </w:rPr>
-      </w:pPr>
-    </w:p>
-    <w:p>
-      <w:pPr>
-        <w:spacing w:after="0" w:line="480" w:lineRule="auto"/>
-        <w:rPr>
-          <w:rFonts w:ascii="Georgia Pro" w:eastAsia="Georgia Pro" w:hAnsi="Georgia Pro" w:cs="Georgia Pro"/>
-          <w:color w:val="000000" w:themeColor="text1"/>
-        </w:rPr>
-      </w:pPr>
-      <w:r>
-        <w:rPr>
-          <w:rFonts w:ascii="Georgia Pro" w:eastAsia="Georgia Pro" w:hAnsi="Georgia Pro" w:cs="Georgia Pro"/>
-          <w:color w:val="000000" w:themeColor="text1"/>
-        </w:rPr>
-        <w:t>Expected:</w:t>
-      </w:r>
-    </w:p>
-    <w:p>
-      <w:pPr>
-        <w:spacing w:after="0" w:line="480" w:lineRule="auto"/>
-        <w:rPr>
-          <w:rFonts w:ascii="Georgia Pro" w:eastAsia="Georgia Pro" w:hAnsi="Georgia Pro" w:cs="Georgia Pro"/>
-          <w:color w:val="000000" w:themeColor="text1"/>
-        </w:rPr>
-      </w:pPr>
-      <w:r>
-        <w:rPr>
-          <w:rFonts w:ascii="Georgia Pro" w:eastAsia="Georgia Pro" w:hAnsi="Georgia Pro" w:cs="Georgia Pro"/>
-          <w:color w:val="000000" w:themeColor="text1"/>
-        </w:rPr>
-        <w:t>admin</w:t>
-      </w:r>
-    </w:p>
-    <w:p>
-      <w:pPr>
-        <w:spacing w:after="0" w:line="480" w:lineRule="auto"/>
-        <w:rPr>
-          <w:rFonts w:ascii="Georgia Pro" w:eastAsia="Georgia Pro" w:hAnsi="Georgia Pro" w:cs="Georgia Pro"/>
-          <w:color w:val="000000" w:themeColor="text1"/>
-        </w:rPr>
-      </w:pPr>
-      <w:r>
-        <w:rPr>
-          <w:rFonts w:ascii="Georgia Pro" w:eastAsia="Georgia Pro" w:hAnsi="Georgia Pro" w:cs="Georgia Pro"/>
-          <w:color w:val="000000" w:themeColor="text1"/>
-        </w:rPr>
-        <w:pict w14:anchorId="5EB556F1">
-          <v:rect id="_x0000_i1387" style="width:0;height:1.5pt" o:hralign="center" o:hrstd="t" o:hr="t" fillcolor="#a0a0a0" stroked="f"/>
+        <w:t>production</w:t>
+      </w:r>
+    </w:p>
+    <w:p>
+      <w:pPr>
+        <w:spacing w:after="0" w:line="480" w:lineRule="auto"/>
+        <w:rPr>
+          <w:rFonts w:ascii="Georgia Pro" w:eastAsia="Georgia Pro" w:hAnsi="Georgia Pro" w:cs="Georgia Pro"/>
+          <w:color w:val="000000" w:themeColor="text1"/>
+        </w:rPr>
+      </w:pPr>
+      <w:r>
+        <w:rPr>
+          <w:rFonts w:ascii="Georgia Pro" w:eastAsia="Georgia Pro" w:hAnsi="Georgia Pro" w:cs="Georgia Pro"/>
+          <w:color w:val="000000" w:themeColor="text1"/>
+        </w:rPr>
+        <w:pict w14:anchorId="21A30588">
+          <v:rect id="_x0000_i1050" style="width:0;height:1.5pt" o:hralign="center" o:hrstd="t" o:hr="t" fillcolor="#a0a0a0" stroked="f"/>
         </w:pict>
       </w:r>
     </w:p>
@@ -4694,7 +3896,7 @@
           <w:rFonts w:ascii="Georgia Pro" w:eastAsia="Georgia Pro" w:hAnsi="Georgia Pro" w:cs="Georgia Pro"/>
           <w:color w:val="000000" w:themeColor="text1"/>
         </w:rPr>
-        <w:t>echo $DB_PASSWORD</w:t>
+        <w:t>echo $APP_COLOR</w:t>
       </w:r>
     </w:p>
     <w:p>
@@ -4720,137 +3922,6 @@
           <w:color w:val="000000" w:themeColor="text1"/>
         </w:rPr>
         <w:t>Expected:</w:t>
-      </w:r>
-    </w:p>
-    <w:p>
-      <w:pPr>
-        <w:spacing w:after="0" w:line="480" w:lineRule="auto"/>
-        <w:rPr>
-          <w:rFonts w:ascii="Georgia Pro" w:eastAsia="Georgia Pro" w:hAnsi="Georgia Pro" w:cs="Georgia Pro"/>
-          <w:color w:val="000000" w:themeColor="text1"/>
-        </w:rPr>
-      </w:pPr>
-      <w:r>
-        <w:rPr>
-          <w:rFonts w:ascii="Georgia Pro" w:eastAsia="Georgia Pro" w:hAnsi="Georgia Pro" w:cs="Georgia Pro"/>
-          <w:color w:val="000000" w:themeColor="text1"/>
-        </w:rPr>
-        <w:t>Pass@123</w:t>
-      </w:r>
-    </w:p>
-    <w:p>
-      <w:pPr>
-        <w:spacing w:after="0" w:line="480" w:lineRule="auto"/>
-        <w:rPr>
-          <w:rFonts w:ascii="Georgia Pro" w:eastAsia="Georgia Pro" w:hAnsi="Georgia Pro" w:cs="Georgia Pro"/>
-          <w:color w:val="000000" w:themeColor="text1"/>
-        </w:rPr>
-      </w:pPr>
-      <w:r>
-        <w:rPr>
-          <w:rFonts w:ascii="Georgia Pro" w:eastAsia="Georgia Pro" w:hAnsi="Georgia Pro" w:cs="Georgia Pro"/>
-          <w:color w:val="000000" w:themeColor="text1"/>
-        </w:rPr>
-        <w:pict w14:anchorId="6DD55502">
-          <v:rect id="_x0000_i1388" style="width:0;height:1.5pt" o:hralign="center" o:hrstd="t" o:hr="t" fillcolor="#a0a0a0" stroked="f"/>
-        </w:pict>
-      </w:r>
-    </w:p>
-    <w:p>
-      <w:pPr>
-        <w:spacing w:after="0" w:line="480" w:lineRule="auto"/>
-        <w:rPr>
-          <w:rFonts w:ascii="Georgia Pro" w:eastAsia="Georgia Pro" w:hAnsi="Georgia Pro" w:cs="Georgia Pro"/>
-          <w:b/>
-          <w:bCs/>
-          <w:color w:val="000000" w:themeColor="text1"/>
-        </w:rPr>
-      </w:pPr>
-    </w:p>
-    <w:p>
-      <w:pPr>
-        <w:spacing w:after="0" w:line="480" w:lineRule="auto"/>
-        <w:rPr>
-          <w:rFonts w:ascii="Georgia Pro" w:eastAsia="Georgia Pro" w:hAnsi="Georgia Pro" w:cs="Georgia Pro"/>
-          <w:b/>
-          <w:bCs/>
-          <w:color w:val="000000" w:themeColor="text1"/>
-        </w:rPr>
-      </w:pPr>
-    </w:p>
-    <w:p>
-      <w:pPr>
-        <w:spacing w:after="0" w:line="480" w:lineRule="auto"/>
-        <w:rPr>
-          <w:rFonts w:ascii="Georgia Pro" w:eastAsia="Georgia Pro" w:hAnsi="Georgia Pro" w:cs="Georgia Pro"/>
-          <w:b/>
-          <w:bCs/>
-          <w:color w:val="000000" w:themeColor="text1"/>
-        </w:rPr>
-      </w:pPr>
-      <w:r>
-        <w:rPr>
-          <w:rFonts w:ascii="Georgia Pro" w:eastAsia="Georgia Pro" w:hAnsi="Georgia Pro" w:cs="Georgia Pro"/>
-          <w:b/>
-          <w:bCs/>
-          <w:color w:val="000000" w:themeColor="text1"/>
-        </w:rPr>
-        <w:lastRenderedPageBreak/>
-        <w:t>Step 21: Exit Pod</w:t>
-      </w:r>
-    </w:p>
-    <w:p>
-      <w:pPr>
-        <w:spacing w:after="0" w:line="480" w:lineRule="auto"/>
-        <w:rPr>
-          <w:rFonts w:ascii="Georgia Pro" w:eastAsia="Georgia Pro" w:hAnsi="Georgia Pro" w:cs="Georgia Pro"/>
-          <w:color w:val="000000" w:themeColor="text1"/>
-        </w:rPr>
-      </w:pPr>
-      <w:r>
-        <w:rPr>
-          <w:rFonts w:ascii="Georgia Pro" w:eastAsia="Georgia Pro" w:hAnsi="Georgia Pro" w:cs="Georgia Pro"/>
-          <w:color w:val="000000" w:themeColor="text1"/>
-        </w:rPr>
-        <w:t>exit</w:t>
-      </w:r>
-    </w:p>
-    <w:p>
-      <w:pPr>
-        <w:spacing w:after="0" w:line="480" w:lineRule="auto"/>
-        <w:rPr>
-          <w:rFonts w:ascii="Georgia Pro" w:eastAsia="Georgia Pro" w:hAnsi="Georgia Pro" w:cs="Georgia Pro"/>
-          <w:color w:val="000000" w:themeColor="text1"/>
-        </w:rPr>
-      </w:pPr>
-      <w:r>
-        <w:rPr>
-          <w:rFonts w:ascii="Georgia Pro" w:eastAsia="Georgia Pro" w:hAnsi="Georgia Pro" w:cs="Georgia Pro"/>
-          <w:color w:val="000000" w:themeColor="text1"/>
-        </w:rPr>
-        <w:pict w14:anchorId="2C2B186D">
-          <v:rect id="_x0000_i1389" style="width:0;height:1.5pt" o:hralign="center" o:hrstd="t" o:hr="t" fillcolor="#a0a0a0" stroked="f"/>
-        </w:pict>
-      </w:r>
-    </w:p>
-    <w:p>
-      <w:pPr>
-        <w:spacing w:after="0" w:line="480" w:lineRule="auto"/>
-        <w:rPr>
-          <w:rFonts w:ascii="Georgia Pro" w:eastAsia="Georgia Pro" w:hAnsi="Georgia Pro" w:cs="Georgia Pro"/>
-          <w:b/>
-          <w:bCs/>
-          <w:color w:val="000000" w:themeColor="text1"/>
-        </w:rPr>
-      </w:pPr>
-      <w:r>
-        <w:rPr>
-          <w:rFonts w:ascii="Georgia Pro" w:eastAsia="Georgia Pro" w:hAnsi="Georgia Pro" w:cs="Georgia Pro"/>
-          <w:b/>
-          <w:bCs/>
-          <w:color w:val="000000" w:themeColor="text1"/>
-        </w:rPr>
-        <w:t>Step 22: Expose Deployment</w:t>
       </w:r>
     </w:p>
     <w:p>
@@ -4870,63 +3941,29 @@
           <w:color w:val="000000" w:themeColor="text1"/>
         </w:rPr>
       </w:pPr>
-      <w:proofErr w:type="spellStart"/>
-      <w:r>
-        <w:rPr>
-          <w:rFonts w:ascii="Georgia Pro" w:eastAsia="Georgia Pro" w:hAnsi="Georgia Pro" w:cs="Georgia Pro"/>
-          <w:color w:val="000000" w:themeColor="text1"/>
-        </w:rPr>
-        <w:t>kubectl</w:t>
-      </w:r>
-      <w:proofErr w:type="spellEnd"/>
-      <w:r>
-        <w:rPr>
-          <w:rFonts w:ascii="Georgia Pro" w:eastAsia="Georgia Pro" w:hAnsi="Georgia Pro" w:cs="Georgia Pro"/>
-          <w:color w:val="000000" w:themeColor="text1"/>
-        </w:rPr>
-        <w:t xml:space="preserve"> expose deployment config-secret-app \</w:t>
-      </w:r>
-      <w:r>
-        <w:rPr>
-          <w:rFonts w:ascii="Georgia Pro" w:eastAsia="Georgia Pro" w:hAnsi="Georgia Pro" w:cs="Georgia Pro"/>
-          <w:color w:val="000000" w:themeColor="text1"/>
-        </w:rPr>
-        <w:br/>
-        <w:t>--port=80 \</w:t>
-      </w:r>
-      <w:r>
-        <w:rPr>
-          <w:rFonts w:ascii="Georgia Pro" w:eastAsia="Georgia Pro" w:hAnsi="Georgia Pro" w:cs="Georgia Pro"/>
-          <w:color w:val="000000" w:themeColor="text1"/>
-        </w:rPr>
-        <w:br/>
-        <w:t>--type=</w:t>
-      </w:r>
-      <w:proofErr w:type="spellStart"/>
-      <w:r>
-        <w:rPr>
-          <w:rFonts w:ascii="Georgia Pro" w:eastAsia="Georgia Pro" w:hAnsi="Georgia Pro" w:cs="Georgia Pro"/>
-          <w:color w:val="000000" w:themeColor="text1"/>
-        </w:rPr>
-        <w:t>LoadBalancer</w:t>
-      </w:r>
-      <w:proofErr w:type="spellEnd"/>
-    </w:p>
-    <w:p>
-      <w:pPr>
-        <w:spacing w:after="0" w:line="480" w:lineRule="auto"/>
-        <w:rPr>
-          <w:rFonts w:ascii="Georgia Pro" w:eastAsia="Georgia Pro" w:hAnsi="Georgia Pro" w:cs="Georgia Pro"/>
-          <w:color w:val="000000" w:themeColor="text1"/>
-        </w:rPr>
-      </w:pPr>
-      <w:r>
-        <w:rPr>
-          <w:rFonts w:ascii="Georgia Pro" w:eastAsia="Georgia Pro" w:hAnsi="Georgia Pro" w:cs="Georgia Pro"/>
-          <w:color w:val="000000" w:themeColor="text1"/>
-        </w:rPr>
-        <w:pict w14:anchorId="0C54DA41">
-          <v:rect id="_x0000_i1390" style="width:0;height:1.5pt" o:hralign="center" o:hrstd="t" o:hr="t" fillcolor="#a0a0a0" stroked="f"/>
+      <w:r>
+        <w:rPr>
+          <w:rFonts w:ascii="Georgia Pro" w:eastAsia="Georgia Pro" w:hAnsi="Georgia Pro" w:cs="Georgia Pro"/>
+          <w:color w:val="000000" w:themeColor="text1"/>
+        </w:rPr>
+        <w:t>blue</w:t>
+      </w:r>
+    </w:p>
+    <w:p>
+      <w:pPr>
+        <w:spacing w:after="0" w:line="480" w:lineRule="auto"/>
+        <w:rPr>
+          <w:rFonts w:ascii="Georgia Pro" w:eastAsia="Georgia Pro" w:hAnsi="Georgia Pro" w:cs="Georgia Pro"/>
+          <w:color w:val="000000" w:themeColor="text1"/>
+        </w:rPr>
+      </w:pPr>
+      <w:r>
+        <w:rPr>
+          <w:rFonts w:ascii="Georgia Pro" w:eastAsia="Georgia Pro" w:hAnsi="Georgia Pro" w:cs="Georgia Pro"/>
+          <w:color w:val="000000" w:themeColor="text1"/>
+        </w:rPr>
+        <w:pict w14:anchorId="0617EB95">
+          <v:rect id="_x0000_i1051" style="width:0;height:1.5pt" o:hralign="center" o:hrstd="t" o:hr="t" fillcolor="#a0a0a0" stroked="f"/>
         </w:pict>
       </w:r>
     </w:p>
@@ -4947,7 +3984,23 @@
           <w:bCs/>
           <w:color w:val="000000" w:themeColor="text1"/>
         </w:rPr>
-        <w:t>Step 23: Verify Service</w:t>
+        <w:t>Step 20: Verify Secret Variables</w:t>
+      </w:r>
+    </w:p>
+    <w:p>
+      <w:pPr>
+        <w:spacing w:after="0" w:line="480" w:lineRule="auto"/>
+        <w:rPr>
+          <w:rFonts w:ascii="Georgia Pro" w:eastAsia="Georgia Pro" w:hAnsi="Georgia Pro" w:cs="Georgia Pro"/>
+          <w:color w:val="000000" w:themeColor="text1"/>
+        </w:rPr>
+      </w:pPr>
+      <w:r>
+        <w:rPr>
+          <w:rFonts w:ascii="Georgia Pro" w:eastAsia="Georgia Pro" w:hAnsi="Georgia Pro" w:cs="Georgia Pro"/>
+          <w:color w:val="000000" w:themeColor="text1"/>
+        </w:rPr>
+        <w:t>Run:</w:t>
       </w:r>
     </w:p>
     <w:p>
@@ -4967,38 +4020,78 @@
           <w:color w:val="000000" w:themeColor="text1"/>
         </w:rPr>
       </w:pPr>
-      <w:proofErr w:type="spellStart"/>
-      <w:r>
-        <w:rPr>
-          <w:rFonts w:ascii="Georgia Pro" w:eastAsia="Georgia Pro" w:hAnsi="Georgia Pro" w:cs="Georgia Pro"/>
-          <w:color w:val="000000" w:themeColor="text1"/>
-        </w:rPr>
-        <w:t>kubectl</w:t>
-      </w:r>
-      <w:proofErr w:type="spellEnd"/>
-      <w:r>
-        <w:rPr>
-          <w:rFonts w:ascii="Georgia Pro" w:eastAsia="Georgia Pro" w:hAnsi="Georgia Pro" w:cs="Georgia Pro"/>
-          <w:color w:val="000000" w:themeColor="text1"/>
-        </w:rPr>
-        <w:t xml:space="preserve"> get svc</w:t>
-      </w:r>
-    </w:p>
-    <w:p>
-      <w:pPr>
-        <w:spacing w:after="0" w:line="480" w:lineRule="auto"/>
-        <w:rPr>
-          <w:rFonts w:ascii="Georgia Pro" w:eastAsia="Georgia Pro" w:hAnsi="Georgia Pro" w:cs="Georgia Pro"/>
-          <w:color w:val="000000" w:themeColor="text1"/>
-        </w:rPr>
-      </w:pPr>
-      <w:r>
-        <w:rPr>
-          <w:rFonts w:ascii="Georgia Pro" w:eastAsia="Georgia Pro" w:hAnsi="Georgia Pro" w:cs="Georgia Pro"/>
-          <w:color w:val="000000" w:themeColor="text1"/>
-        </w:rPr>
-        <w:pict w14:anchorId="2E459C1F">
-          <v:rect id="_x0000_i1391" style="width:0;height:1.5pt" o:hralign="center" o:hrstd="t" o:hr="t" fillcolor="#a0a0a0" stroked="f"/>
+      <w:r>
+        <w:rPr>
+          <w:rFonts w:ascii="Georgia Pro" w:eastAsia="Georgia Pro" w:hAnsi="Georgia Pro" w:cs="Georgia Pro"/>
+          <w:color w:val="000000" w:themeColor="text1"/>
+        </w:rPr>
+        <w:t>echo $DB_USERNAME</w:t>
+      </w:r>
+    </w:p>
+    <w:p>
+      <w:pPr>
+        <w:spacing w:after="0" w:line="480" w:lineRule="auto"/>
+        <w:rPr>
+          <w:rFonts w:ascii="Georgia Pro" w:eastAsia="Georgia Pro" w:hAnsi="Georgia Pro" w:cs="Georgia Pro"/>
+          <w:color w:val="000000" w:themeColor="text1"/>
+        </w:rPr>
+      </w:pPr>
+    </w:p>
+    <w:p>
+      <w:pPr>
+        <w:spacing w:after="0" w:line="480" w:lineRule="auto"/>
+        <w:rPr>
+          <w:rFonts w:ascii="Georgia Pro" w:eastAsia="Georgia Pro" w:hAnsi="Georgia Pro" w:cs="Georgia Pro"/>
+          <w:color w:val="000000" w:themeColor="text1"/>
+        </w:rPr>
+      </w:pPr>
+      <w:r>
+        <w:rPr>
+          <w:rFonts w:ascii="Georgia Pro" w:eastAsia="Georgia Pro" w:hAnsi="Georgia Pro" w:cs="Georgia Pro"/>
+          <w:color w:val="000000" w:themeColor="text1"/>
+        </w:rPr>
+        <w:lastRenderedPageBreak/>
+        <w:t>Expected:</w:t>
+      </w:r>
+    </w:p>
+    <w:p>
+      <w:pPr>
+        <w:pBdr>
+          <w:top w:val="single" w:sz="4" w:space="1" w:color="auto"/>
+          <w:left w:val="single" w:sz="4" w:space="4" w:color="auto"/>
+          <w:bottom w:val="single" w:sz="4" w:space="1" w:color="auto"/>
+          <w:right w:val="single" w:sz="4" w:space="4" w:color="auto"/>
+        </w:pBdr>
+        <w:shd w:val="clear" w:color="auto" w:fill="F2F2F2" w:themeFill="background1" w:themeFillShade="F2"/>
+        <w:spacing w:after="0" w:line="480" w:lineRule="auto"/>
+        <w:rPr>
+          <w:rFonts w:ascii="Georgia Pro" w:eastAsia="Georgia Pro" w:hAnsi="Georgia Pro" w:cs="Georgia Pro"/>
+          <w:color w:val="000000" w:themeColor="text1"/>
+        </w:rPr>
+      </w:pPr>
+      <w:r>
+        <w:rPr>
+          <w:rFonts w:ascii="Georgia Pro" w:eastAsia="Georgia Pro" w:hAnsi="Georgia Pro" w:cs="Georgia Pro"/>
+          <w:color w:val="000000" w:themeColor="text1"/>
+        </w:rPr>
+        <w:t>admin</w:t>
+      </w:r>
+    </w:p>
+    <w:p>
+      <w:pPr>
+        <w:spacing w:after="0" w:line="480" w:lineRule="auto"/>
+        <w:rPr>
+          <w:rFonts w:ascii="Georgia Pro" w:eastAsia="Georgia Pro" w:hAnsi="Georgia Pro" w:cs="Georgia Pro"/>
+          <w:color w:val="000000" w:themeColor="text1"/>
+        </w:rPr>
+      </w:pPr>
+      <w:r>
+        <w:rPr>
+          <w:rFonts w:ascii="Georgia Pro" w:eastAsia="Georgia Pro" w:hAnsi="Georgia Pro" w:cs="Georgia Pro"/>
+          <w:color w:val="000000" w:themeColor="text1"/>
+        </w:rPr>
+        <w:pict w14:anchorId="5EB556F1">
+          <v:rect id="_x0000_i1052" style="width:0;height:1.5pt" o:hralign="center" o:hrstd="t" o:hr="t" fillcolor="#a0a0a0" stroked="f"/>
         </w:pict>
       </w:r>
     </w:p>
@@ -5007,19 +4100,15 @@
         <w:spacing w:after="0" w:line="480" w:lineRule="auto"/>
         <w:rPr>
           <w:rFonts w:ascii="Georgia Pro" w:eastAsia="Georgia Pro" w:hAnsi="Georgia Pro" w:cs="Georgia Pro"/>
-          <w:b/>
-          <w:bCs/>
-          <w:color w:val="000000" w:themeColor="text1"/>
-        </w:rPr>
-      </w:pPr>
-      <w:r>
-        <w:rPr>
-          <w:rFonts w:ascii="Georgia Pro" w:eastAsia="Georgia Pro" w:hAnsi="Georgia Pro" w:cs="Georgia Pro"/>
-          <w:b/>
-          <w:bCs/>
-          <w:color w:val="000000" w:themeColor="text1"/>
-        </w:rPr>
-        <w:t>Step 24: Describe Pod</w:t>
+          <w:color w:val="000000" w:themeColor="text1"/>
+        </w:rPr>
+      </w:pPr>
+      <w:r>
+        <w:rPr>
+          <w:rFonts w:ascii="Georgia Pro" w:eastAsia="Georgia Pro" w:hAnsi="Georgia Pro" w:cs="Georgia Pro"/>
+          <w:color w:val="000000" w:themeColor="text1"/>
+        </w:rPr>
+        <w:t>Run:</w:t>
       </w:r>
     </w:p>
     <w:p>
@@ -5039,112 +4128,70 @@
           <w:color w:val="000000" w:themeColor="text1"/>
         </w:rPr>
       </w:pPr>
-      <w:proofErr w:type="spellStart"/>
-      <w:r>
-        <w:rPr>
-          <w:rFonts w:ascii="Georgia Pro" w:eastAsia="Georgia Pro" w:hAnsi="Georgia Pro" w:cs="Georgia Pro"/>
-          <w:color w:val="000000" w:themeColor="text1"/>
-        </w:rPr>
-        <w:t>kubectl</w:t>
-      </w:r>
-      <w:proofErr w:type="spellEnd"/>
-      <w:r>
-        <w:rPr>
-          <w:rFonts w:ascii="Georgia Pro" w:eastAsia="Georgia Pro" w:hAnsi="Georgia Pro" w:cs="Georgia Pro"/>
-          <w:color w:val="000000" w:themeColor="text1"/>
-        </w:rPr>
-        <w:t xml:space="preserve"> describe pod POD_NAME</w:t>
-      </w:r>
-    </w:p>
-    <w:p>
-      <w:pPr>
-        <w:spacing w:after="0" w:line="480" w:lineRule="auto"/>
-        <w:rPr>
-          <w:rFonts w:ascii="Georgia Pro" w:eastAsia="Georgia Pro" w:hAnsi="Georgia Pro" w:cs="Georgia Pro"/>
-          <w:color w:val="000000" w:themeColor="text1"/>
-        </w:rPr>
-      </w:pPr>
-    </w:p>
-    <w:p>
-      <w:pPr>
-        <w:spacing w:after="0" w:line="480" w:lineRule="auto"/>
-        <w:rPr>
-          <w:rFonts w:ascii="Georgia Pro" w:eastAsia="Georgia Pro" w:hAnsi="Georgia Pro" w:cs="Georgia Pro"/>
-          <w:color w:val="000000" w:themeColor="text1"/>
-        </w:rPr>
-      </w:pPr>
-      <w:r>
-        <w:rPr>
-          <w:rFonts w:ascii="Georgia Pro" w:eastAsia="Georgia Pro" w:hAnsi="Georgia Pro" w:cs="Georgia Pro"/>
-          <w:color w:val="000000" w:themeColor="text1"/>
-        </w:rPr>
-        <w:t>You will see:</w:t>
-      </w:r>
-    </w:p>
-    <w:p>
-      <w:pPr>
-        <w:numPr>
-          <w:ilvl w:val="0"/>
-          <w:numId w:val="40"/>
-        </w:numPr>
-        <w:spacing w:after="0" w:line="480" w:lineRule="auto"/>
-        <w:rPr>
-          <w:rFonts w:ascii="Georgia Pro" w:eastAsia="Georgia Pro" w:hAnsi="Georgia Pro" w:cs="Georgia Pro"/>
-          <w:color w:val="000000" w:themeColor="text1"/>
-        </w:rPr>
-      </w:pPr>
-      <w:proofErr w:type="spellStart"/>
-      <w:r>
-        <w:rPr>
-          <w:rFonts w:ascii="Georgia Pro" w:eastAsia="Georgia Pro" w:hAnsi="Georgia Pro" w:cs="Georgia Pro"/>
-          <w:color w:val="000000" w:themeColor="text1"/>
-        </w:rPr>
-        <w:t>ConfigMap</w:t>
-      </w:r>
-      <w:proofErr w:type="spellEnd"/>
-      <w:r>
-        <w:rPr>
-          <w:rFonts w:ascii="Georgia Pro" w:eastAsia="Georgia Pro" w:hAnsi="Georgia Pro" w:cs="Georgia Pro"/>
-          <w:color w:val="000000" w:themeColor="text1"/>
-        </w:rPr>
-        <w:t xml:space="preserve"> references </w:t>
-      </w:r>
-    </w:p>
-    <w:p>
-      <w:pPr>
-        <w:numPr>
-          <w:ilvl w:val="0"/>
-          <w:numId w:val="40"/>
-        </w:numPr>
-        <w:spacing w:after="0" w:line="480" w:lineRule="auto"/>
-        <w:rPr>
-          <w:rFonts w:ascii="Georgia Pro" w:eastAsia="Georgia Pro" w:hAnsi="Georgia Pro" w:cs="Georgia Pro"/>
-          <w:color w:val="000000" w:themeColor="text1"/>
-        </w:rPr>
-      </w:pPr>
-      <w:r>
-        <w:rPr>
-          <w:rFonts w:ascii="Georgia Pro" w:eastAsia="Georgia Pro" w:hAnsi="Georgia Pro" w:cs="Georgia Pro"/>
-          <w:color w:val="000000" w:themeColor="text1"/>
-        </w:rPr>
-        <w:t xml:space="preserve">Secret references </w:t>
-      </w:r>
-    </w:p>
-    <w:p>
-      <w:pPr>
-        <w:spacing w:after="0" w:line="480" w:lineRule="auto"/>
-        <w:rPr>
-          <w:rFonts w:ascii="Georgia Pro" w:eastAsia="Georgia Pro" w:hAnsi="Georgia Pro" w:cs="Georgia Pro"/>
-          <w:color w:val="000000" w:themeColor="text1"/>
-        </w:rPr>
-      </w:pPr>
-      <w:r>
-        <w:rPr>
-          <w:rFonts w:ascii="Georgia Pro" w:eastAsia="Georgia Pro" w:hAnsi="Georgia Pro" w:cs="Georgia Pro"/>
-          <w:color w:val="000000" w:themeColor="text1"/>
-        </w:rPr>
-        <w:pict w14:anchorId="3F83270E">
-          <v:rect id="_x0000_i1392" style="width:0;height:1.5pt" o:hralign="center" o:hrstd="t" o:hr="t" fillcolor="#a0a0a0" stroked="f"/>
+      <w:r>
+        <w:rPr>
+          <w:rFonts w:ascii="Georgia Pro" w:eastAsia="Georgia Pro" w:hAnsi="Georgia Pro" w:cs="Georgia Pro"/>
+          <w:color w:val="000000" w:themeColor="text1"/>
+        </w:rPr>
+        <w:t>echo $DB_PASSWORD</w:t>
+      </w:r>
+    </w:p>
+    <w:p>
+      <w:pPr>
+        <w:spacing w:after="0" w:line="480" w:lineRule="auto"/>
+        <w:rPr>
+          <w:rFonts w:ascii="Georgia Pro" w:eastAsia="Georgia Pro" w:hAnsi="Georgia Pro" w:cs="Georgia Pro"/>
+          <w:color w:val="000000" w:themeColor="text1"/>
+        </w:rPr>
+      </w:pPr>
+    </w:p>
+    <w:p>
+      <w:pPr>
+        <w:spacing w:after="0" w:line="480" w:lineRule="auto"/>
+        <w:rPr>
+          <w:rFonts w:ascii="Georgia Pro" w:eastAsia="Georgia Pro" w:hAnsi="Georgia Pro" w:cs="Georgia Pro"/>
+          <w:color w:val="000000" w:themeColor="text1"/>
+        </w:rPr>
+      </w:pPr>
+      <w:r>
+        <w:rPr>
+          <w:rFonts w:ascii="Georgia Pro" w:eastAsia="Georgia Pro" w:hAnsi="Georgia Pro" w:cs="Georgia Pro"/>
+          <w:color w:val="000000" w:themeColor="text1"/>
+        </w:rPr>
+        <w:t>Expected:</w:t>
+      </w:r>
+    </w:p>
+    <w:p>
+      <w:pPr>
+        <w:spacing w:after="0" w:line="480" w:lineRule="auto"/>
+        <w:rPr>
+          <w:rFonts w:ascii="Georgia Pro" w:eastAsia="Georgia Pro" w:hAnsi="Georgia Pro" w:cs="Georgia Pro"/>
+          <w:color w:val="000000" w:themeColor="text1"/>
+        </w:rPr>
+      </w:pPr>
+      <w:r>
+        <w:rPr>
+          <w:rFonts w:ascii="Georgia Pro" w:eastAsia="Georgia Pro" w:hAnsi="Georgia Pro" w:cs="Georgia Pro"/>
+          <w:color w:val="000000" w:themeColor="text1"/>
+        </w:rPr>
+        <w:t>Pass@123</w:t>
+      </w:r>
+    </w:p>
+    <w:p>
+      <w:pPr>
+        <w:spacing w:after="0" w:line="480" w:lineRule="auto"/>
+        <w:rPr>
+          <w:rFonts w:ascii="Georgia Pro" w:eastAsia="Georgia Pro" w:hAnsi="Georgia Pro" w:cs="Georgia Pro"/>
+          <w:color w:val="000000" w:themeColor="text1"/>
+        </w:rPr>
+      </w:pPr>
+      <w:r>
+        <w:rPr>
+          <w:rFonts w:ascii="Georgia Pro" w:eastAsia="Georgia Pro" w:hAnsi="Georgia Pro" w:cs="Georgia Pro"/>
+          <w:color w:val="000000" w:themeColor="text1"/>
+        </w:rPr>
+        <w:pict w14:anchorId="6DD55502">
+          <v:rect id="_x0000_i1053" style="width:0;height:1.5pt" o:hralign="center" o:hrstd="t" o:hr="t" fillcolor="#a0a0a0" stroked="f"/>
         </w:pict>
       </w:r>
     </w:p>
@@ -5158,26 +4205,91 @@
           <w:color w:val="000000" w:themeColor="text1"/>
         </w:rPr>
       </w:pPr>
-      <w:r>
+    </w:p>
+    <w:p>
+      <w:pPr>
+        <w:spacing w:after="0" w:line="480" w:lineRule="auto"/>
         <w:rPr>
           <w:rFonts w:ascii="Georgia Pro" w:eastAsia="Georgia Pro" w:hAnsi="Georgia Pro" w:cs="Georgia Pro"/>
           <w:b/>
           <w:bCs/>
           <w:color w:val="000000" w:themeColor="text1"/>
         </w:rPr>
-        <w:t xml:space="preserve">Step 25: Update </w:t>
-      </w:r>
-      <w:proofErr w:type="spellStart"/>
-      <w:r>
+      </w:pPr>
+    </w:p>
+    <w:p>
+      <w:pPr>
+        <w:spacing w:after="0" w:line="480" w:lineRule="auto"/>
         <w:rPr>
           <w:rFonts w:ascii="Georgia Pro" w:eastAsia="Georgia Pro" w:hAnsi="Georgia Pro" w:cs="Georgia Pro"/>
           <w:b/>
           <w:bCs/>
           <w:color w:val="000000" w:themeColor="text1"/>
         </w:rPr>
-        <w:t>ConfigMap</w:t>
-      </w:r>
-      <w:proofErr w:type="spellEnd"/>
+      </w:pPr>
+      <w:r>
+        <w:rPr>
+          <w:rFonts w:ascii="Georgia Pro" w:eastAsia="Georgia Pro" w:hAnsi="Georgia Pro" w:cs="Georgia Pro"/>
+          <w:b/>
+          <w:bCs/>
+          <w:color w:val="000000" w:themeColor="text1"/>
+        </w:rPr>
+        <w:t>Step 21: Exit Pod</w:t>
+      </w:r>
+    </w:p>
+    <w:p>
+      <w:pPr>
+        <w:spacing w:after="0" w:line="480" w:lineRule="auto"/>
+        <w:rPr>
+          <w:rFonts w:ascii="Georgia Pro" w:eastAsia="Georgia Pro" w:hAnsi="Georgia Pro" w:cs="Georgia Pro"/>
+          <w:color w:val="000000" w:themeColor="text1"/>
+        </w:rPr>
+      </w:pPr>
+      <w:r>
+        <w:rPr>
+          <w:rFonts w:ascii="Georgia Pro" w:eastAsia="Georgia Pro" w:hAnsi="Georgia Pro" w:cs="Georgia Pro"/>
+          <w:color w:val="000000" w:themeColor="text1"/>
+        </w:rPr>
+        <w:t>exit</w:t>
+      </w:r>
+    </w:p>
+    <w:p>
+      <w:pPr>
+        <w:spacing w:after="0" w:line="480" w:lineRule="auto"/>
+        <w:rPr>
+          <w:rFonts w:ascii="Georgia Pro" w:eastAsia="Georgia Pro" w:hAnsi="Georgia Pro" w:cs="Georgia Pro"/>
+          <w:color w:val="000000" w:themeColor="text1"/>
+        </w:rPr>
+      </w:pPr>
+      <w:r>
+        <w:rPr>
+          <w:rFonts w:ascii="Georgia Pro" w:eastAsia="Georgia Pro" w:hAnsi="Georgia Pro" w:cs="Georgia Pro"/>
+          <w:color w:val="000000" w:themeColor="text1"/>
+        </w:rPr>
+        <w:pict w14:anchorId="2C2B186D">
+          <v:rect id="_x0000_i1054" style="width:0;height:1.5pt" o:hralign="center" o:hrstd="t" o:hr="t" fillcolor="#a0a0a0" stroked="f"/>
+        </w:pict>
+      </w:r>
+    </w:p>
+    <w:p>
+      <w:pPr>
+        <w:spacing w:after="0" w:line="480" w:lineRule="auto"/>
+        <w:rPr>
+          <w:rFonts w:ascii="Georgia Pro" w:eastAsia="Georgia Pro" w:hAnsi="Georgia Pro" w:cs="Georgia Pro"/>
+          <w:b/>
+          <w:bCs/>
+          <w:color w:val="000000" w:themeColor="text1"/>
+        </w:rPr>
+      </w:pPr>
+      <w:r>
+        <w:rPr>
+          <w:rFonts w:ascii="Georgia Pro" w:eastAsia="Georgia Pro" w:hAnsi="Georgia Pro" w:cs="Georgia Pro"/>
+          <w:b/>
+          <w:bCs/>
+          <w:color w:val="000000" w:themeColor="text1"/>
+        </w:rPr>
+        <w:t>Step 22: Expose Deployment</w:t>
+      </w:r>
     </w:p>
     <w:p>
       <w:pPr>
@@ -5196,62 +4308,66 @@
           <w:color w:val="000000" w:themeColor="text1"/>
         </w:rPr>
       </w:pPr>
-      <w:proofErr w:type="spellStart"/>
-      <w:r>
-        <w:rPr>
-          <w:rFonts w:ascii="Georgia Pro" w:eastAsia="Georgia Pro" w:hAnsi="Georgia Pro" w:cs="Georgia Pro"/>
-          <w:color w:val="000000" w:themeColor="text1"/>
-        </w:rPr>
-        <w:t>kubectl</w:t>
-      </w:r>
-      <w:proofErr w:type="spellEnd"/>
-      <w:r>
-        <w:rPr>
-          <w:rFonts w:ascii="Georgia Pro" w:eastAsia="Georgia Pro" w:hAnsi="Georgia Pro" w:cs="Georgia Pro"/>
-          <w:color w:val="000000" w:themeColor="text1"/>
-        </w:rPr>
-        <w:t xml:space="preserve"> edit </w:t>
-      </w:r>
-      <w:proofErr w:type="spellStart"/>
-      <w:r>
-        <w:rPr>
-          <w:rFonts w:ascii="Georgia Pro" w:eastAsia="Georgia Pro" w:hAnsi="Georgia Pro" w:cs="Georgia Pro"/>
-          <w:color w:val="000000" w:themeColor="text1"/>
-        </w:rPr>
-        <w:t>configmap</w:t>
-      </w:r>
-      <w:proofErr w:type="spellEnd"/>
-      <w:r>
-        <w:rPr>
-          <w:rFonts w:ascii="Georgia Pro" w:eastAsia="Georgia Pro" w:hAnsi="Georgia Pro" w:cs="Georgia Pro"/>
-          <w:color w:val="000000" w:themeColor="text1"/>
-        </w:rPr>
-        <w:t xml:space="preserve"> app-config</w:t>
-      </w:r>
-    </w:p>
-    <w:p>
-      <w:pPr>
-        <w:spacing w:after="0" w:line="480" w:lineRule="auto"/>
-        <w:rPr>
-          <w:rFonts w:ascii="Georgia Pro" w:eastAsia="Georgia Pro" w:hAnsi="Georgia Pro" w:cs="Georgia Pro"/>
-          <w:color w:val="000000" w:themeColor="text1"/>
-        </w:rPr>
-      </w:pPr>
-    </w:p>
-    <w:p>
-      <w:pPr>
-        <w:spacing w:after="0" w:line="480" w:lineRule="auto"/>
-        <w:rPr>
-          <w:rFonts w:ascii="Georgia Pro" w:eastAsia="Georgia Pro" w:hAnsi="Georgia Pro" w:cs="Georgia Pro"/>
-          <w:color w:val="000000" w:themeColor="text1"/>
-        </w:rPr>
-      </w:pPr>
-      <w:r>
-        <w:rPr>
-          <w:rFonts w:ascii="Georgia Pro" w:eastAsia="Georgia Pro" w:hAnsi="Georgia Pro" w:cs="Georgia Pro"/>
-          <w:color w:val="000000" w:themeColor="text1"/>
-        </w:rPr>
-        <w:t>Change:</w:t>
+      <w:r>
+        <w:rPr>
+          <w:rFonts w:ascii="Georgia Pro" w:eastAsia="Georgia Pro" w:hAnsi="Georgia Pro" w:cs="Georgia Pro"/>
+          <w:color w:val="000000" w:themeColor="text1"/>
+        </w:rPr>
+        <w:t>kubectl expose deployment config-secret-app \</w:t>
+      </w:r>
+      <w:r>
+        <w:rPr>
+          <w:rFonts w:ascii="Georgia Pro" w:eastAsia="Georgia Pro" w:hAnsi="Georgia Pro" w:cs="Georgia Pro"/>
+          <w:color w:val="000000" w:themeColor="text1"/>
+        </w:rPr>
+        <w:br/>
+        <w:t>--port=80 \</w:t>
+      </w:r>
+      <w:r>
+        <w:rPr>
+          <w:rFonts w:ascii="Georgia Pro" w:eastAsia="Georgia Pro" w:hAnsi="Georgia Pro" w:cs="Georgia Pro"/>
+          <w:color w:val="000000" w:themeColor="text1"/>
+        </w:rPr>
+        <w:br/>
+        <w:t>--type=LoadBalancer</w:t>
+      </w:r>
+    </w:p>
+    <w:p>
+      <w:pPr>
+        <w:spacing w:after="0" w:line="480" w:lineRule="auto"/>
+        <w:rPr>
+          <w:rFonts w:ascii="Georgia Pro" w:eastAsia="Georgia Pro" w:hAnsi="Georgia Pro" w:cs="Georgia Pro"/>
+          <w:color w:val="000000" w:themeColor="text1"/>
+        </w:rPr>
+      </w:pPr>
+      <w:r>
+        <w:rPr>
+          <w:rFonts w:ascii="Georgia Pro" w:eastAsia="Georgia Pro" w:hAnsi="Georgia Pro" w:cs="Georgia Pro"/>
+          <w:color w:val="000000" w:themeColor="text1"/>
+        </w:rPr>
+        <w:pict w14:anchorId="0C54DA41">
+          <v:rect id="_x0000_i1055" style="width:0;height:1.5pt" o:hralign="center" o:hrstd="t" o:hr="t" fillcolor="#a0a0a0" stroked="f"/>
+        </w:pict>
+      </w:r>
+    </w:p>
+    <w:p>
+      <w:pPr>
+        <w:spacing w:after="0" w:line="480" w:lineRule="auto"/>
+        <w:rPr>
+          <w:rFonts w:ascii="Georgia Pro" w:eastAsia="Georgia Pro" w:hAnsi="Georgia Pro" w:cs="Georgia Pro"/>
+          <w:b/>
+          <w:bCs/>
+          <w:color w:val="000000" w:themeColor="text1"/>
+        </w:rPr>
+      </w:pPr>
+      <w:r>
+        <w:rPr>
+          <w:rFonts w:ascii="Georgia Pro" w:eastAsia="Georgia Pro" w:hAnsi="Georgia Pro" w:cs="Georgia Pro"/>
+          <w:b/>
+          <w:bCs/>
+          <w:color w:val="000000" w:themeColor="text1"/>
+        </w:rPr>
+        <w:t>Step 23: Verify Service</w:t>
       </w:r>
     </w:p>
     <w:p>
@@ -5276,40 +4392,24 @@
           <w:rFonts w:ascii="Georgia Pro" w:eastAsia="Georgia Pro" w:hAnsi="Georgia Pro" w:cs="Georgia Pro"/>
           <w:color w:val="000000" w:themeColor="text1"/>
         </w:rPr>
-        <w:t>APP_MODE=development</w:t>
-      </w:r>
-    </w:p>
-    <w:p>
-      <w:pPr>
-        <w:spacing w:after="0" w:line="480" w:lineRule="auto"/>
-        <w:rPr>
-          <w:rFonts w:ascii="Georgia Pro" w:eastAsia="Georgia Pro" w:hAnsi="Georgia Pro" w:cs="Georgia Pro"/>
-          <w:color w:val="000000" w:themeColor="text1"/>
-        </w:rPr>
-      </w:pPr>
-      <w:r>
-        <w:rPr>
-          <w:rFonts w:ascii="Georgia Pro" w:eastAsia="Georgia Pro" w:hAnsi="Georgia Pro" w:cs="Georgia Pro"/>
-          <w:color w:val="000000" w:themeColor="text1"/>
-        </w:rPr>
-        <w:t>Save and exit.</w:t>
-      </w:r>
-    </w:p>
-    <w:p>
-      <w:pPr>
-        <w:spacing w:after="0" w:line="480" w:lineRule="auto"/>
-        <w:rPr>
-          <w:rFonts w:ascii="Georgia Pro" w:eastAsia="Georgia Pro" w:hAnsi="Georgia Pro" w:cs="Georgia Pro"/>
-          <w:color w:val="000000" w:themeColor="text1"/>
-        </w:rPr>
-      </w:pPr>
-      <w:r>
-        <w:rPr>
-          <w:rFonts w:ascii="Georgia Pro" w:eastAsia="Georgia Pro" w:hAnsi="Georgia Pro" w:cs="Georgia Pro"/>
-          <w:color w:val="000000" w:themeColor="text1"/>
-        </w:rPr>
-        <w:pict w14:anchorId="257E1D1A">
-          <v:rect id="_x0000_i1393" style="width:0;height:1.5pt" o:hralign="center" o:hrstd="t" o:hr="t" fillcolor="#a0a0a0" stroked="f"/>
+        <w:t>kubectl get svc</w:t>
+      </w:r>
+    </w:p>
+    <w:p>
+      <w:pPr>
+        <w:spacing w:after="0" w:line="480" w:lineRule="auto"/>
+        <w:rPr>
+          <w:rFonts w:ascii="Georgia Pro" w:eastAsia="Georgia Pro" w:hAnsi="Georgia Pro" w:cs="Georgia Pro"/>
+          <w:color w:val="000000" w:themeColor="text1"/>
+        </w:rPr>
+      </w:pPr>
+      <w:r>
+        <w:rPr>
+          <w:rFonts w:ascii="Georgia Pro" w:eastAsia="Georgia Pro" w:hAnsi="Georgia Pro" w:cs="Georgia Pro"/>
+          <w:color w:val="000000" w:themeColor="text1"/>
+        </w:rPr>
+        <w:pict w14:anchorId="2E459C1F">
+          <v:rect id="_x0000_i1056" style="width:0;height:1.5pt" o:hralign="center" o:hrstd="t" o:hr="t" fillcolor="#a0a0a0" stroked="f"/>
         </w:pict>
       </w:r>
     </w:p>
@@ -5330,7 +4430,7 @@
           <w:bCs/>
           <w:color w:val="000000" w:themeColor="text1"/>
         </w:rPr>
-        <w:t>Step 26: Restart Deployment</w:t>
+        <w:t>Step 24: Describe Pod</w:t>
       </w:r>
     </w:p>
     <w:p>
@@ -5350,25 +4450,65 @@
           <w:color w:val="000000" w:themeColor="text1"/>
         </w:rPr>
       </w:pPr>
-      <w:proofErr w:type="spellStart"/>
-      <w:r>
-        <w:rPr>
-          <w:rFonts w:ascii="Georgia Pro" w:eastAsia="Georgia Pro" w:hAnsi="Georgia Pro" w:cs="Georgia Pro"/>
-          <w:color w:val="000000" w:themeColor="text1"/>
-        </w:rPr>
-        <w:t>kubectl</w:t>
-      </w:r>
-      <w:proofErr w:type="spellEnd"/>
-      <w:r>
-        <w:rPr>
-          <w:rFonts w:ascii="Georgia Pro" w:eastAsia="Georgia Pro" w:hAnsi="Georgia Pro" w:cs="Georgia Pro"/>
-          <w:color w:val="000000" w:themeColor="text1"/>
-        </w:rPr>
-        <w:t xml:space="preserve"> rollout restart deployment config-secret-app</w:t>
-      </w:r>
-    </w:p>
-    <w:p>
-      <w:pPr>
+      <w:r>
+        <w:rPr>
+          <w:rFonts w:ascii="Georgia Pro" w:eastAsia="Georgia Pro" w:hAnsi="Georgia Pro" w:cs="Georgia Pro"/>
+          <w:color w:val="000000" w:themeColor="text1"/>
+        </w:rPr>
+        <w:t>kubectl describe pod POD_NAME</w:t>
+      </w:r>
+    </w:p>
+    <w:p>
+      <w:pPr>
+        <w:spacing w:after="0" w:line="480" w:lineRule="auto"/>
+        <w:rPr>
+          <w:rFonts w:ascii="Georgia Pro" w:eastAsia="Georgia Pro" w:hAnsi="Georgia Pro" w:cs="Georgia Pro"/>
+          <w:color w:val="000000" w:themeColor="text1"/>
+        </w:rPr>
+      </w:pPr>
+    </w:p>
+    <w:p>
+      <w:pPr>
+        <w:spacing w:after="0" w:line="480" w:lineRule="auto"/>
+        <w:rPr>
+          <w:rFonts w:ascii="Georgia Pro" w:eastAsia="Georgia Pro" w:hAnsi="Georgia Pro" w:cs="Georgia Pro"/>
+          <w:color w:val="000000" w:themeColor="text1"/>
+        </w:rPr>
+      </w:pPr>
+      <w:r>
+        <w:rPr>
+          <w:rFonts w:ascii="Georgia Pro" w:eastAsia="Georgia Pro" w:hAnsi="Georgia Pro" w:cs="Georgia Pro"/>
+          <w:color w:val="000000" w:themeColor="text1"/>
+        </w:rPr>
+        <w:t>You will see:</w:t>
+      </w:r>
+    </w:p>
+    <w:p>
+      <w:pPr>
+        <w:numPr>
+          <w:ilvl w:val="0"/>
+          <w:numId w:val="40"/>
+        </w:numPr>
+        <w:spacing w:after="0" w:line="480" w:lineRule="auto"/>
+        <w:rPr>
+          <w:rFonts w:ascii="Georgia Pro" w:eastAsia="Georgia Pro" w:hAnsi="Georgia Pro" w:cs="Georgia Pro"/>
+          <w:color w:val="000000" w:themeColor="text1"/>
+        </w:rPr>
+      </w:pPr>
+      <w:r>
+        <w:rPr>
+          <w:rFonts w:ascii="Georgia Pro" w:eastAsia="Georgia Pro" w:hAnsi="Georgia Pro" w:cs="Georgia Pro"/>
+          <w:color w:val="000000" w:themeColor="text1"/>
+        </w:rPr>
+        <w:t xml:space="preserve">ConfigMap references </w:t>
+      </w:r>
+    </w:p>
+    <w:p>
+      <w:pPr>
+        <w:numPr>
+          <w:ilvl w:val="0"/>
+          <w:numId w:val="40"/>
+        </w:numPr>
         <w:spacing w:after="0" w:line="480" w:lineRule="auto"/>
         <w:rPr>
           <w:rFonts w:ascii="Georgia Pro" w:eastAsia="Georgia Pro" w:hAnsi="Georgia Pro" w:cs="Georgia Pro"/>
@@ -5381,8 +4521,24 @@
           <w:color w:val="000000" w:themeColor="text1"/>
         </w:rPr>
         <w:lastRenderedPageBreak/>
-        <w:pict w14:anchorId="722F4030">
-          <v:rect id="_x0000_i1394" style="width:0;height:1.5pt" o:hralign="center" o:hrstd="t" o:hr="t" fillcolor="#a0a0a0" stroked="f"/>
+        <w:t xml:space="preserve">Secret references </w:t>
+      </w:r>
+    </w:p>
+    <w:p>
+      <w:pPr>
+        <w:spacing w:after="0" w:line="480" w:lineRule="auto"/>
+        <w:rPr>
+          <w:rFonts w:ascii="Georgia Pro" w:eastAsia="Georgia Pro" w:hAnsi="Georgia Pro" w:cs="Georgia Pro"/>
+          <w:color w:val="000000" w:themeColor="text1"/>
+        </w:rPr>
+      </w:pPr>
+      <w:r>
+        <w:rPr>
+          <w:rFonts w:ascii="Georgia Pro" w:eastAsia="Georgia Pro" w:hAnsi="Georgia Pro" w:cs="Georgia Pro"/>
+          <w:color w:val="000000" w:themeColor="text1"/>
+        </w:rPr>
+        <w:pict w14:anchorId="3F83270E">
+          <v:rect id="_x0000_i1057" style="width:0;height:1.5pt" o:hralign="center" o:hrstd="t" o:hr="t" fillcolor="#a0a0a0" stroked="f"/>
         </w:pict>
       </w:r>
     </w:p>
@@ -5403,34 +4559,7 @@
           <w:bCs/>
           <w:color w:val="000000" w:themeColor="text1"/>
         </w:rPr>
-        <w:t xml:space="preserve">Step 27: Verify Updated </w:t>
-      </w:r>
-      <w:proofErr w:type="spellStart"/>
-      <w:r>
-        <w:rPr>
-          <w:rFonts w:ascii="Georgia Pro" w:eastAsia="Georgia Pro" w:hAnsi="Georgia Pro" w:cs="Georgia Pro"/>
-          <w:b/>
-          <w:bCs/>
-          <w:color w:val="000000" w:themeColor="text1"/>
-        </w:rPr>
-        <w:t>ConfigMap</w:t>
-      </w:r>
-      <w:proofErr w:type="spellEnd"/>
-    </w:p>
-    <w:p>
-      <w:pPr>
-        <w:spacing w:after="0" w:line="480" w:lineRule="auto"/>
-        <w:rPr>
-          <w:rFonts w:ascii="Georgia Pro" w:eastAsia="Georgia Pro" w:hAnsi="Georgia Pro" w:cs="Georgia Pro"/>
-          <w:color w:val="000000" w:themeColor="text1"/>
-        </w:rPr>
-      </w:pPr>
-      <w:r>
-        <w:rPr>
-          <w:rFonts w:ascii="Georgia Pro" w:eastAsia="Georgia Pro" w:hAnsi="Georgia Pro" w:cs="Georgia Pro"/>
-          <w:color w:val="000000" w:themeColor="text1"/>
-        </w:rPr>
-        <w:t>Enter pod again:</w:t>
+        <w:t>Step 25: Update ConfigMap</w:t>
       </w:r>
     </w:p>
     <w:p>
@@ -5450,69 +4579,37 @@
           <w:color w:val="000000" w:themeColor="text1"/>
         </w:rPr>
       </w:pPr>
-      <w:proofErr w:type="spellStart"/>
-      <w:r>
-        <w:rPr>
-          <w:rFonts w:ascii="Georgia Pro" w:eastAsia="Georgia Pro" w:hAnsi="Georgia Pro" w:cs="Georgia Pro"/>
-          <w:color w:val="000000" w:themeColor="text1"/>
-        </w:rPr>
-        <w:t>kubectl</w:t>
-      </w:r>
-      <w:proofErr w:type="spellEnd"/>
-      <w:r>
-        <w:rPr>
-          <w:rFonts w:ascii="Georgia Pro" w:eastAsia="Georgia Pro" w:hAnsi="Georgia Pro" w:cs="Georgia Pro"/>
-          <w:color w:val="000000" w:themeColor="text1"/>
-        </w:rPr>
-        <w:t xml:space="preserve"> exec -it POD_NAME </w:t>
-      </w:r>
-      <w:r>
-        <w:rPr>
-          <w:rFonts w:ascii="Georgia Pro" w:eastAsia="Georgia Pro" w:hAnsi="Georgia Pro" w:cs="Georgia Pro"/>
-          <w:color w:val="000000" w:themeColor="text1"/>
-        </w:rPr>
-        <w:t>--</w:t>
-      </w:r>
-      <w:r>
-        <w:rPr>
-          <w:rFonts w:ascii="Georgia Pro" w:eastAsia="Georgia Pro" w:hAnsi="Georgia Pro" w:cs="Georgia Pro"/>
-          <w:color w:val="000000" w:themeColor="text1"/>
-        </w:rPr>
-        <w:t xml:space="preserve"> </w:t>
-      </w:r>
-      <w:proofErr w:type="spellStart"/>
-      <w:r>
-        <w:rPr>
-          <w:rFonts w:ascii="Georgia Pro" w:eastAsia="Georgia Pro" w:hAnsi="Georgia Pro" w:cs="Georgia Pro"/>
-          <w:color w:val="000000" w:themeColor="text1"/>
-        </w:rPr>
-        <w:t>sh</w:t>
-      </w:r>
-      <w:proofErr w:type="spellEnd"/>
-    </w:p>
-    <w:p>
-      <w:pPr>
-        <w:spacing w:after="0" w:line="480" w:lineRule="auto"/>
-        <w:rPr>
-          <w:rFonts w:ascii="Georgia Pro" w:eastAsia="Georgia Pro" w:hAnsi="Georgia Pro" w:cs="Georgia Pro"/>
-          <w:color w:val="000000" w:themeColor="text1"/>
-        </w:rPr>
-      </w:pPr>
-    </w:p>
-    <w:p>
-      <w:pPr>
-        <w:spacing w:after="0" w:line="480" w:lineRule="auto"/>
-        <w:rPr>
-          <w:rFonts w:ascii="Georgia Pro" w:eastAsia="Georgia Pro" w:hAnsi="Georgia Pro" w:cs="Georgia Pro"/>
-          <w:color w:val="000000" w:themeColor="text1"/>
-        </w:rPr>
-      </w:pPr>
-      <w:r>
-        <w:rPr>
-          <w:rFonts w:ascii="Georgia Pro" w:eastAsia="Georgia Pro" w:hAnsi="Georgia Pro" w:cs="Georgia Pro"/>
-          <w:color w:val="000000" w:themeColor="text1"/>
-        </w:rPr>
-        <w:t>Check:</w:t>
+      <w:r>
+        <w:rPr>
+          <w:rFonts w:ascii="Georgia Pro" w:eastAsia="Georgia Pro" w:hAnsi="Georgia Pro" w:cs="Georgia Pro"/>
+          <w:color w:val="000000" w:themeColor="text1"/>
+        </w:rPr>
+        <w:t>kubectl edit configmap app-config</w:t>
+      </w:r>
+    </w:p>
+    <w:p>
+      <w:pPr>
+        <w:spacing w:after="0" w:line="480" w:lineRule="auto"/>
+        <w:rPr>
+          <w:rFonts w:ascii="Georgia Pro" w:eastAsia="Georgia Pro" w:hAnsi="Georgia Pro" w:cs="Georgia Pro"/>
+          <w:color w:val="000000" w:themeColor="text1"/>
+        </w:rPr>
+      </w:pPr>
+    </w:p>
+    <w:p>
+      <w:pPr>
+        <w:spacing w:after="0" w:line="480" w:lineRule="auto"/>
+        <w:rPr>
+          <w:rFonts w:ascii="Georgia Pro" w:eastAsia="Georgia Pro" w:hAnsi="Georgia Pro" w:cs="Georgia Pro"/>
+          <w:color w:val="000000" w:themeColor="text1"/>
+        </w:rPr>
+      </w:pPr>
+      <w:r>
+        <w:rPr>
+          <w:rFonts w:ascii="Georgia Pro" w:eastAsia="Georgia Pro" w:hAnsi="Georgia Pro" w:cs="Georgia Pro"/>
+          <w:color w:val="000000" w:themeColor="text1"/>
+        </w:rPr>
+        <w:t>Change:</w:t>
       </w:r>
     </w:p>
     <w:p>
@@ -5537,65 +4634,49 @@
           <w:rFonts w:ascii="Georgia Pro" w:eastAsia="Georgia Pro" w:hAnsi="Georgia Pro" w:cs="Georgia Pro"/>
           <w:color w:val="000000" w:themeColor="text1"/>
         </w:rPr>
-        <w:t>echo $APP_MODE</w:t>
-      </w:r>
-    </w:p>
-    <w:p>
-      <w:pPr>
-        <w:spacing w:after="0" w:line="480" w:lineRule="auto"/>
-        <w:rPr>
-          <w:rFonts w:ascii="Georgia Pro" w:eastAsia="Georgia Pro" w:hAnsi="Georgia Pro" w:cs="Georgia Pro"/>
-          <w:color w:val="000000" w:themeColor="text1"/>
-        </w:rPr>
-      </w:pPr>
-    </w:p>
-    <w:p>
-      <w:pPr>
-        <w:spacing w:after="0" w:line="480" w:lineRule="auto"/>
-        <w:rPr>
-          <w:rFonts w:ascii="Georgia Pro" w:eastAsia="Georgia Pro" w:hAnsi="Georgia Pro" w:cs="Georgia Pro"/>
-          <w:color w:val="000000" w:themeColor="text1"/>
-        </w:rPr>
-      </w:pPr>
-      <w:r>
-        <w:rPr>
-          <w:rFonts w:ascii="Georgia Pro" w:eastAsia="Georgia Pro" w:hAnsi="Georgia Pro" w:cs="Georgia Pro"/>
-          <w:color w:val="000000" w:themeColor="text1"/>
-        </w:rPr>
-        <w:t>Expected:</w:t>
-      </w:r>
-    </w:p>
-    <w:p>
-      <w:pPr>
-        <w:spacing w:after="0" w:line="480" w:lineRule="auto"/>
-        <w:rPr>
-          <w:rFonts w:ascii="Georgia Pro" w:eastAsia="Georgia Pro" w:hAnsi="Georgia Pro" w:cs="Georgia Pro"/>
-          <w:color w:val="000000" w:themeColor="text1"/>
-        </w:rPr>
-      </w:pPr>
-      <w:r>
-        <w:rPr>
-          <w:rFonts w:ascii="Georgia Pro" w:eastAsia="Georgia Pro" w:hAnsi="Georgia Pro" w:cs="Georgia Pro"/>
-          <w:color w:val="000000" w:themeColor="text1"/>
-        </w:rPr>
-        <w:t>development</w:t>
-      </w:r>
-    </w:p>
-    <w:p>
-      <w:pPr>
-        <w:spacing w:after="0" w:line="480" w:lineRule="auto"/>
-        <w:rPr>
-          <w:rFonts w:ascii="Georgia Pro" w:eastAsia="Georgia Pro" w:hAnsi="Georgia Pro" w:cs="Georgia Pro"/>
-          <w:color w:val="000000" w:themeColor="text1"/>
-        </w:rPr>
-      </w:pPr>
-      <w:r>
-        <w:rPr>
-          <w:rFonts w:ascii="Georgia Pro" w:eastAsia="Georgia Pro" w:hAnsi="Georgia Pro" w:cs="Georgia Pro"/>
-          <w:color w:val="000000" w:themeColor="text1"/>
-        </w:rPr>
-        <w:pict w14:anchorId="19BE7829">
-          <v:rect id="_x0000_i1395" style="width:0;height:1.5pt" o:hralign="center" o:hrstd="t" o:hr="t" fillcolor="#a0a0a0" stroked="f"/>
+        <w:t>APP_MODE=development</w:t>
+      </w:r>
+    </w:p>
+    <w:p>
+      <w:pPr>
+        <w:spacing w:after="0" w:line="480" w:lineRule="auto"/>
+        <w:rPr>
+          <w:rFonts w:ascii="Georgia Pro" w:eastAsia="Georgia Pro" w:hAnsi="Georgia Pro" w:cs="Georgia Pro"/>
+          <w:color w:val="000000" w:themeColor="text1"/>
+        </w:rPr>
+      </w:pPr>
+    </w:p>
+    <w:p>
+      <w:pPr>
+        <w:spacing w:after="0" w:line="480" w:lineRule="auto"/>
+        <w:rPr>
+          <w:rFonts w:ascii="Georgia Pro" w:eastAsia="Georgia Pro" w:hAnsi="Georgia Pro" w:cs="Georgia Pro"/>
+          <w:color w:val="000000" w:themeColor="text1"/>
+        </w:rPr>
+      </w:pPr>
+      <w:r>
+        <w:rPr>
+          <w:rFonts w:ascii="Georgia Pro" w:eastAsia="Georgia Pro" w:hAnsi="Georgia Pro" w:cs="Georgia Pro"/>
+          <w:color w:val="000000" w:themeColor="text1"/>
+        </w:rPr>
+        <w:t>Save and exit.</w:t>
+      </w:r>
+    </w:p>
+    <w:p>
+      <w:pPr>
+        <w:spacing w:after="0" w:line="480" w:lineRule="auto"/>
+        <w:rPr>
+          <w:rFonts w:ascii="Georgia Pro" w:eastAsia="Georgia Pro" w:hAnsi="Georgia Pro" w:cs="Georgia Pro"/>
+          <w:color w:val="000000" w:themeColor="text1"/>
+        </w:rPr>
+      </w:pPr>
+      <w:r>
+        <w:rPr>
+          <w:rFonts w:ascii="Georgia Pro" w:eastAsia="Georgia Pro" w:hAnsi="Georgia Pro" w:cs="Georgia Pro"/>
+          <w:color w:val="000000" w:themeColor="text1"/>
+        </w:rPr>
+        <w:pict w14:anchorId="257E1D1A">
+          <v:rect id="_x0000_i1058" style="width:0;height:1.5pt" o:hralign="center" o:hrstd="t" o:hr="t" fillcolor="#a0a0a0" stroked="f"/>
         </w:pict>
       </w:r>
     </w:p>
@@ -5616,7 +4697,7 @@
           <w:bCs/>
           <w:color w:val="000000" w:themeColor="text1"/>
         </w:rPr>
-        <w:t>Step 28: Cleanup Service</w:t>
+        <w:t>Step 26: Restart Deployment</w:t>
       </w:r>
     </w:p>
     <w:p>
@@ -5636,38 +4717,29 @@
           <w:color w:val="000000" w:themeColor="text1"/>
         </w:rPr>
       </w:pPr>
-      <w:proofErr w:type="spellStart"/>
-      <w:r>
-        <w:rPr>
-          <w:rFonts w:ascii="Georgia Pro" w:eastAsia="Georgia Pro" w:hAnsi="Georgia Pro" w:cs="Georgia Pro"/>
-          <w:color w:val="000000" w:themeColor="text1"/>
-        </w:rPr>
-        <w:t>kubectl</w:t>
-      </w:r>
-      <w:proofErr w:type="spellEnd"/>
-      <w:r>
-        <w:rPr>
-          <w:rFonts w:ascii="Georgia Pro" w:eastAsia="Georgia Pro" w:hAnsi="Georgia Pro" w:cs="Georgia Pro"/>
-          <w:color w:val="000000" w:themeColor="text1"/>
-        </w:rPr>
-        <w:t xml:space="preserve"> delete svc config-secret-app</w:t>
-      </w:r>
-    </w:p>
-    <w:p>
-      <w:pPr>
-        <w:spacing w:after="0" w:line="480" w:lineRule="auto"/>
-        <w:rPr>
-          <w:rFonts w:ascii="Georgia Pro" w:eastAsia="Georgia Pro" w:hAnsi="Georgia Pro" w:cs="Georgia Pro"/>
-          <w:color w:val="000000" w:themeColor="text1"/>
-        </w:rPr>
-      </w:pPr>
-      <w:r>
-        <w:rPr>
-          <w:rFonts w:ascii="Georgia Pro" w:eastAsia="Georgia Pro" w:hAnsi="Georgia Pro" w:cs="Georgia Pro"/>
-          <w:color w:val="000000" w:themeColor="text1"/>
-        </w:rPr>
-        <w:pict w14:anchorId="3B148726">
-          <v:rect id="_x0000_i1396" style="width:0;height:1.5pt" o:hralign="center" o:hrstd="t" o:hr="t" fillcolor="#a0a0a0" stroked="f"/>
+      <w:r>
+        <w:rPr>
+          <w:rFonts w:ascii="Georgia Pro" w:eastAsia="Georgia Pro" w:hAnsi="Georgia Pro" w:cs="Georgia Pro"/>
+          <w:color w:val="000000" w:themeColor="text1"/>
+        </w:rPr>
+        <w:t>kubectl rollout restart deployment config-secret-app</w:t>
+      </w:r>
+    </w:p>
+    <w:p>
+      <w:pPr>
+        <w:spacing w:after="0" w:line="480" w:lineRule="auto"/>
+        <w:rPr>
+          <w:rFonts w:ascii="Georgia Pro" w:eastAsia="Georgia Pro" w:hAnsi="Georgia Pro" w:cs="Georgia Pro"/>
+          <w:color w:val="000000" w:themeColor="text1"/>
+        </w:rPr>
+      </w:pPr>
+      <w:r>
+        <w:rPr>
+          <w:rFonts w:ascii="Georgia Pro" w:eastAsia="Georgia Pro" w:hAnsi="Georgia Pro" w:cs="Georgia Pro"/>
+          <w:color w:val="000000" w:themeColor="text1"/>
+        </w:rPr>
+        <w:pict w14:anchorId="722F4030">
+          <v:rect id="_x0000_i1059" style="width:0;height:1.5pt" o:hralign="center" o:hrstd="t" o:hr="t" fillcolor="#a0a0a0" stroked="f"/>
         </w:pict>
       </w:r>
     </w:p>
@@ -5688,7 +4760,23 @@
           <w:bCs/>
           <w:color w:val="000000" w:themeColor="text1"/>
         </w:rPr>
-        <w:t>Step 29: Delete Deployment</w:t>
+        <w:t>Step 27: Verify Updated ConfigMap</w:t>
+      </w:r>
+    </w:p>
+    <w:p>
+      <w:pPr>
+        <w:spacing w:after="0" w:line="480" w:lineRule="auto"/>
+        <w:rPr>
+          <w:rFonts w:ascii="Georgia Pro" w:eastAsia="Georgia Pro" w:hAnsi="Georgia Pro" w:cs="Georgia Pro"/>
+          <w:color w:val="000000" w:themeColor="text1"/>
+        </w:rPr>
+      </w:pPr>
+      <w:r>
+        <w:rPr>
+          <w:rFonts w:ascii="Georgia Pro" w:eastAsia="Georgia Pro" w:hAnsi="Georgia Pro" w:cs="Georgia Pro"/>
+          <w:color w:val="000000" w:themeColor="text1"/>
+        </w:rPr>
+        <w:t>Enter pod again:</w:t>
       </w:r>
     </w:p>
     <w:p>
@@ -5708,71 +4796,52 @@
           <w:color w:val="000000" w:themeColor="text1"/>
         </w:rPr>
       </w:pPr>
-      <w:proofErr w:type="spellStart"/>
-      <w:r>
-        <w:rPr>
-          <w:rFonts w:ascii="Georgia Pro" w:eastAsia="Georgia Pro" w:hAnsi="Georgia Pro" w:cs="Georgia Pro"/>
-          <w:color w:val="000000" w:themeColor="text1"/>
-        </w:rPr>
-        <w:t>kubectl</w:t>
-      </w:r>
-      <w:proofErr w:type="spellEnd"/>
-      <w:r>
-        <w:rPr>
-          <w:rFonts w:ascii="Georgia Pro" w:eastAsia="Georgia Pro" w:hAnsi="Georgia Pro" w:cs="Georgia Pro"/>
-          <w:color w:val="000000" w:themeColor="text1"/>
-        </w:rPr>
-        <w:t xml:space="preserve"> delete deployment config-secret-app</w:t>
-      </w:r>
-    </w:p>
-    <w:p>
-      <w:pPr>
-        <w:spacing w:after="0" w:line="480" w:lineRule="auto"/>
-        <w:rPr>
-          <w:rFonts w:ascii="Georgia Pro" w:eastAsia="Georgia Pro" w:hAnsi="Georgia Pro" w:cs="Georgia Pro"/>
-          <w:color w:val="000000" w:themeColor="text1"/>
-        </w:rPr>
-      </w:pPr>
-      <w:r>
-        <w:rPr>
-          <w:rFonts w:ascii="Georgia Pro" w:eastAsia="Georgia Pro" w:hAnsi="Georgia Pro" w:cs="Georgia Pro"/>
-          <w:color w:val="000000" w:themeColor="text1"/>
-        </w:rPr>
-        <w:pict w14:anchorId="1D9196DF">
-          <v:rect id="_x0000_i1397" style="width:0;height:1.5pt" o:hralign="center" o:hrstd="t" o:hr="t" fillcolor="#a0a0a0" stroked="f"/>
-        </w:pict>
-      </w:r>
-    </w:p>
-    <w:p>
-      <w:pPr>
-        <w:spacing w:after="0" w:line="480" w:lineRule="auto"/>
-        <w:rPr>
-          <w:rFonts w:ascii="Georgia Pro" w:eastAsia="Georgia Pro" w:hAnsi="Georgia Pro" w:cs="Georgia Pro"/>
-          <w:b/>
-          <w:bCs/>
-          <w:color w:val="000000" w:themeColor="text1"/>
-        </w:rPr>
-      </w:pPr>
-      <w:r>
-        <w:rPr>
-          <w:rFonts w:ascii="Georgia Pro" w:eastAsia="Georgia Pro" w:hAnsi="Georgia Pro" w:cs="Georgia Pro"/>
-          <w:b/>
-          <w:bCs/>
-          <w:color w:val="000000" w:themeColor="text1"/>
-        </w:rPr>
-        <w:t xml:space="preserve">Step 30: Delete </w:t>
-      </w:r>
-      <w:proofErr w:type="spellStart"/>
-      <w:r>
-        <w:rPr>
-          <w:rFonts w:ascii="Georgia Pro" w:eastAsia="Georgia Pro" w:hAnsi="Georgia Pro" w:cs="Georgia Pro"/>
-          <w:b/>
-          <w:bCs/>
-          <w:color w:val="000000" w:themeColor="text1"/>
-        </w:rPr>
-        <w:t>ConfigMap</w:t>
-      </w:r>
-      <w:proofErr w:type="spellEnd"/>
+      <w:r>
+        <w:rPr>
+          <w:rFonts w:ascii="Georgia Pro" w:eastAsia="Georgia Pro" w:hAnsi="Georgia Pro" w:cs="Georgia Pro"/>
+          <w:color w:val="000000" w:themeColor="text1"/>
+        </w:rPr>
+        <w:t xml:space="preserve">kubectl exec -it POD_NAME </w:t>
+      </w:r>
+      <w:r>
+        <w:rPr>
+          <w:rFonts w:ascii="Georgia Pro" w:eastAsia="Georgia Pro" w:hAnsi="Georgia Pro" w:cs="Georgia Pro"/>
+          <w:color w:val="000000" w:themeColor="text1"/>
+        </w:rPr>
+        <w:t>--</w:t>
+      </w:r>
+      <w:r>
+        <w:rPr>
+          <w:rFonts w:ascii="Georgia Pro" w:eastAsia="Georgia Pro" w:hAnsi="Georgia Pro" w:cs="Georgia Pro"/>
+          <w:color w:val="000000" w:themeColor="text1"/>
+        </w:rPr>
+        <w:t xml:space="preserve"> sh</w:t>
+      </w:r>
+    </w:p>
+    <w:p>
+      <w:pPr>
+        <w:spacing w:after="0" w:line="480" w:lineRule="auto"/>
+        <w:rPr>
+          <w:rFonts w:ascii="Georgia Pro" w:eastAsia="Georgia Pro" w:hAnsi="Georgia Pro" w:cs="Georgia Pro"/>
+          <w:color w:val="000000" w:themeColor="text1"/>
+        </w:rPr>
+      </w:pPr>
+    </w:p>
+    <w:p>
+      <w:pPr>
+        <w:spacing w:after="0" w:line="480" w:lineRule="auto"/>
+        <w:rPr>
+          <w:rFonts w:ascii="Georgia Pro" w:eastAsia="Georgia Pro" w:hAnsi="Georgia Pro" w:cs="Georgia Pro"/>
+          <w:color w:val="000000" w:themeColor="text1"/>
+        </w:rPr>
+      </w:pPr>
+      <w:r>
+        <w:rPr>
+          <w:rFonts w:ascii="Georgia Pro" w:eastAsia="Georgia Pro" w:hAnsi="Georgia Pro" w:cs="Georgia Pro"/>
+          <w:color w:val="000000" w:themeColor="text1"/>
+        </w:rPr>
+        <w:t>Check:</w:t>
+      </w:r>
     </w:p>
     <w:p>
       <w:pPr>
@@ -5791,54 +4860,77 @@
           <w:color w:val="000000" w:themeColor="text1"/>
         </w:rPr>
       </w:pPr>
-      <w:proofErr w:type="spellStart"/>
-      <w:r>
-        <w:rPr>
-          <w:rFonts w:ascii="Georgia Pro" w:eastAsia="Georgia Pro" w:hAnsi="Georgia Pro" w:cs="Georgia Pro"/>
-          <w:color w:val="000000" w:themeColor="text1"/>
-        </w:rPr>
-        <w:t>kubectl</w:t>
-      </w:r>
-      <w:proofErr w:type="spellEnd"/>
-      <w:r>
-        <w:rPr>
-          <w:rFonts w:ascii="Georgia Pro" w:eastAsia="Georgia Pro" w:hAnsi="Georgia Pro" w:cs="Georgia Pro"/>
-          <w:color w:val="000000" w:themeColor="text1"/>
-        </w:rPr>
-        <w:t xml:space="preserve"> delete </w:t>
-      </w:r>
-      <w:proofErr w:type="spellStart"/>
-      <w:r>
-        <w:rPr>
-          <w:rFonts w:ascii="Georgia Pro" w:eastAsia="Georgia Pro" w:hAnsi="Georgia Pro" w:cs="Georgia Pro"/>
-          <w:color w:val="000000" w:themeColor="text1"/>
-        </w:rPr>
-        <w:t>configmap</w:t>
-      </w:r>
-      <w:proofErr w:type="spellEnd"/>
-      <w:r>
-        <w:rPr>
-          <w:rFonts w:ascii="Georgia Pro" w:eastAsia="Georgia Pro" w:hAnsi="Georgia Pro" w:cs="Georgia Pro"/>
-          <w:color w:val="000000" w:themeColor="text1"/>
-        </w:rPr>
-        <w:t xml:space="preserve"> app-config</w:t>
-      </w:r>
-    </w:p>
-    <w:p>
-      <w:pPr>
-        <w:spacing w:after="0" w:line="480" w:lineRule="auto"/>
-        <w:rPr>
-          <w:rFonts w:ascii="Georgia Pro" w:eastAsia="Georgia Pro" w:hAnsi="Georgia Pro" w:cs="Georgia Pro"/>
-          <w:color w:val="000000" w:themeColor="text1"/>
-        </w:rPr>
-      </w:pPr>
-      <w:r>
-        <w:rPr>
-          <w:rFonts w:ascii="Georgia Pro" w:eastAsia="Georgia Pro" w:hAnsi="Georgia Pro" w:cs="Georgia Pro"/>
-          <w:color w:val="000000" w:themeColor="text1"/>
-        </w:rPr>
-        <w:pict w14:anchorId="7555A939">
-          <v:rect id="_x0000_i1398" style="width:0;height:1.5pt" o:hralign="center" o:hrstd="t" o:hr="t" fillcolor="#a0a0a0" stroked="f"/>
+      <w:r>
+        <w:rPr>
+          <w:rFonts w:ascii="Georgia Pro" w:eastAsia="Georgia Pro" w:hAnsi="Georgia Pro" w:cs="Georgia Pro"/>
+          <w:color w:val="000000" w:themeColor="text1"/>
+        </w:rPr>
+        <w:t>echo $APP_MODE</w:t>
+      </w:r>
+    </w:p>
+    <w:p>
+      <w:pPr>
+        <w:spacing w:after="0" w:line="480" w:lineRule="auto"/>
+        <w:rPr>
+          <w:rFonts w:ascii="Georgia Pro" w:eastAsia="Georgia Pro" w:hAnsi="Georgia Pro" w:cs="Georgia Pro"/>
+          <w:color w:val="000000" w:themeColor="text1"/>
+        </w:rPr>
+      </w:pPr>
+    </w:p>
+    <w:p>
+      <w:pPr>
+        <w:spacing w:after="0" w:line="480" w:lineRule="auto"/>
+        <w:rPr>
+          <w:rFonts w:ascii="Georgia Pro" w:eastAsia="Georgia Pro" w:hAnsi="Georgia Pro" w:cs="Georgia Pro"/>
+          <w:color w:val="000000" w:themeColor="text1"/>
+        </w:rPr>
+      </w:pPr>
+      <w:r>
+        <w:rPr>
+          <w:rFonts w:ascii="Georgia Pro" w:eastAsia="Georgia Pro" w:hAnsi="Georgia Pro" w:cs="Georgia Pro"/>
+          <w:color w:val="000000" w:themeColor="text1"/>
+        </w:rPr>
+        <w:t>Expected:</w:t>
+      </w:r>
+    </w:p>
+    <w:p>
+      <w:pPr>
+        <w:pBdr>
+          <w:top w:val="single" w:sz="4" w:space="1" w:color="auto"/>
+          <w:left w:val="single" w:sz="4" w:space="4" w:color="auto"/>
+          <w:bottom w:val="single" w:sz="4" w:space="1" w:color="auto"/>
+          <w:right w:val="single" w:sz="4" w:space="4" w:color="auto"/>
+        </w:pBdr>
+        <w:shd w:val="clear" w:color="auto" w:fill="F2F2F2" w:themeFill="background1" w:themeFillShade="F2"/>
+        <w:spacing w:after="0" w:line="480" w:lineRule="auto"/>
+        <w:rPr>
+          <w:rFonts w:ascii="Georgia Pro" w:eastAsia="Georgia Pro" w:hAnsi="Georgia Pro" w:cs="Georgia Pro"/>
+          <w:color w:val="000000" w:themeColor="text1"/>
+        </w:rPr>
+      </w:pPr>
+      <w:r>
+        <w:rPr>
+          <w:rFonts w:ascii="Georgia Pro" w:eastAsia="Georgia Pro" w:hAnsi="Georgia Pro" w:cs="Georgia Pro"/>
+          <w:color w:val="000000" w:themeColor="text1"/>
+        </w:rPr>
+        <w:t>development</w:t>
+      </w:r>
+    </w:p>
+    <w:p>
+      <w:pPr>
+        <w:spacing w:after="0" w:line="480" w:lineRule="auto"/>
+        <w:rPr>
+          <w:rFonts w:ascii="Georgia Pro" w:eastAsia="Georgia Pro" w:hAnsi="Georgia Pro" w:cs="Georgia Pro"/>
+          <w:color w:val="000000" w:themeColor="text1"/>
+        </w:rPr>
+      </w:pPr>
+      <w:r>
+        <w:rPr>
+          <w:rFonts w:ascii="Georgia Pro" w:eastAsia="Georgia Pro" w:hAnsi="Georgia Pro" w:cs="Georgia Pro"/>
+          <w:color w:val="000000" w:themeColor="text1"/>
+        </w:rPr>
+        <w:pict w14:anchorId="19BE7829">
+          <v:rect id="_x0000_i1060" style="width:0;height:1.5pt" o:hralign="center" o:hrstd="t" o:hr="t" fillcolor="#a0a0a0" stroked="f"/>
         </w:pict>
       </w:r>
     </w:p>
@@ -5859,7 +4951,7 @@
           <w:bCs/>
           <w:color w:val="000000" w:themeColor="text1"/>
         </w:rPr>
-        <w:t>Step 31: Delete Secret</w:t>
+        <w:t>Step 28: Cleanup Service</w:t>
       </w:r>
     </w:p>
     <w:p>
@@ -5879,43 +4971,35 @@
           <w:color w:val="000000" w:themeColor="text1"/>
         </w:rPr>
       </w:pPr>
-      <w:proofErr w:type="spellStart"/>
-      <w:r>
-        <w:rPr>
-          <w:rFonts w:ascii="Georgia Pro" w:eastAsia="Georgia Pro" w:hAnsi="Georgia Pro" w:cs="Georgia Pro"/>
-          <w:color w:val="000000" w:themeColor="text1"/>
-        </w:rPr>
-        <w:t>kubectl</w:t>
-      </w:r>
-      <w:proofErr w:type="spellEnd"/>
-      <w:r>
-        <w:rPr>
-          <w:rFonts w:ascii="Georgia Pro" w:eastAsia="Georgia Pro" w:hAnsi="Georgia Pro" w:cs="Georgia Pro"/>
-          <w:color w:val="000000" w:themeColor="text1"/>
-        </w:rPr>
-        <w:t xml:space="preserve"> delete secret app-secret</w:t>
-      </w:r>
-    </w:p>
-    <w:p>
-      <w:pPr>
-        <w:spacing w:after="0" w:line="480" w:lineRule="auto"/>
-        <w:rPr>
-          <w:rFonts w:ascii="Georgia Pro" w:eastAsia="Georgia Pro" w:hAnsi="Georgia Pro" w:cs="Georgia Pro"/>
-          <w:color w:val="000000" w:themeColor="text1"/>
-        </w:rPr>
-      </w:pPr>
-      <w:r>
-        <w:rPr>
-          <w:rFonts w:ascii="Georgia Pro" w:eastAsia="Georgia Pro" w:hAnsi="Georgia Pro" w:cs="Georgia Pro"/>
-          <w:color w:val="000000" w:themeColor="text1"/>
-        </w:rPr>
-        <w:pict w14:anchorId="7249E318">
-          <v:rect id="_x0000_i1399" style="width:0;height:1.5pt" o:hralign="center" o:hrstd="t" o:hr="t" fillcolor="#a0a0a0" stroked="f"/>
+      <w:r>
+        <w:rPr>
+          <w:rFonts w:ascii="Georgia Pro" w:eastAsia="Georgia Pro" w:hAnsi="Georgia Pro" w:cs="Georgia Pro"/>
+          <w:color w:val="000000" w:themeColor="text1"/>
+        </w:rPr>
+        <w:t>kubectl delete svc config-secret-app</w:t>
+      </w:r>
+    </w:p>
+    <w:p>
+      <w:pPr>
+        <w:spacing w:after="0" w:line="480" w:lineRule="auto"/>
+        <w:rPr>
+          <w:rFonts w:ascii="Georgia Pro" w:eastAsia="Georgia Pro" w:hAnsi="Georgia Pro" w:cs="Georgia Pro"/>
+          <w:color w:val="000000" w:themeColor="text1"/>
+        </w:rPr>
+      </w:pPr>
+      <w:r>
+        <w:rPr>
+          <w:rFonts w:ascii="Georgia Pro" w:eastAsia="Georgia Pro" w:hAnsi="Georgia Pro" w:cs="Georgia Pro"/>
+          <w:color w:val="000000" w:themeColor="text1"/>
+        </w:rPr>
+        <w:pict w14:anchorId="3B148726">
+          <v:rect id="_x0000_i1061" style="width:0;height:1.5pt" o:hralign="center" o:hrstd="t" o:hr="t" fillcolor="#a0a0a0" stroked="f"/>
         </w:pict>
       </w:r>
     </w:p>
     <w:p>
       <w:pPr>
+        <w:spacing w:after="0" w:line="480" w:lineRule="auto"/>
         <w:rPr>
           <w:rFonts w:ascii="Georgia Pro" w:eastAsia="Georgia Pro" w:hAnsi="Georgia Pro" w:cs="Georgia Pro"/>
           <w:b/>
@@ -5923,35 +5007,26 @@
           <w:color w:val="000000" w:themeColor="text1"/>
         </w:rPr>
       </w:pPr>
-      <w:r>
+    </w:p>
+    <w:p>
+      <w:pPr>
+        <w:spacing w:after="0" w:line="480" w:lineRule="auto"/>
         <w:rPr>
           <w:rFonts w:ascii="Georgia Pro" w:eastAsia="Georgia Pro" w:hAnsi="Georgia Pro" w:cs="Georgia Pro"/>
           <w:b/>
           <w:bCs/>
           <w:color w:val="000000" w:themeColor="text1"/>
         </w:rPr>
-        <w:br w:type="page"/>
-      </w:r>
-    </w:p>
-    <w:p>
-      <w:pPr>
-        <w:spacing w:after="0" w:line="480" w:lineRule="auto"/>
+      </w:pPr>
+      <w:r>
         <w:rPr>
           <w:rFonts w:ascii="Georgia Pro" w:eastAsia="Georgia Pro" w:hAnsi="Georgia Pro" w:cs="Georgia Pro"/>
           <w:b/>
           <w:bCs/>
           <w:color w:val="000000" w:themeColor="text1"/>
         </w:rPr>
-      </w:pPr>
-      <w:r>
-        <w:rPr>
-          <w:rFonts w:ascii="Georgia Pro" w:eastAsia="Georgia Pro" w:hAnsi="Georgia Pro" w:cs="Georgia Pro"/>
-          <w:b/>
-          <w:bCs/>
-          <w:color w:val="000000" w:themeColor="text1"/>
-        </w:rPr>
         <w:lastRenderedPageBreak/>
-        <w:t>Step 32: Delete AKS Cluster (Optional)</w:t>
+        <w:t>Step 29: Delete Deployment</w:t>
       </w:r>
     </w:p>
     <w:p>
@@ -5971,126 +5046,29 @@
           <w:color w:val="000000" w:themeColor="text1"/>
         </w:rPr>
       </w:pPr>
-      <w:proofErr w:type="spellStart"/>
-      <w:r>
-        <w:rPr>
-          <w:rFonts w:ascii="Georgia Pro" w:eastAsia="Georgia Pro" w:hAnsi="Georgia Pro" w:cs="Georgia Pro"/>
-          <w:color w:val="000000" w:themeColor="text1"/>
-        </w:rPr>
-        <w:t>az</w:t>
-      </w:r>
-      <w:proofErr w:type="spellEnd"/>
-      <w:r>
-        <w:rPr>
-          <w:rFonts w:ascii="Georgia Pro" w:eastAsia="Georgia Pro" w:hAnsi="Georgia Pro" w:cs="Georgia Pro"/>
-          <w:color w:val="000000" w:themeColor="text1"/>
-        </w:rPr>
-        <w:t xml:space="preserve"> </w:t>
-      </w:r>
-      <w:proofErr w:type="spellStart"/>
-      <w:r>
-        <w:rPr>
-          <w:rFonts w:ascii="Georgia Pro" w:eastAsia="Georgia Pro" w:hAnsi="Georgia Pro" w:cs="Georgia Pro"/>
-          <w:color w:val="000000" w:themeColor="text1"/>
-        </w:rPr>
-        <w:t>aks</w:t>
-      </w:r>
-      <w:proofErr w:type="spellEnd"/>
-      <w:r>
-        <w:rPr>
-          <w:rFonts w:ascii="Georgia Pro" w:eastAsia="Georgia Pro" w:hAnsi="Georgia Pro" w:cs="Georgia Pro"/>
-          <w:color w:val="000000" w:themeColor="text1"/>
-        </w:rPr>
-        <w:t xml:space="preserve"> delete \</w:t>
-      </w:r>
-      <w:r>
-        <w:rPr>
-          <w:rFonts w:ascii="Georgia Pro" w:eastAsia="Georgia Pro" w:hAnsi="Georgia Pro" w:cs="Georgia Pro"/>
-          <w:color w:val="000000" w:themeColor="text1"/>
-        </w:rPr>
-        <w:br/>
-        <w:t xml:space="preserve">--resource-group </w:t>
-      </w:r>
-      <w:proofErr w:type="spellStart"/>
-      <w:r>
-        <w:rPr>
-          <w:rFonts w:ascii="Georgia Pro" w:eastAsia="Georgia Pro" w:hAnsi="Georgia Pro" w:cs="Georgia Pro"/>
-          <w:color w:val="000000" w:themeColor="text1"/>
-        </w:rPr>
-        <w:t>rg</w:t>
-      </w:r>
-      <w:proofErr w:type="spellEnd"/>
-      <w:r>
-        <w:rPr>
-          <w:rFonts w:ascii="Georgia Pro" w:eastAsia="Georgia Pro" w:hAnsi="Georgia Pro" w:cs="Georgia Pro"/>
-          <w:color w:val="000000" w:themeColor="text1"/>
-        </w:rPr>
-        <w:t>-</w:t>
-      </w:r>
-      <w:proofErr w:type="spellStart"/>
-      <w:r>
-        <w:rPr>
-          <w:rFonts w:ascii="Georgia Pro" w:eastAsia="Georgia Pro" w:hAnsi="Georgia Pro" w:cs="Georgia Pro"/>
-          <w:color w:val="000000" w:themeColor="text1"/>
-        </w:rPr>
-        <w:t>configmap</w:t>
-      </w:r>
-      <w:proofErr w:type="spellEnd"/>
-      <w:r>
-        <w:rPr>
-          <w:rFonts w:ascii="Georgia Pro" w:eastAsia="Georgia Pro" w:hAnsi="Georgia Pro" w:cs="Georgia Pro"/>
-          <w:color w:val="000000" w:themeColor="text1"/>
-        </w:rPr>
-        <w:t>-lab \</w:t>
-      </w:r>
-      <w:r>
-        <w:rPr>
-          <w:rFonts w:ascii="Georgia Pro" w:eastAsia="Georgia Pro" w:hAnsi="Georgia Pro" w:cs="Georgia Pro"/>
-          <w:color w:val="000000" w:themeColor="text1"/>
-        </w:rPr>
-        <w:br/>
-        <w:t xml:space="preserve">--name </w:t>
-      </w:r>
-      <w:proofErr w:type="spellStart"/>
-      <w:r>
-        <w:rPr>
-          <w:rFonts w:ascii="Georgia Pro" w:eastAsia="Georgia Pro" w:hAnsi="Georgia Pro" w:cs="Georgia Pro"/>
-          <w:color w:val="000000" w:themeColor="text1"/>
-        </w:rPr>
-        <w:t>aks-configmap</w:t>
-      </w:r>
-      <w:proofErr w:type="spellEnd"/>
-      <w:r>
-        <w:rPr>
-          <w:rFonts w:ascii="Georgia Pro" w:eastAsia="Georgia Pro" w:hAnsi="Georgia Pro" w:cs="Georgia Pro"/>
-          <w:color w:val="000000" w:themeColor="text1"/>
-        </w:rPr>
-        <w:t xml:space="preserve"> \</w:t>
-      </w:r>
-      <w:r>
-        <w:rPr>
-          <w:rFonts w:ascii="Georgia Pro" w:eastAsia="Georgia Pro" w:hAnsi="Georgia Pro" w:cs="Georgia Pro"/>
-          <w:color w:val="000000" w:themeColor="text1"/>
-        </w:rPr>
-        <w:br/>
-        <w:t>--yes</w:t>
-      </w:r>
-    </w:p>
-    <w:p>
-      <w:pPr>
-        <w:spacing w:after="0" w:line="480" w:lineRule="auto"/>
-        <w:rPr>
-          <w:rFonts w:ascii="Georgia Pro" w:eastAsia="Georgia Pro" w:hAnsi="Georgia Pro" w:cs="Georgia Pro"/>
-          <w:color w:val="000000" w:themeColor="text1"/>
-        </w:rPr>
-      </w:pPr>
-      <w:r>
-        <w:rPr>
-          <w:rFonts w:ascii="Georgia Pro" w:eastAsia="Georgia Pro" w:hAnsi="Georgia Pro" w:cs="Georgia Pro"/>
-          <w:color w:val="000000" w:themeColor="text1"/>
-        </w:rPr>
-        <w:pict w14:anchorId="179A056F">
-          <v:rect id="_x0000_i1400" style="width:0;height:1.5pt" o:hralign="center" o:hrstd="t" o:hr="t" fillcolor="#a0a0a0" stroked="f"/>
+      <w:r>
+        <w:rPr>
+          <w:rFonts w:ascii="Georgia Pro" w:eastAsia="Georgia Pro" w:hAnsi="Georgia Pro" w:cs="Georgia Pro"/>
+          <w:color w:val="000000" w:themeColor="text1"/>
+        </w:rPr>
+        <w:t>kubectl delete deployment config-secret-app</w:t>
+      </w:r>
+    </w:p>
+    <w:p>
+      <w:pPr>
+        <w:spacing w:after="0" w:line="480" w:lineRule="auto"/>
+        <w:rPr>
+          <w:rFonts w:ascii="Georgia Pro" w:eastAsia="Georgia Pro" w:hAnsi="Georgia Pro" w:cs="Georgia Pro"/>
+          <w:color w:val="000000" w:themeColor="text1"/>
+        </w:rPr>
+      </w:pPr>
+      <w:r>
+        <w:rPr>
+          <w:rFonts w:ascii="Georgia Pro" w:eastAsia="Georgia Pro" w:hAnsi="Georgia Pro" w:cs="Georgia Pro"/>
+          <w:color w:val="000000" w:themeColor="text1"/>
+        </w:rPr>
+        <w:pict w14:anchorId="1D9196DF">
+          <v:rect id="_x0000_i1062" style="width:0;height:1.5pt" o:hralign="center" o:hrstd="t" o:hr="t" fillcolor="#a0a0a0" stroked="f"/>
         </w:pict>
       </w:r>
     </w:p>
@@ -6111,7 +5089,70 @@
           <w:bCs/>
           <w:color w:val="000000" w:themeColor="text1"/>
         </w:rPr>
-        <w:t>Step 33: Delete Resource Group (Optional)</w:t>
+        <w:t>Step 30: Delete ConfigMap</w:t>
+      </w:r>
+    </w:p>
+    <w:p>
+      <w:pPr>
+        <w:pBdr>
+          <w:top w:val="single" w:sz="4" w:space="0" w:color="auto"/>
+          <w:left w:val="single" w:sz="4" w:space="4" w:color="auto"/>
+          <w:bottom w:val="single" w:sz="4" w:space="1" w:color="auto"/>
+          <w:right w:val="single" w:sz="4" w:space="4" w:color="auto"/>
+          <w:between w:val="single" w:sz="4" w:space="1" w:color="auto"/>
+          <w:bar w:val="single" w:sz="4" w:color="auto"/>
+        </w:pBdr>
+        <w:shd w:val="clear" w:color="auto" w:fill="F2F2F2" w:themeFill="background1" w:themeFillShade="F2"/>
+        <w:spacing w:after="0" w:line="480" w:lineRule="auto"/>
+        <w:rPr>
+          <w:rFonts w:ascii="Georgia Pro" w:eastAsia="Georgia Pro" w:hAnsi="Georgia Pro" w:cs="Georgia Pro"/>
+          <w:color w:val="000000" w:themeColor="text1"/>
+        </w:rPr>
+      </w:pPr>
+      <w:r>
+        <w:rPr>
+          <w:rFonts w:ascii="Georgia Pro" w:eastAsia="Georgia Pro" w:hAnsi="Georgia Pro" w:cs="Georgia Pro"/>
+          <w:color w:val="000000" w:themeColor="text1"/>
+        </w:rPr>
+        <w:t>kubectl delete configmap app-config</w:t>
+      </w:r>
+    </w:p>
+    <w:p>
+      <w:pPr>
+        <w:spacing w:after="0" w:line="480" w:lineRule="auto"/>
+        <w:rPr>
+          <w:rFonts w:ascii="Georgia Pro" w:eastAsia="Georgia Pro" w:hAnsi="Georgia Pro" w:cs="Georgia Pro"/>
+          <w:color w:val="000000" w:themeColor="text1"/>
+        </w:rPr>
+      </w:pPr>
+      <w:r>
+        <w:rPr>
+          <w:rFonts w:ascii="Georgia Pro" w:eastAsia="Georgia Pro" w:hAnsi="Georgia Pro" w:cs="Georgia Pro"/>
+          <w:color w:val="000000" w:themeColor="text1"/>
+        </w:rPr>
+        <w:pict w14:anchorId="7555A939">
+          <v:rect id="_x0000_i1063" style="width:0;height:1.5pt" o:hralign="center" o:hrstd="t" o:hr="t" fillcolor="#a0a0a0" stroked="f"/>
+        </w:pict>
+      </w:r>
+    </w:p>
+    <w:p>
+      <w:pPr>
+        <w:spacing w:after="0" w:line="480" w:lineRule="auto"/>
+        <w:rPr>
+          <w:rFonts w:ascii="Georgia Pro" w:eastAsia="Georgia Pro" w:hAnsi="Georgia Pro" w:cs="Georgia Pro"/>
+          <w:b/>
+          <w:bCs/>
+          <w:color w:val="000000" w:themeColor="text1"/>
+        </w:rPr>
+      </w:pPr>
+      <w:r>
+        <w:rPr>
+          <w:rFonts w:ascii="Georgia Pro" w:eastAsia="Georgia Pro" w:hAnsi="Georgia Pro" w:cs="Georgia Pro"/>
+          <w:b/>
+          <w:bCs/>
+          <w:color w:val="000000" w:themeColor="text1"/>
+        </w:rPr>
+        <w:t>Step 31: Delete Secret</w:t>
       </w:r>
     </w:p>
     <w:p>
@@ -6131,21 +5172,95 @@
           <w:color w:val="000000" w:themeColor="text1"/>
         </w:rPr>
       </w:pPr>
-      <w:proofErr w:type="spellStart"/>
-      <w:r>
-        <w:rPr>
-          <w:rFonts w:ascii="Georgia Pro" w:eastAsia="Georgia Pro" w:hAnsi="Georgia Pro" w:cs="Georgia Pro"/>
-          <w:color w:val="000000" w:themeColor="text1"/>
-        </w:rPr>
-        <w:t>az</w:t>
-      </w:r>
-      <w:proofErr w:type="spellEnd"/>
-      <w:r>
-        <w:rPr>
-          <w:rFonts w:ascii="Georgia Pro" w:eastAsia="Georgia Pro" w:hAnsi="Georgia Pro" w:cs="Georgia Pro"/>
-          <w:color w:val="000000" w:themeColor="text1"/>
-        </w:rPr>
-        <w:t xml:space="preserve"> group delete \</w:t>
+      <w:r>
+        <w:rPr>
+          <w:rFonts w:ascii="Georgia Pro" w:eastAsia="Georgia Pro" w:hAnsi="Georgia Pro" w:cs="Georgia Pro"/>
+          <w:color w:val="000000" w:themeColor="text1"/>
+        </w:rPr>
+        <w:t>kubectl delete secret app-secret</w:t>
+      </w:r>
+    </w:p>
+    <w:p>
+      <w:pPr>
+        <w:spacing w:after="0" w:line="480" w:lineRule="auto"/>
+        <w:rPr>
+          <w:rFonts w:ascii="Georgia Pro" w:eastAsia="Georgia Pro" w:hAnsi="Georgia Pro" w:cs="Georgia Pro"/>
+          <w:color w:val="000000" w:themeColor="text1"/>
+        </w:rPr>
+      </w:pPr>
+      <w:r>
+        <w:rPr>
+          <w:rFonts w:ascii="Georgia Pro" w:eastAsia="Georgia Pro" w:hAnsi="Georgia Pro" w:cs="Georgia Pro"/>
+          <w:color w:val="000000" w:themeColor="text1"/>
+        </w:rPr>
+        <w:pict w14:anchorId="7249E318">
+          <v:rect id="_x0000_i1064" style="width:0;height:1.5pt" o:hralign="center" o:hrstd="t" o:hr="t" fillcolor="#a0a0a0" stroked="f"/>
+        </w:pict>
+      </w:r>
+    </w:p>
+    <w:p>
+      <w:pPr>
+        <w:rPr>
+          <w:rFonts w:ascii="Georgia Pro" w:eastAsia="Georgia Pro" w:hAnsi="Georgia Pro" w:cs="Georgia Pro"/>
+          <w:b/>
+          <w:bCs/>
+          <w:color w:val="000000" w:themeColor="text1"/>
+        </w:rPr>
+      </w:pPr>
+      <w:r>
+        <w:rPr>
+          <w:rFonts w:ascii="Georgia Pro" w:eastAsia="Georgia Pro" w:hAnsi="Georgia Pro" w:cs="Georgia Pro"/>
+          <w:b/>
+          <w:bCs/>
+          <w:color w:val="000000" w:themeColor="text1"/>
+        </w:rPr>
+        <w:br w:type="page"/>
+      </w:r>
+    </w:p>
+    <w:p>
+      <w:pPr>
+        <w:spacing w:after="0" w:line="480" w:lineRule="auto"/>
+        <w:rPr>
+          <w:rFonts w:ascii="Georgia Pro" w:eastAsia="Georgia Pro" w:hAnsi="Georgia Pro" w:cs="Georgia Pro"/>
+          <w:b/>
+          <w:bCs/>
+          <w:color w:val="000000" w:themeColor="text1"/>
+        </w:rPr>
+      </w:pPr>
+      <w:r>
+        <w:rPr>
+          <w:rFonts w:ascii="Georgia Pro" w:eastAsia="Georgia Pro" w:hAnsi="Georgia Pro" w:cs="Georgia Pro"/>
+          <w:b/>
+          <w:bCs/>
+          <w:color w:val="000000" w:themeColor="text1"/>
+        </w:rPr>
+        <w:lastRenderedPageBreak/>
+        <w:t>Step 32: Delete AKS Cluster (Optional)</w:t>
+      </w:r>
+    </w:p>
+    <w:p>
+      <w:pPr>
+        <w:pBdr>
+          <w:top w:val="single" w:sz="4" w:space="1" w:color="auto"/>
+          <w:left w:val="single" w:sz="4" w:space="4" w:color="auto"/>
+          <w:bottom w:val="single" w:sz="4" w:space="1" w:color="auto"/>
+          <w:right w:val="single" w:sz="4" w:space="4" w:color="auto"/>
+          <w:between w:val="single" w:sz="4" w:space="1" w:color="auto"/>
+          <w:bar w:val="single" w:sz="4" w:color="auto"/>
+        </w:pBdr>
+        <w:shd w:val="clear" w:color="auto" w:fill="F2F2F2" w:themeFill="background1" w:themeFillShade="F2"/>
+        <w:spacing w:after="0" w:line="480" w:lineRule="auto"/>
+        <w:rPr>
+          <w:rFonts w:ascii="Georgia Pro" w:eastAsia="Georgia Pro" w:hAnsi="Georgia Pro" w:cs="Georgia Pro"/>
+          <w:color w:val="000000" w:themeColor="text1"/>
+        </w:rPr>
+      </w:pPr>
+      <w:r>
+        <w:rPr>
+          <w:rFonts w:ascii="Georgia Pro" w:eastAsia="Georgia Pro" w:hAnsi="Georgia Pro" w:cs="Georgia Pro"/>
+          <w:color w:val="000000" w:themeColor="text1"/>
+        </w:rPr>
+        <w:t>az aks delete \</w:t>
       </w:r>
       <w:r>
         <w:rPr>
@@ -6153,39 +5268,15 @@
           <w:color w:val="000000" w:themeColor="text1"/>
         </w:rPr>
         <w:br/>
-        <w:t xml:space="preserve">--name </w:t>
-      </w:r>
-      <w:proofErr w:type="spellStart"/>
-      <w:r>
-        <w:rPr>
-          <w:rFonts w:ascii="Georgia Pro" w:eastAsia="Georgia Pro" w:hAnsi="Georgia Pro" w:cs="Georgia Pro"/>
-          <w:color w:val="000000" w:themeColor="text1"/>
-        </w:rPr>
-        <w:t>rg</w:t>
-      </w:r>
-      <w:proofErr w:type="spellEnd"/>
-      <w:r>
-        <w:rPr>
-          <w:rFonts w:ascii="Georgia Pro" w:eastAsia="Georgia Pro" w:hAnsi="Georgia Pro" w:cs="Georgia Pro"/>
-          <w:color w:val="000000" w:themeColor="text1"/>
-        </w:rPr>
-        <w:t>-</w:t>
-      </w:r>
-      <w:proofErr w:type="spellStart"/>
-      <w:r>
-        <w:rPr>
-          <w:rFonts w:ascii="Georgia Pro" w:eastAsia="Georgia Pro" w:hAnsi="Georgia Pro" w:cs="Georgia Pro"/>
-          <w:color w:val="000000" w:themeColor="text1"/>
-        </w:rPr>
-        <w:t>configmap</w:t>
-      </w:r>
-      <w:proofErr w:type="spellEnd"/>
-      <w:r>
-        <w:rPr>
-          <w:rFonts w:ascii="Georgia Pro" w:eastAsia="Georgia Pro" w:hAnsi="Georgia Pro" w:cs="Georgia Pro"/>
-          <w:color w:val="000000" w:themeColor="text1"/>
-        </w:rPr>
-        <w:t>-lab \</w:t>
+        <w:t>--resource-group rg-configmap-lab \</w:t>
+      </w:r>
+      <w:r>
+        <w:rPr>
+          <w:rFonts w:ascii="Georgia Pro" w:eastAsia="Georgia Pro" w:hAnsi="Georgia Pro" w:cs="Georgia Pro"/>
+          <w:color w:val="000000" w:themeColor="text1"/>
+        </w:rPr>
+        <w:br/>
+        <w:t>--name aks-configmap \</w:t>
       </w:r>
       <w:r>
         <w:rPr>
@@ -6209,8 +5300,87 @@
           <w:rFonts w:ascii="Georgia Pro" w:eastAsia="Georgia Pro" w:hAnsi="Georgia Pro" w:cs="Georgia Pro"/>
           <w:color w:val="000000" w:themeColor="text1"/>
         </w:rPr>
+        <w:pict w14:anchorId="179A056F">
+          <v:rect id="_x0000_i1065" style="width:0;height:1.5pt" o:hralign="center" o:hrstd="t" o:hr="t" fillcolor="#a0a0a0" stroked="f"/>
+        </w:pict>
+      </w:r>
+    </w:p>
+    <w:p>
+      <w:pPr>
+        <w:spacing w:after="0" w:line="480" w:lineRule="auto"/>
+        <w:rPr>
+          <w:rFonts w:ascii="Georgia Pro" w:eastAsia="Georgia Pro" w:hAnsi="Georgia Pro" w:cs="Georgia Pro"/>
+          <w:b/>
+          <w:bCs/>
+          <w:color w:val="000000" w:themeColor="text1"/>
+        </w:rPr>
+      </w:pPr>
+      <w:r>
+        <w:rPr>
+          <w:rFonts w:ascii="Georgia Pro" w:eastAsia="Georgia Pro" w:hAnsi="Georgia Pro" w:cs="Georgia Pro"/>
+          <w:b/>
+          <w:bCs/>
+          <w:color w:val="000000" w:themeColor="text1"/>
+        </w:rPr>
+        <w:t>Step 33: Delete Resource Group (Optional)</w:t>
+      </w:r>
+    </w:p>
+    <w:p>
+      <w:pPr>
+        <w:pBdr>
+          <w:top w:val="single" w:sz="4" w:space="1" w:color="auto"/>
+          <w:left w:val="single" w:sz="4" w:space="4" w:color="auto"/>
+          <w:bottom w:val="single" w:sz="4" w:space="1" w:color="auto"/>
+          <w:right w:val="single" w:sz="4" w:space="4" w:color="auto"/>
+          <w:between w:val="single" w:sz="4" w:space="1" w:color="auto"/>
+          <w:bar w:val="single" w:sz="4" w:color="auto"/>
+        </w:pBdr>
+        <w:shd w:val="clear" w:color="auto" w:fill="F2F2F2" w:themeFill="background1" w:themeFillShade="F2"/>
+        <w:spacing w:after="0" w:line="480" w:lineRule="auto"/>
+        <w:rPr>
+          <w:rFonts w:ascii="Georgia Pro" w:eastAsia="Georgia Pro" w:hAnsi="Georgia Pro" w:cs="Georgia Pro"/>
+          <w:color w:val="000000" w:themeColor="text1"/>
+        </w:rPr>
+      </w:pPr>
+      <w:r>
+        <w:rPr>
+          <w:rFonts w:ascii="Georgia Pro" w:eastAsia="Georgia Pro" w:hAnsi="Georgia Pro" w:cs="Georgia Pro"/>
+          <w:color w:val="000000" w:themeColor="text1"/>
+        </w:rPr>
+        <w:t>az group delete \</w:t>
+      </w:r>
+      <w:r>
+        <w:rPr>
+          <w:rFonts w:ascii="Georgia Pro" w:eastAsia="Georgia Pro" w:hAnsi="Georgia Pro" w:cs="Georgia Pro"/>
+          <w:color w:val="000000" w:themeColor="text1"/>
+        </w:rPr>
+        <w:br/>
+        <w:t>--name rg-configmap-lab \</w:t>
+      </w:r>
+      <w:r>
+        <w:rPr>
+          <w:rFonts w:ascii="Georgia Pro" w:eastAsia="Georgia Pro" w:hAnsi="Georgia Pro" w:cs="Georgia Pro"/>
+          <w:color w:val="000000" w:themeColor="text1"/>
+        </w:rPr>
+        <w:br/>
+        <w:t>--yes</w:t>
+      </w:r>
+    </w:p>
+    <w:p>
+      <w:pPr>
+        <w:spacing w:after="0" w:line="480" w:lineRule="auto"/>
+        <w:rPr>
+          <w:rFonts w:ascii="Georgia Pro" w:eastAsia="Georgia Pro" w:hAnsi="Georgia Pro" w:cs="Georgia Pro"/>
+          <w:color w:val="000000" w:themeColor="text1"/>
+        </w:rPr>
+      </w:pPr>
+      <w:r>
+        <w:rPr>
+          <w:rFonts w:ascii="Georgia Pro" w:eastAsia="Georgia Pro" w:hAnsi="Georgia Pro" w:cs="Georgia Pro"/>
+          <w:color w:val="000000" w:themeColor="text1"/>
+        </w:rPr>
         <w:pict w14:anchorId="0ACF3497">
-          <v:rect id="_x0000_i1401" style="width:0;height:1.5pt" o:hralign="center" o:hrstd="t" o:hr="t" fillcolor="#a0a0a0" stroked="f"/>
+          <v:rect id="_x0000_i1066" style="width:0;height:1.5pt" o:hralign="center" o:hrstd="t" o:hr="t" fillcolor="#a0a0a0" stroked="f"/>
         </w:pict>
       </w:r>
     </w:p>
@@ -6282,21 +5452,12 @@
           <w:color w:val="000000" w:themeColor="text1"/>
         </w:rPr>
       </w:pPr>
-      <w:proofErr w:type="spellStart"/>
-      <w:r>
-        <w:rPr>
-          <w:rFonts w:ascii="Georgia Pro" w:eastAsia="Georgia Pro" w:hAnsi="Georgia Pro" w:cs="Georgia Pro"/>
-          <w:color w:val="000000" w:themeColor="text1"/>
-        </w:rPr>
-        <w:t>ConfigMap</w:t>
-      </w:r>
-      <w:proofErr w:type="spellEnd"/>
-      <w:r>
-        <w:rPr>
-          <w:rFonts w:ascii="Georgia Pro" w:eastAsia="Georgia Pro" w:hAnsi="Georgia Pro" w:cs="Georgia Pro"/>
-          <w:color w:val="000000" w:themeColor="text1"/>
-        </w:rPr>
-        <w:t xml:space="preserve"> created </w:t>
+      <w:r>
+        <w:rPr>
+          <w:rFonts w:ascii="Georgia Pro" w:eastAsia="Georgia Pro" w:hAnsi="Georgia Pro" w:cs="Georgia Pro"/>
+          <w:color w:val="000000" w:themeColor="text1"/>
+        </w:rPr>
+        <w:t xml:space="preserve">ConfigMap created </w:t>
       </w:r>
     </w:p>
     <w:p>
@@ -6336,23 +5497,7 @@
           <w:rFonts w:ascii="Georgia Pro" w:eastAsia="Georgia Pro" w:hAnsi="Georgia Pro" w:cs="Georgia Pro"/>
           <w:color w:val="000000" w:themeColor="text1"/>
         </w:rPr>
-        <w:t xml:space="preserve">Application consumed </w:t>
-      </w:r>
-      <w:proofErr w:type="spellStart"/>
-      <w:r>
-        <w:rPr>
-          <w:rFonts w:ascii="Georgia Pro" w:eastAsia="Georgia Pro" w:hAnsi="Georgia Pro" w:cs="Georgia Pro"/>
-          <w:color w:val="000000" w:themeColor="text1"/>
-        </w:rPr>
-        <w:t>ConfigMap</w:t>
-      </w:r>
-      <w:proofErr w:type="spellEnd"/>
-      <w:r>
-        <w:rPr>
-          <w:rFonts w:ascii="Georgia Pro" w:eastAsia="Georgia Pro" w:hAnsi="Georgia Pro" w:cs="Georgia Pro"/>
-          <w:color w:val="000000" w:themeColor="text1"/>
-        </w:rPr>
-        <w:t xml:space="preserve"> and Secret </w:t>
+        <w:t xml:space="preserve">Application consumed ConfigMap and Secret </w:t>
       </w:r>
     </w:p>
     <w:p>
@@ -13233,6 +12378,7 @@
   <w:style w:type="character" w:default="1" w:styleId="DefaultParagraphFont">
     <w:name w:val="Default Paragraph Font"/>
     <w:uiPriority w:val="1"/>
+    <w:semiHidden/>
     <w:unhideWhenUsed/>
   </w:style>
   <w:style w:type="table" w:default="1" w:styleId="TableNormal">
